--- a/Fase 2/Evidencias del Proyecto/SICMA_EAV_v1.0.docx
+++ b/Fase 2/Evidencias del Proyecto/SICMA_EAV_v1.0.docx
@@ -529,7 +529,7 @@
         <w:tab/>
       </w:r>
       <w:r>
-        <w:t>11</w:t>
+        <w:t>12</w:t>
       </w:r>
     </w:p>
     <w:p>
@@ -571,7 +571,7 @@
         <w:tab/>
       </w:r>
       <w:r>
-        <w:t>12</w:t>
+        <w:t>13</w:t>
       </w:r>
     </w:p>
     <w:p>
@@ -1325,7 +1325,7 @@
         <w:rPr>
           <w:sz w:val="22"/>
         </w:rPr>
-        <w:t xml:space="preserve">Además, los 9 documentos de diseño y de gestión pasaron a versión 1.0 vigente el 17 de octubre, y queda un tablero Kanban que aún no refleja este avance.</w:t>
+        <w:t>Además, los 11 documentos de diseño y de gestión están en versión vigente, y queda un tablero Kanban que aún no refleja este avance.</w:t>
       </w:r>
     </w:p>
     <w:p>
@@ -1773,7 +1773,7 @@
               <w:rPr>
                 <w:sz w:val="18"/>
               </w:rPr>
-              <w:t xml:space="preserve">9</w:t>
+              <w:t>11</w:t>
             </w:r>
           </w:p>
         </w:tc>
@@ -2560,7 +2560,7 @@
               <w:rPr>
                 <w:sz w:val="18"/>
               </w:rPr>
-              <w:t xml:space="preserve">9 documentos en versión 1.0 con control de cambios</w:t>
+              <w:t>11 documentos en versión vigente con control de cambios</w:t>
             </w:r>
           </w:p>
         </w:tc>
@@ -8208,7 +8208,7 @@
         <w:rPr>
           <w:sz w:val="22"/>
         </w:rPr>
-        <w:t xml:space="preserve">Los 9 documentos de diseño y gestión están en versión 1.0 vigente desde el 17 de octubre, con portada, tabla de contenido y referencias.</w:t>
+        <w:t>Los 11 documentos de diseño y gestión están en versión vigente, con portada, tabla de contenido y referencias.</w:t>
       </w:r>
     </w:p>
     <w:tbl>
@@ -8957,6 +8957,146 @@
               <w:rPr>
                 <w:sz w:val="18"/>
               </w:rPr>
+              <w:t>Resolución de conflictos</w:t>
+            </w:r>
+          </w:p>
+        </w:tc>
+        <w:tc>
+          <w:tcPr>
+            <w:tcW w:w="1968" w:type="dxa"/>
+          </w:tcPr>
+          <w:p>
+            <w:pPr>
+              <w:pStyle w:val="Compact"/>
+              <w:jc w:val="left"/>
+            </w:pPr>
+            <w:r>
+              <w:rPr>
+                <w:sz w:val="18"/>
+              </w:rPr>
+              <w:t>SICMA-RCF</w:t>
+            </w:r>
+          </w:p>
+        </w:tc>
+        <w:tc>
+          <w:tcPr>
+            <w:tcW w:w="1518" w:type="dxa"/>
+          </w:tcPr>
+          <w:p>
+            <w:pPr>
+              <w:pStyle w:val="Compact"/>
+              <w:jc w:val="left"/>
+            </w:pPr>
+            <w:r>
+              <w:rPr>
+                <w:sz w:val="18"/>
+              </w:rPr>
+              <w:t>1.0</w:t>
+            </w:r>
+          </w:p>
+        </w:tc>
+        <w:tc>
+          <w:tcPr>
+            <w:tcW w:w="1975" w:type="dxa"/>
+          </w:tcPr>
+          <w:p>
+            <w:pPr>
+              <w:pStyle w:val="Compact"/>
+              <w:jc w:val="left"/>
+            </w:pPr>
+            <w:r>
+              <w:rPr>
+                <w:sz w:val="18"/>
+              </w:rPr>
+              <w:t>Vigente</w:t>
+            </w:r>
+          </w:p>
+        </w:tc>
+      </w:tr>
+      <w:tr>
+        <w:tc>
+          <w:tcPr>
+            <w:tcW w:w="2457" w:type="dxa"/>
+          </w:tcPr>
+          <w:p>
+            <w:pPr>
+              <w:pStyle w:val="Compact"/>
+              <w:jc w:val="left"/>
+            </w:pPr>
+            <w:r>
+              <w:rPr>
+                <w:sz w:val="18"/>
+              </w:rPr>
+              <w:t>Stakeholders</w:t>
+            </w:r>
+          </w:p>
+        </w:tc>
+        <w:tc>
+          <w:tcPr>
+            <w:tcW w:w="1968" w:type="dxa"/>
+          </w:tcPr>
+          <w:p>
+            <w:pPr>
+              <w:pStyle w:val="Compact"/>
+              <w:jc w:val="left"/>
+            </w:pPr>
+            <w:r>
+              <w:rPr>
+                <w:sz w:val="18"/>
+              </w:rPr>
+              <w:t>SICMA-STK</w:t>
+            </w:r>
+          </w:p>
+        </w:tc>
+        <w:tc>
+          <w:tcPr>
+            <w:tcW w:w="1518" w:type="dxa"/>
+          </w:tcPr>
+          <w:p>
+            <w:pPr>
+              <w:pStyle w:val="Compact"/>
+              <w:jc w:val="left"/>
+            </w:pPr>
+            <w:r>
+              <w:rPr>
+                <w:sz w:val="18"/>
+              </w:rPr>
+              <w:t>1.1</w:t>
+            </w:r>
+          </w:p>
+        </w:tc>
+        <w:tc>
+          <w:tcPr>
+            <w:tcW w:w="1975" w:type="dxa"/>
+          </w:tcPr>
+          <w:p>
+            <w:pPr>
+              <w:pStyle w:val="Compact"/>
+              <w:jc w:val="left"/>
+            </w:pPr>
+            <w:r>
+              <w:rPr>
+                <w:sz w:val="18"/>
+              </w:rPr>
+              <w:t>Vigente</w:t>
+            </w:r>
+          </w:p>
+        </w:tc>
+      </w:tr>
+      <w:tr>
+        <w:tc>
+          <w:tcPr>
+            <w:tcW w:w="2457" w:type="dxa"/>
+          </w:tcPr>
+          <w:p>
+            <w:pPr>
+              <w:pStyle w:val="Compact"/>
+              <w:jc w:val="left"/>
+            </w:pPr>
+            <w:r>
+              <w:rPr>
+                <w:sz w:val="18"/>
+              </w:rPr>
               <w:t xml:space="preserve">Estado de Avance</w:t>
             </w:r>
           </w:p>
@@ -9106,112 +9246,6 @@
                 <w:sz w:val="18"/>
               </w:rPr>
               <w:t xml:space="preserve">Depende de</w:t>
-            </w:r>
-          </w:p>
-        </w:tc>
-      </w:tr>
-      <w:tr>
-        <w:tc>
-          <w:tcPr>
-            <w:tcW w:w="2565" w:type="dxa"/>
-          </w:tcPr>
-          <w:p>
-            <w:pPr>
-              <w:pStyle w:val="Compact"/>
-              <w:jc w:val="left"/>
-            </w:pPr>
-            <w:r>
-              <w:rPr>
-                <w:sz w:val="18"/>
-              </w:rPr>
-              <w:t xml:space="preserve">Stakeholders</w:t>
-            </w:r>
-          </w:p>
-        </w:tc>
-        <w:tc>
-          <w:tcPr>
-            <w:tcW w:w="2039" w:type="dxa"/>
-          </w:tcPr>
-          <w:p>
-            <w:pPr>
-              <w:pStyle w:val="Compact"/>
-              <w:jc w:val="left"/>
-            </w:pPr>
-            <w:r>
-              <w:rPr>
-                <w:sz w:val="18"/>
-              </w:rPr>
-              <w:t xml:space="preserve">Pendiente</w:t>
-            </w:r>
-          </w:p>
-        </w:tc>
-        <w:tc>
-          <w:tcPr>
-            <w:tcW w:w="3314" w:type="dxa"/>
-          </w:tcPr>
-          <w:p>
-            <w:pPr>
-              <w:pStyle w:val="Compact"/>
-              <w:jc w:val="left"/>
-            </w:pPr>
-            <w:r>
-              <w:rPr>
-                <w:sz w:val="18"/>
-              </w:rPr>
-              <w:t xml:space="preserve">La planilla de interesados del equipo</w:t>
-            </w:r>
-          </w:p>
-        </w:tc>
-      </w:tr>
-      <w:tr>
-        <w:tc>
-          <w:tcPr>
-            <w:tcW w:w="2565" w:type="dxa"/>
-          </w:tcPr>
-          <w:p>
-            <w:pPr>
-              <w:pStyle w:val="Compact"/>
-              <w:jc w:val="left"/>
-            </w:pPr>
-            <w:r>
-              <w:rPr>
-                <w:sz w:val="18"/>
-              </w:rPr>
-              <w:t xml:space="preserve">Resolución de conflictos</w:t>
-            </w:r>
-          </w:p>
-        </w:tc>
-        <w:tc>
-          <w:tcPr>
-            <w:tcW w:w="2039" w:type="dxa"/>
-          </w:tcPr>
-          <w:p>
-            <w:pPr>
-              <w:pStyle w:val="Compact"/>
-              <w:jc w:val="left"/>
-            </w:pPr>
-            <w:r>
-              <w:rPr>
-                <w:sz w:val="18"/>
-              </w:rPr>
-              <w:t xml:space="preserve">Pendiente</w:t>
-            </w:r>
-          </w:p>
-        </w:tc>
-        <w:tc>
-          <w:tcPr>
-            <w:tcW w:w="3314" w:type="dxa"/>
-          </w:tcPr>
-          <w:p>
-            <w:pPr>
-              <w:pStyle w:val="Compact"/>
-              <w:jc w:val="left"/>
-            </w:pPr>
-            <w:r>
-              <w:rPr>
-                <w:sz w:val="18"/>
-              </w:rPr>
-              <w:t xml:space="preserve">Roles y reglas de SICMA-PRY</w:t>
             </w:r>
           </w:p>
         </w:tc>
@@ -10339,7 +10373,7 @@
               <w:rPr>
                 <w:sz w:val="18"/>
               </w:rPr>
-              <w:t xml:space="preserve">Documentos de requerimientos, casos de uso, clases, actividad, base de datos, mockups, plan de pruebas, casos de prueba y plan del proyecto</w:t>
+              <w:t>Documentos de requerimientos, casos de uso, clases, actividad, base de datos, mockups, plan de pruebas, casos de prueba, plan del proyecto, resolución de conflictos y stakeholders</w:t>
             </w:r>
           </w:p>
         </w:tc>
@@ -10513,7 +10547,7 @@
               <w:rPr>
                 <w:sz w:val="18"/>
               </w:rPr>
-              <w:t xml:space="preserve">Sin documento</w:t>
+              <w:t>Vigentes en SICMA-RCF 1.0 y SICMA-STK 1.1</w:t>
             </w:r>
           </w:p>
         </w:tc>
@@ -10530,7 +10564,7 @@
               <w:rPr>
                 <w:sz w:val="18"/>
               </w:rPr>
-              <w:t xml:space="preserve">Sin cambio</w:t>
+              <w:t>Pasar a Hecho, con la aprobación del equipo</w:t>
             </w:r>
           </w:p>
         </w:tc>
@@ -11373,7 +11407,7 @@
               <w:rPr>
                 <w:sz w:val="18"/>
               </w:rPr>
-              <w:t xml:space="preserve">10 documentos vigentes; faltan 6</w:t>
+              <w:t>12 documentos vigentes; faltan 4</w:t>
             </w:r>
           </w:p>
         </w:tc>
@@ -13139,7 +13173,7 @@
               <w:rPr>
                 <w:sz w:val="18"/>
               </w:rPr>
-              <w:t xml:space="preserve">9 documentos vigentes en la semana 10</w:t>
+              <w:t>11 documentos de diseño y gestión vigentes</w:t>
             </w:r>
           </w:p>
         </w:tc>
@@ -15820,7 +15854,7 @@
         <w:rPr>
           <w:b w:val="0"/>
         </w:rPr>
-        <w:t>[11] Equipo SICMA. Página de SICMA en Notion y sus bases de Fases, Tareas y Requerimientos.</w:t>
+        <w:t>[11] SICMA-RCF v1.0. Resolución de Conflictos. Equipo SICMA, 2026-10-17.</w:t>
       </w:r>
     </w:p>
     <w:p>
@@ -15833,7 +15867,33 @@
         <w:rPr>
           <w:b w:val="0"/>
         </w:rPr>
-        <w:t>[12] Equipo SICMA. Repositorio del proyecto, https://github.com/AlvaroGonbri/Capstone (carpetas Software y Fase 2).</w:t>
+        <w:t>[12] SICMA-STK v1.1. Stakeholders. Equipo SICMA, 2026-10-17.</w:t>
+      </w:r>
+    </w:p>
+    <w:p>
+      <w:pPr>
+        <w:pStyle w:val="Compact"/>
+        <w:spacing w:after="60"/>
+        <w:ind w:left="510" w:hanging="510"/>
+      </w:pPr>
+      <w:r>
+        <w:rPr>
+          <w:b w:val="0"/>
+        </w:rPr>
+        <w:t>[13] Equipo SICMA. Página de SICMA en Notion y sus bases de Fases, Tareas y Requerimientos.</w:t>
+      </w:r>
+    </w:p>
+    <w:p>
+      <w:pPr>
+        <w:pStyle w:val="Compact"/>
+        <w:spacing w:after="60"/>
+        <w:ind w:left="510" w:hanging="510"/>
+      </w:pPr>
+      <w:r>
+        <w:rPr>
+          <w:b w:val="0"/>
+        </w:rPr>
+        <w:t>[14] Equipo SICMA. Repositorio del proyecto, https://github.com/AlvaroGonbri/Capstone (carpetas Software y Fase 2).</w:t>
       </w:r>
     </w:p>
     <w:p>
@@ -15862,7 +15922,7 @@
         <w:rPr>
           <w:b w:val="0"/>
         </w:rPr>
-        <w:t>[13] ISO/IEC/IEEE 29148:2018. Systems and software engineering, Life cycle processes, Requirements engineering.</w:t>
+        <w:t>[15] ISO/IEC/IEEE 29148:2018. Systems and software engineering, Life cycle processes, Requirements engineering.</w:t>
       </w:r>
     </w:p>
     <w:p>
@@ -15875,7 +15935,7 @@
         <w:rPr>
           <w:b w:val="0"/>
         </w:rPr>
-        <w:t>[14] ISO/IEC 25010:2011. Systems and software engineering, Systems and software Quality Requirements and Evaluation (SQuaRE), System and software quality models.</w:t>
+        <w:t>[16] ISO/IEC 25010:2011. Systems and software engineering, Systems and software Quality Requirements and Evaluation (SQuaRE), System and software quality models.</w:t>
       </w:r>
     </w:p>
     <w:bookmarkEnd w:id="41"/>

--- a/Fase 2/Evidencias del Proyecto/SICMA_EAV_v1.0.docx
+++ b/Fase 2/Evidencias del Proyecto/SICMA_EAV_v1.0.docx
@@ -980,7 +980,7 @@
               <w:rPr>
                 <w:sz w:val="18"/>
               </w:rPr>
-              <w:t xml:space="preserve">, último avance del 17 de octubre), tablero Kanban en Notion, SICMA-REQ v1.0, SICMA-CLA v1.0, SICMA-PLP v1.0, SICMA-CPR v1.0 y SICMA-PRY v1.0</w:t>
+              <w:t>, último avance del 17 de octubre), tablero Kanban en Notion, SICMA-REQ v1.0, SICMA-CLA v1.0, SICMA-PLP v1.0, SICMA-CPR v1.0 y SICMA-PRY v1.1</w:t>
             </w:r>
           </w:p>
         </w:tc>
@@ -1224,7 +1224,7 @@
               <w:rPr>
                 <w:sz w:val="18"/>
               </w:rPr>
-              <w:t>Pasa a estado de avance vigente. Corte de la semana 10: incorpora el avance del 17 de octubre (activos, catálogos, alertas, Zabbix y cambio de contraseña), el avance de la documentación y el monitoreo contra SICMA-PRY v1.0.</w:t>
+              <w:t>Pasa a estado de avance vigente. Corte de la semana 10: incorpora el avance del 17 de octubre (activos, catálogos, alertas, Zabbix y cambio de contraseña), el avance de la documentación y el monitoreo contra SICMA-PRY v1.1.</w:t>
             </w:r>
           </w:p>
         </w:tc>
@@ -1251,7 +1251,7 @@
         <w:rPr>
           <w:sz w:val="22"/>
         </w:rPr>
-        <w:t xml:space="preserve">Este documento informa el avance del proyecto contra su plan (SICMA-PRY v1.0). Compara lo que existe en el código con los requerimientos de SICMA-REQ, el estado del tablero Kanban y el calendario, y deja registrados los ajustes que el equipo debe tomar. Se actualiza en cada corte de avance.</w:t>
+        <w:t>Este documento informa el avance del proyecto contra su plan (SICMA-PRY v1.1). Compara lo que existe en el código con los requerimientos de SICMA-REQ, el estado del tablero Kanban y el calendario, y deja registrados los ajustes que el equipo debe tomar. Se actualiza en cada corte de avance.</w:t>
       </w:r>
     </w:p>
     <w:p>
@@ -14368,7 +14368,7 @@
               <w:rPr>
                 <w:sz w:val="18"/>
               </w:rPr>
-              <w:t xml:space="preserve">SICMA-PRY v1.0</w:t>
+              <w:t>SICMA-PRY v1.1</w:t>
             </w:r>
           </w:p>
         </w:tc>
@@ -15841,7 +15841,7 @@
         <w:rPr>
           <w:b w:val="0"/>
         </w:rPr>
-        <w:t>[10] SICMA-PRY v1.0. Plan del Proyecto. Equipo SICMA, 2026-10-17.</w:t>
+        <w:t>[10] SICMA-PRY v1.1. Plan del Proyecto. Equipo SICMA, 2026-10-24.</w:t>
       </w:r>
     </w:p>
     <w:p>

--- a/Fase 2/Evidencias del Proyecto/SICMA_EAV_v1.0.docx
+++ b/Fase 2/Evidencias del Proyecto/SICMA_EAV_v1.0.docx
@@ -122,6 +122,9 @@
         <w:gridCol w:w="4365"/>
       </w:tblGrid>
       <w:tr>
+        <w:trPr>
+          <w:cantSplit/>
+        </w:trPr>
         <w:tc>
           <w:tcPr>
             <w:tcW w:type="dxa" w:w="4265"/>
@@ -473,7 +476,7 @@
         <w:tab/>
       </w:r>
       <w:r>
-        <w:t>8</w:t>
+        <w:t>9</w:t>
       </w:r>
     </w:p>
     <w:p>
@@ -715,16 +718,17 @@
         </w:tblBorders>
       </w:tblPr>
       <w:tblGrid>
-        <w:gridCol w:w="3421"/>
-        <w:gridCol w:w="4498"/>
+        <w:gridCol w:w="3818"/>
+        <w:gridCol w:w="5020"/>
       </w:tblGrid>
       <w:tr>
         <w:trPr>
           <w:tblHeader w:val="true"/>
-        </w:trPr>
-        <w:tc>
-          <w:tcPr>
-            <w:tcW w:w="3421" w:type="dxa"/>
+          <w:cantSplit/>
+        </w:trPr>
+        <w:tc>
+          <w:tcPr>
+            <w:tcW w:w="3818" w:type="dxa"/>
             <w:shd w:val="clear" w:color="auto" w:fill="D9E2F3"/>
           </w:tcPr>
           <w:p>
@@ -743,7 +747,7 @@
         </w:tc>
         <w:tc>
           <w:tcPr>
-            <w:tcW w:w="4498" w:type="dxa"/>
+            <w:tcW w:w="5020" w:type="dxa"/>
             <w:shd w:val="clear" w:color="auto" w:fill="D9E2F3"/>
           </w:tcPr>
           <w:p>
@@ -762,9 +766,12 @@
         </w:tc>
       </w:tr>
       <w:tr>
-        <w:tc>
-          <w:tcPr>
-            <w:tcW w:w="3421" w:type="dxa"/>
+        <w:trPr>
+          <w:cantSplit/>
+        </w:trPr>
+        <w:tc>
+          <w:tcPr>
+            <w:tcW w:w="3818" w:type="dxa"/>
           </w:tcPr>
           <w:p>
             <w:pPr>
@@ -781,7 +788,7 @@
         </w:tc>
         <w:tc>
           <w:tcPr>
-            <w:tcW w:w="4498" w:type="dxa"/>
+            <w:tcW w:w="5020" w:type="dxa"/>
           </w:tcPr>
           <w:p>
             <w:pPr>
@@ -798,9 +805,12 @@
         </w:tc>
       </w:tr>
       <w:tr>
-        <w:tc>
-          <w:tcPr>
-            <w:tcW w:w="3421" w:type="dxa"/>
+        <w:trPr>
+          <w:cantSplit/>
+        </w:trPr>
+        <w:tc>
+          <w:tcPr>
+            <w:tcW w:w="3818" w:type="dxa"/>
           </w:tcPr>
           <w:p>
             <w:pPr>
@@ -817,7 +827,7 @@
         </w:tc>
         <w:tc>
           <w:tcPr>
-            <w:tcW w:w="4498" w:type="dxa"/>
+            <w:tcW w:w="5020" w:type="dxa"/>
           </w:tcPr>
           <w:p>
             <w:pPr>
@@ -834,9 +844,12 @@
         </w:tc>
       </w:tr>
       <w:tr>
-        <w:tc>
-          <w:tcPr>
-            <w:tcW w:w="3421" w:type="dxa"/>
+        <w:trPr>
+          <w:cantSplit/>
+        </w:trPr>
+        <w:tc>
+          <w:tcPr>
+            <w:tcW w:w="3818" w:type="dxa"/>
           </w:tcPr>
           <w:p>
             <w:pPr>
@@ -853,7 +866,7 @@
         </w:tc>
         <w:tc>
           <w:tcPr>
-            <w:tcW w:w="4498" w:type="dxa"/>
+            <w:tcW w:w="5020" w:type="dxa"/>
           </w:tcPr>
           <w:p>
             <w:pPr>
@@ -870,9 +883,12 @@
         </w:tc>
       </w:tr>
       <w:tr>
-        <w:tc>
-          <w:tcPr>
-            <w:tcW w:w="3421" w:type="dxa"/>
+        <w:trPr>
+          <w:cantSplit/>
+        </w:trPr>
+        <w:tc>
+          <w:tcPr>
+            <w:tcW w:w="3818" w:type="dxa"/>
           </w:tcPr>
           <w:p>
             <w:pPr>
@@ -889,7 +905,7 @@
         </w:tc>
         <w:tc>
           <w:tcPr>
-            <w:tcW w:w="4498" w:type="dxa"/>
+            <w:tcW w:w="5020" w:type="dxa"/>
           </w:tcPr>
           <w:p>
             <w:pPr>
@@ -906,9 +922,12 @@
         </w:tc>
       </w:tr>
       <w:tr>
-        <w:tc>
-          <w:tcPr>
-            <w:tcW w:w="3421" w:type="dxa"/>
+        <w:trPr>
+          <w:cantSplit/>
+        </w:trPr>
+        <w:tc>
+          <w:tcPr>
+            <w:tcW w:w="3818" w:type="dxa"/>
           </w:tcPr>
           <w:p>
             <w:pPr>
@@ -925,7 +944,7 @@
         </w:tc>
         <w:tc>
           <w:tcPr>
-            <w:tcW w:w="4498" w:type="dxa"/>
+            <w:tcW w:w="5020" w:type="dxa"/>
           </w:tcPr>
           <w:p>
             <w:pPr>
@@ -1006,11 +1025,12 @@
         <w:gridCol w:w="972"/>
         <w:gridCol w:w="1237"/>
         <w:gridCol w:w="1502"/>
-        <w:gridCol w:w="5126"/>
+        <w:gridCol w:w="5127"/>
       </w:tblGrid>
       <w:tr>
         <w:trPr>
           <w:tblHeader w:val="true"/>
+          <w:cantSplit/>
         </w:trPr>
         <w:tc>
           <w:tcPr>
@@ -1071,7 +1091,7 @@
         </w:tc>
         <w:tc>
           <w:tcPr>
-            <w:tcW w:w="5126" w:type="dxa"/>
+            <w:tcW w:w="5127" w:type="dxa"/>
             <w:shd w:val="clear" w:color="auto" w:fill="D9E2F3"/>
           </w:tcPr>
           <w:p>
@@ -1090,6 +1110,9 @@
         </w:tc>
       </w:tr>
       <w:tr>
+        <w:trPr>
+          <w:cantSplit/>
+        </w:trPr>
         <w:tc>
           <w:tcPr>
             <w:tcW w:w="972" w:type="dxa"/>
@@ -1143,7 +1166,7 @@
         </w:tc>
         <w:tc>
           <w:tcPr>
-            <w:tcW w:w="5126" w:type="dxa"/>
+            <w:tcW w:w="5127" w:type="dxa"/>
           </w:tcPr>
           <w:p>
             <w:pPr>
@@ -1160,6 +1183,9 @@
         </w:tc>
       </w:tr>
       <w:tr>
+        <w:trPr>
+          <w:cantSplit/>
+        </w:trPr>
         <w:tc>
           <w:tcPr>
             <w:tcW w:w="972" w:type="dxa"/>
@@ -1213,7 +1239,7 @@
         </w:tc>
         <w:tc>
           <w:tcPr>
-            <w:tcW w:w="5126" w:type="dxa"/>
+            <w:tcW w:w="5127" w:type="dxa"/>
           </w:tcPr>
           <w:p>
             <w:pPr>
@@ -1358,17 +1384,18 @@
         </w:tblBorders>
       </w:tblPr>
       <w:tblGrid>
-        <w:gridCol w:w="3360"/>
-        <w:gridCol w:w="2440"/>
-        <w:gridCol w:w="2119"/>
+        <w:gridCol w:w="3750"/>
+        <w:gridCol w:w="2723"/>
+        <w:gridCol w:w="2365"/>
       </w:tblGrid>
       <w:tr>
         <w:trPr>
           <w:tblHeader w:val="true"/>
-        </w:trPr>
-        <w:tc>
-          <w:tcPr>
-            <w:tcW w:w="3360" w:type="dxa"/>
+          <w:cantSplit/>
+        </w:trPr>
+        <w:tc>
+          <w:tcPr>
+            <w:tcW w:w="3750" w:type="dxa"/>
             <w:shd w:val="clear" w:color="auto" w:fill="D9E2F3"/>
           </w:tcPr>
           <w:p>
@@ -1387,7 +1414,7 @@
         </w:tc>
         <w:tc>
           <w:tcPr>
-            <w:tcW w:w="2440" w:type="dxa"/>
+            <w:tcW w:w="2723" w:type="dxa"/>
             <w:shd w:val="clear" w:color="auto" w:fill="D9E2F3"/>
           </w:tcPr>
           <w:p>
@@ -1406,7 +1433,7 @@
         </w:tc>
         <w:tc>
           <w:tcPr>
-            <w:tcW w:w="2119" w:type="dxa"/>
+            <w:tcW w:w="2365" w:type="dxa"/>
             <w:shd w:val="clear" w:color="auto" w:fill="D9E2F3"/>
           </w:tcPr>
           <w:p>
@@ -1425,9 +1452,12 @@
         </w:tc>
       </w:tr>
       <w:tr>
-        <w:tc>
-          <w:tcPr>
-            <w:tcW w:w="3360" w:type="dxa"/>
+        <w:trPr>
+          <w:cantSplit/>
+        </w:trPr>
+        <w:tc>
+          <w:tcPr>
+            <w:tcW w:w="3750" w:type="dxa"/>
           </w:tcPr>
           <w:p>
             <w:pPr>
@@ -1444,7 +1474,7 @@
         </w:tc>
         <w:tc>
           <w:tcPr>
-            <w:tcW w:w="2440" w:type="dxa"/>
+            <w:tcW w:w="2723" w:type="dxa"/>
           </w:tcPr>
           <w:p>
             <w:pPr>
@@ -1461,7 +1491,7 @@
         </w:tc>
         <w:tc>
           <w:tcPr>
-            <w:tcW w:w="2119" w:type="dxa"/>
+            <w:tcW w:w="2365" w:type="dxa"/>
           </w:tcPr>
           <w:p>
             <w:pPr>
@@ -1478,9 +1508,12 @@
         </w:tc>
       </w:tr>
       <w:tr>
-        <w:tc>
-          <w:tcPr>
-            <w:tcW w:w="3360" w:type="dxa"/>
+        <w:trPr>
+          <w:cantSplit/>
+        </w:trPr>
+        <w:tc>
+          <w:tcPr>
+            <w:tcW w:w="3750" w:type="dxa"/>
           </w:tcPr>
           <w:p>
             <w:pPr>
@@ -1497,7 +1530,7 @@
         </w:tc>
         <w:tc>
           <w:tcPr>
-            <w:tcW w:w="2440" w:type="dxa"/>
+            <w:tcW w:w="2723" w:type="dxa"/>
           </w:tcPr>
           <w:p>
             <w:pPr>
@@ -1514,7 +1547,7 @@
         </w:tc>
         <w:tc>
           <w:tcPr>
-            <w:tcW w:w="2119" w:type="dxa"/>
+            <w:tcW w:w="2365" w:type="dxa"/>
           </w:tcPr>
           <w:p>
             <w:pPr>
@@ -1531,9 +1564,12 @@
         </w:tc>
       </w:tr>
       <w:tr>
-        <w:tc>
-          <w:tcPr>
-            <w:tcW w:w="3360" w:type="dxa"/>
+        <w:trPr>
+          <w:cantSplit/>
+        </w:trPr>
+        <w:tc>
+          <w:tcPr>
+            <w:tcW w:w="3750" w:type="dxa"/>
           </w:tcPr>
           <w:p>
             <w:pPr>
@@ -1550,7 +1586,7 @@
         </w:tc>
         <w:tc>
           <w:tcPr>
-            <w:tcW w:w="2440" w:type="dxa"/>
+            <w:tcW w:w="2723" w:type="dxa"/>
           </w:tcPr>
           <w:p>
             <w:pPr>
@@ -1567,7 +1603,7 @@
         </w:tc>
         <w:tc>
           <w:tcPr>
-            <w:tcW w:w="2119" w:type="dxa"/>
+            <w:tcW w:w="2365" w:type="dxa"/>
           </w:tcPr>
           <w:p>
             <w:pPr>
@@ -1584,9 +1620,12 @@
         </w:tc>
       </w:tr>
       <w:tr>
-        <w:tc>
-          <w:tcPr>
-            <w:tcW w:w="3360" w:type="dxa"/>
+        <w:trPr>
+          <w:cantSplit/>
+        </w:trPr>
+        <w:tc>
+          <w:tcPr>
+            <w:tcW w:w="3750" w:type="dxa"/>
           </w:tcPr>
           <w:p>
             <w:pPr>
@@ -1603,7 +1642,7 @@
         </w:tc>
         <w:tc>
           <w:tcPr>
-            <w:tcW w:w="2440" w:type="dxa"/>
+            <w:tcW w:w="2723" w:type="dxa"/>
           </w:tcPr>
           <w:p>
             <w:pPr>
@@ -1620,7 +1659,7 @@
         </w:tc>
         <w:tc>
           <w:tcPr>
-            <w:tcW w:w="2119" w:type="dxa"/>
+            <w:tcW w:w="2365" w:type="dxa"/>
           </w:tcPr>
           <w:p>
             <w:pPr>
@@ -1637,9 +1676,12 @@
         </w:tc>
       </w:tr>
       <w:tr>
-        <w:tc>
-          <w:tcPr>
-            <w:tcW w:w="3360" w:type="dxa"/>
+        <w:trPr>
+          <w:cantSplit/>
+        </w:trPr>
+        <w:tc>
+          <w:tcPr>
+            <w:tcW w:w="3750" w:type="dxa"/>
           </w:tcPr>
           <w:p>
             <w:pPr>
@@ -1656,7 +1698,7 @@
         </w:tc>
         <w:tc>
           <w:tcPr>
-            <w:tcW w:w="2440" w:type="dxa"/>
+            <w:tcW w:w="2723" w:type="dxa"/>
           </w:tcPr>
           <w:p>
             <w:pPr>
@@ -1673,7 +1715,7 @@
         </w:tc>
         <w:tc>
           <w:tcPr>
-            <w:tcW w:w="2119" w:type="dxa"/>
+            <w:tcW w:w="2365" w:type="dxa"/>
           </w:tcPr>
           <w:p>
             <w:pPr>
@@ -1690,9 +1732,12 @@
         </w:tc>
       </w:tr>
       <w:tr>
-        <w:tc>
-          <w:tcPr>
-            <w:tcW w:w="3360" w:type="dxa"/>
+        <w:trPr>
+          <w:cantSplit/>
+        </w:trPr>
+        <w:tc>
+          <w:tcPr>
+            <w:tcW w:w="3750" w:type="dxa"/>
           </w:tcPr>
           <w:p>
             <w:pPr>
@@ -1709,7 +1754,7 @@
         </w:tc>
         <w:tc>
           <w:tcPr>
-            <w:tcW w:w="2440" w:type="dxa"/>
+            <w:tcW w:w="2723" w:type="dxa"/>
           </w:tcPr>
           <w:p>
             <w:pPr>
@@ -1726,7 +1771,7 @@
         </w:tc>
         <w:tc>
           <w:tcPr>
-            <w:tcW w:w="2119" w:type="dxa"/>
+            <w:tcW w:w="2365" w:type="dxa"/>
           </w:tcPr>
           <w:p>
             <w:pPr>
@@ -1743,9 +1788,12 @@
         </w:tc>
       </w:tr>
       <w:tr>
-        <w:tc>
-          <w:tcPr>
-            <w:tcW w:w="3360" w:type="dxa"/>
+        <w:trPr>
+          <w:cantSplit/>
+        </w:trPr>
+        <w:tc>
+          <w:tcPr>
+            <w:tcW w:w="3750" w:type="dxa"/>
           </w:tcPr>
           <w:p>
             <w:pPr>
@@ -1762,7 +1810,7 @@
         </w:tc>
         <w:tc>
           <w:tcPr>
-            <w:tcW w:w="2440" w:type="dxa"/>
+            <w:tcW w:w="2723" w:type="dxa"/>
           </w:tcPr>
           <w:p>
             <w:pPr>
@@ -1779,7 +1827,7 @@
         </w:tc>
         <w:tc>
           <w:tcPr>
-            <w:tcW w:w="2119" w:type="dxa"/>
+            <w:tcW w:w="2365" w:type="dxa"/>
           </w:tcPr>
           <w:p>
             <w:pPr>
@@ -1796,9 +1844,12 @@
         </w:tc>
       </w:tr>
       <w:tr>
-        <w:tc>
-          <w:tcPr>
-            <w:tcW w:w="3360" w:type="dxa"/>
+        <w:trPr>
+          <w:cantSplit/>
+        </w:trPr>
+        <w:tc>
+          <w:tcPr>
+            <w:tcW w:w="3750" w:type="dxa"/>
           </w:tcPr>
           <w:p>
             <w:pPr>
@@ -1815,7 +1866,7 @@
         </w:tc>
         <w:tc>
           <w:tcPr>
-            <w:tcW w:w="2440" w:type="dxa"/>
+            <w:tcW w:w="2723" w:type="dxa"/>
           </w:tcPr>
           <w:p>
             <w:pPr>
@@ -1832,7 +1883,7 @@
         </w:tc>
         <w:tc>
           <w:tcPr>
-            <w:tcW w:w="2119" w:type="dxa"/>
+            <w:tcW w:w="2365" w:type="dxa"/>
           </w:tcPr>
           <w:p>
             <w:pPr>
@@ -1849,9 +1900,12 @@
         </w:tc>
       </w:tr>
       <w:tr>
-        <w:tc>
-          <w:tcPr>
-            <w:tcW w:w="3360" w:type="dxa"/>
+        <w:trPr>
+          <w:cantSplit/>
+        </w:trPr>
+        <w:tc>
+          <w:tcPr>
+            <w:tcW w:w="3750" w:type="dxa"/>
           </w:tcPr>
           <w:p>
             <w:pPr>
@@ -1868,7 +1922,7 @@
         </w:tc>
         <w:tc>
           <w:tcPr>
-            <w:tcW w:w="2440" w:type="dxa"/>
+            <w:tcW w:w="2723" w:type="dxa"/>
           </w:tcPr>
           <w:p>
             <w:pPr>
@@ -1885,7 +1939,7 @@
         </w:tc>
         <w:tc>
           <w:tcPr>
-            <w:tcW w:w="2119" w:type="dxa"/>
+            <w:tcW w:w="2365" w:type="dxa"/>
           </w:tcPr>
           <w:p>
             <w:pPr>
@@ -2030,16 +2084,17 @@
         </w:tblBorders>
       </w:tblPr>
       <w:tblGrid>
-        <w:gridCol w:w="2719"/>
-        <w:gridCol w:w="5200"/>
+        <w:gridCol w:w="3035"/>
+        <w:gridCol w:w="5803"/>
       </w:tblGrid>
       <w:tr>
         <w:trPr>
           <w:tblHeader w:val="true"/>
-        </w:trPr>
-        <w:tc>
-          <w:tcPr>
-            <w:tcW w:w="2719" w:type="dxa"/>
+          <w:cantSplit/>
+        </w:trPr>
+        <w:tc>
+          <w:tcPr>
+            <w:tcW w:w="3035" w:type="dxa"/>
             <w:shd w:val="clear" w:color="auto" w:fill="D9E2F3"/>
           </w:tcPr>
           <w:p>
@@ -2058,7 +2113,7 @@
         </w:tc>
         <w:tc>
           <w:tcPr>
-            <w:tcW w:w="5200" w:type="dxa"/>
+            <w:tcW w:w="5803" w:type="dxa"/>
             <w:shd w:val="clear" w:color="auto" w:fill="D9E2F3"/>
           </w:tcPr>
           <w:p>
@@ -2077,9 +2132,12 @@
         </w:tc>
       </w:tr>
       <w:tr>
-        <w:tc>
-          <w:tcPr>
-            <w:tcW w:w="2719" w:type="dxa"/>
+        <w:trPr>
+          <w:cantSplit/>
+        </w:trPr>
+        <w:tc>
+          <w:tcPr>
+            <w:tcW w:w="3035" w:type="dxa"/>
           </w:tcPr>
           <w:p>
             <w:pPr>
@@ -2096,7 +2154,7 @@
         </w:tc>
         <w:tc>
           <w:tcPr>
-            <w:tcW w:w="5200" w:type="dxa"/>
+            <w:tcW w:w="5803" w:type="dxa"/>
           </w:tcPr>
           <w:p>
             <w:pPr>
@@ -2113,9 +2171,12 @@
         </w:tc>
       </w:tr>
       <w:tr>
-        <w:tc>
-          <w:tcPr>
-            <w:tcW w:w="2719" w:type="dxa"/>
+        <w:trPr>
+          <w:cantSplit/>
+        </w:trPr>
+        <w:tc>
+          <w:tcPr>
+            <w:tcW w:w="3035" w:type="dxa"/>
           </w:tcPr>
           <w:p>
             <w:pPr>
@@ -2132,7 +2193,7 @@
         </w:tc>
         <w:tc>
           <w:tcPr>
-            <w:tcW w:w="5200" w:type="dxa"/>
+            <w:tcW w:w="5803" w:type="dxa"/>
           </w:tcPr>
           <w:p>
             <w:pPr>
@@ -2149,9 +2210,12 @@
         </w:tc>
       </w:tr>
       <w:tr>
-        <w:tc>
-          <w:tcPr>
-            <w:tcW w:w="2719" w:type="dxa"/>
+        <w:trPr>
+          <w:cantSplit/>
+        </w:trPr>
+        <w:tc>
+          <w:tcPr>
+            <w:tcW w:w="3035" w:type="dxa"/>
           </w:tcPr>
           <w:p>
             <w:pPr>
@@ -2168,7 +2232,7 @@
         </w:tc>
         <w:tc>
           <w:tcPr>
-            <w:tcW w:w="5200" w:type="dxa"/>
+            <w:tcW w:w="5803" w:type="dxa"/>
           </w:tcPr>
           <w:p>
             <w:pPr>
@@ -2185,9 +2249,12 @@
         </w:tc>
       </w:tr>
       <w:tr>
-        <w:tc>
-          <w:tcPr>
-            <w:tcW w:w="2719" w:type="dxa"/>
+        <w:trPr>
+          <w:cantSplit/>
+        </w:trPr>
+        <w:tc>
+          <w:tcPr>
+            <w:tcW w:w="3035" w:type="dxa"/>
           </w:tcPr>
           <w:p>
             <w:pPr>
@@ -2204,7 +2271,7 @@
         </w:tc>
         <w:tc>
           <w:tcPr>
-            <w:tcW w:w="5200" w:type="dxa"/>
+            <w:tcW w:w="5803" w:type="dxa"/>
           </w:tcPr>
           <w:p>
             <w:pPr>
@@ -2275,16 +2342,17 @@
         </w:tblBorders>
       </w:tblPr>
       <w:tblGrid>
-        <w:gridCol w:w="3123"/>
-        <w:gridCol w:w="4796"/>
+        <w:gridCol w:w="3485"/>
+        <w:gridCol w:w="5353"/>
       </w:tblGrid>
       <w:tr>
         <w:trPr>
           <w:tblHeader w:val="true"/>
-        </w:trPr>
-        <w:tc>
-          <w:tcPr>
-            <w:tcW w:w="3123" w:type="dxa"/>
+          <w:cantSplit/>
+        </w:trPr>
+        <w:tc>
+          <w:tcPr>
+            <w:tcW w:w="3485" w:type="dxa"/>
             <w:shd w:val="clear" w:color="auto" w:fill="D9E2F3"/>
           </w:tcPr>
           <w:p>
@@ -2303,7 +2371,7 @@
         </w:tc>
         <w:tc>
           <w:tcPr>
-            <w:tcW w:w="4796" w:type="dxa"/>
+            <w:tcW w:w="5353" w:type="dxa"/>
             <w:shd w:val="clear" w:color="auto" w:fill="D9E2F3"/>
           </w:tcPr>
           <w:p>
@@ -2322,9 +2390,12 @@
         </w:tc>
       </w:tr>
       <w:tr>
-        <w:tc>
-          <w:tcPr>
-            <w:tcW w:w="3123" w:type="dxa"/>
+        <w:trPr>
+          <w:cantSplit/>
+        </w:trPr>
+        <w:tc>
+          <w:tcPr>
+            <w:tcW w:w="3485" w:type="dxa"/>
           </w:tcPr>
           <w:p>
             <w:pPr>
@@ -2341,7 +2412,7 @@
         </w:tc>
         <w:tc>
           <w:tcPr>
-            <w:tcW w:w="4796" w:type="dxa"/>
+            <w:tcW w:w="5353" w:type="dxa"/>
           </w:tcPr>
           <w:p>
             <w:pPr>
@@ -2371,9 +2442,12 @@
         </w:tc>
       </w:tr>
       <w:tr>
-        <w:tc>
-          <w:tcPr>
-            <w:tcW w:w="3123" w:type="dxa"/>
+        <w:trPr>
+          <w:cantSplit/>
+        </w:trPr>
+        <w:tc>
+          <w:tcPr>
+            <w:tcW w:w="3485" w:type="dxa"/>
           </w:tcPr>
           <w:p>
             <w:pPr>
@@ -2390,7 +2464,7 @@
         </w:tc>
         <w:tc>
           <w:tcPr>
-            <w:tcW w:w="4796" w:type="dxa"/>
+            <w:tcW w:w="5353" w:type="dxa"/>
           </w:tcPr>
           <w:p>
             <w:pPr>
@@ -2407,9 +2481,12 @@
         </w:tc>
       </w:tr>
       <w:tr>
-        <w:tc>
-          <w:tcPr>
-            <w:tcW w:w="3123" w:type="dxa"/>
+        <w:trPr>
+          <w:cantSplit/>
+        </w:trPr>
+        <w:tc>
+          <w:tcPr>
+            <w:tcW w:w="3485" w:type="dxa"/>
           </w:tcPr>
           <w:p>
             <w:pPr>
@@ -2426,7 +2503,7 @@
         </w:tc>
         <w:tc>
           <w:tcPr>
-            <w:tcW w:w="4796" w:type="dxa"/>
+            <w:tcW w:w="5353" w:type="dxa"/>
           </w:tcPr>
           <w:p>
             <w:pPr>
@@ -2494,9 +2571,12 @@
         </w:tc>
       </w:tr>
       <w:tr>
-        <w:tc>
-          <w:tcPr>
-            <w:tcW w:w="3123" w:type="dxa"/>
+        <w:trPr>
+          <w:cantSplit/>
+        </w:trPr>
+        <w:tc>
+          <w:tcPr>
+            <w:tcW w:w="3485" w:type="dxa"/>
           </w:tcPr>
           <w:p>
             <w:pPr>
@@ -2513,7 +2593,7 @@
         </w:tc>
         <w:tc>
           <w:tcPr>
-            <w:tcW w:w="4796" w:type="dxa"/>
+            <w:tcW w:w="5353" w:type="dxa"/>
           </w:tcPr>
           <w:p>
             <w:pPr>
@@ -2530,9 +2610,12 @@
         </w:tc>
       </w:tr>
       <w:tr>
-        <w:tc>
-          <w:tcPr>
-            <w:tcW w:w="3123" w:type="dxa"/>
+        <w:trPr>
+          <w:cantSplit/>
+        </w:trPr>
+        <w:tc>
+          <w:tcPr>
+            <w:tcW w:w="3485" w:type="dxa"/>
           </w:tcPr>
           <w:p>
             <w:pPr>
@@ -2549,7 +2632,7 @@
         </w:tc>
         <w:tc>
           <w:tcPr>
-            <w:tcW w:w="4796" w:type="dxa"/>
+            <w:tcW w:w="5353" w:type="dxa"/>
           </w:tcPr>
           <w:p>
             <w:pPr>
@@ -2717,16 +2800,17 @@
         </w:tblBorders>
       </w:tblPr>
       <w:tblGrid>
-        <w:gridCol w:w="2552"/>
-        <w:gridCol w:w="5367"/>
+        <w:gridCol w:w="2848"/>
+        <w:gridCol w:w="5990"/>
       </w:tblGrid>
       <w:tr>
         <w:trPr>
           <w:tblHeader w:val="true"/>
-        </w:trPr>
-        <w:tc>
-          <w:tcPr>
-            <w:tcW w:w="2552" w:type="dxa"/>
+          <w:cantSplit/>
+        </w:trPr>
+        <w:tc>
+          <w:tcPr>
+            <w:tcW w:w="2848" w:type="dxa"/>
             <w:shd w:val="clear" w:color="auto" w:fill="D9E2F3"/>
           </w:tcPr>
           <w:p>
@@ -2745,7 +2829,7 @@
         </w:tc>
         <w:tc>
           <w:tcPr>
-            <w:tcW w:w="5367" w:type="dxa"/>
+            <w:tcW w:w="5990" w:type="dxa"/>
             <w:shd w:val="clear" w:color="auto" w:fill="D9E2F3"/>
           </w:tcPr>
           <w:p>
@@ -2764,9 +2848,12 @@
         </w:tc>
       </w:tr>
       <w:tr>
-        <w:tc>
-          <w:tcPr>
-            <w:tcW w:w="2552" w:type="dxa"/>
+        <w:trPr>
+          <w:cantSplit/>
+        </w:trPr>
+        <w:tc>
+          <w:tcPr>
+            <w:tcW w:w="2848" w:type="dxa"/>
           </w:tcPr>
           <w:p>
             <w:pPr>
@@ -2784,7 +2871,7 @@
         </w:tc>
         <w:tc>
           <w:tcPr>
-            <w:tcW w:w="5367" w:type="dxa"/>
+            <w:tcW w:w="5990" w:type="dxa"/>
           </w:tcPr>
           <w:p>
             <w:pPr>
@@ -2801,9 +2888,12 @@
         </w:tc>
       </w:tr>
       <w:tr>
-        <w:tc>
-          <w:tcPr>
-            <w:tcW w:w="2552" w:type="dxa"/>
+        <w:trPr>
+          <w:cantSplit/>
+        </w:trPr>
+        <w:tc>
+          <w:tcPr>
+            <w:tcW w:w="2848" w:type="dxa"/>
           </w:tcPr>
           <w:p>
             <w:pPr>
@@ -2821,7 +2911,7 @@
         </w:tc>
         <w:tc>
           <w:tcPr>
-            <w:tcW w:w="5367" w:type="dxa"/>
+            <w:tcW w:w="5990" w:type="dxa"/>
           </w:tcPr>
           <w:p>
             <w:pPr>
@@ -2876,9 +2966,12 @@
         </w:tc>
       </w:tr>
       <w:tr>
-        <w:tc>
-          <w:tcPr>
-            <w:tcW w:w="2552" w:type="dxa"/>
+        <w:trPr>
+          <w:cantSplit/>
+        </w:trPr>
+        <w:tc>
+          <w:tcPr>
+            <w:tcW w:w="2848" w:type="dxa"/>
           </w:tcPr>
           <w:p>
             <w:pPr>
@@ -2896,7 +2989,7 @@
         </w:tc>
         <w:tc>
           <w:tcPr>
-            <w:tcW w:w="5367" w:type="dxa"/>
+            <w:tcW w:w="5990" w:type="dxa"/>
           </w:tcPr>
           <w:p>
             <w:pPr>
@@ -2913,9 +3006,12 @@
         </w:tc>
       </w:tr>
       <w:tr>
-        <w:tc>
-          <w:tcPr>
-            <w:tcW w:w="2552" w:type="dxa"/>
+        <w:trPr>
+          <w:cantSplit/>
+        </w:trPr>
+        <w:tc>
+          <w:tcPr>
+            <w:tcW w:w="2848" w:type="dxa"/>
           </w:tcPr>
           <w:p>
             <w:pPr>
@@ -2933,7 +3029,7 @@
         </w:tc>
         <w:tc>
           <w:tcPr>
-            <w:tcW w:w="5367" w:type="dxa"/>
+            <w:tcW w:w="5990" w:type="dxa"/>
           </w:tcPr>
           <w:p>
             <w:pPr>
@@ -2950,9 +3046,12 @@
         </w:tc>
       </w:tr>
       <w:tr>
-        <w:tc>
-          <w:tcPr>
-            <w:tcW w:w="2552" w:type="dxa"/>
+        <w:trPr>
+          <w:cantSplit/>
+        </w:trPr>
+        <w:tc>
+          <w:tcPr>
+            <w:tcW w:w="2848" w:type="dxa"/>
           </w:tcPr>
           <w:p>
             <w:pPr>
@@ -2970,7 +3069,7 @@
         </w:tc>
         <w:tc>
           <w:tcPr>
-            <w:tcW w:w="5367" w:type="dxa"/>
+            <w:tcW w:w="5990" w:type="dxa"/>
           </w:tcPr>
           <w:p>
             <w:pPr>
@@ -2987,9 +3086,12 @@
         </w:tc>
       </w:tr>
       <w:tr>
-        <w:tc>
-          <w:tcPr>
-            <w:tcW w:w="2552" w:type="dxa"/>
+        <w:trPr>
+          <w:cantSplit/>
+        </w:trPr>
+        <w:tc>
+          <w:tcPr>
+            <w:tcW w:w="2848" w:type="dxa"/>
           </w:tcPr>
           <w:p>
             <w:pPr>
@@ -3007,7 +3109,7 @@
         </w:tc>
         <w:tc>
           <w:tcPr>
-            <w:tcW w:w="5367" w:type="dxa"/>
+            <w:tcW w:w="5990" w:type="dxa"/>
           </w:tcPr>
           <w:p>
             <w:pPr>
@@ -3064,16 +3166,17 @@
         </w:tblBorders>
       </w:tblPr>
       <w:tblGrid>
-        <w:gridCol w:w="3706"/>
-        <w:gridCol w:w="4213"/>
+        <w:gridCol w:w="4136"/>
+        <w:gridCol w:w="4702"/>
       </w:tblGrid>
       <w:tr>
         <w:trPr>
           <w:tblHeader w:val="true"/>
-        </w:trPr>
-        <w:tc>
-          <w:tcPr>
-            <w:tcW w:w="3706" w:type="dxa"/>
+          <w:cantSplit/>
+        </w:trPr>
+        <w:tc>
+          <w:tcPr>
+            <w:tcW w:w="4136" w:type="dxa"/>
             <w:shd w:val="clear" w:color="auto" w:fill="D9E2F3"/>
           </w:tcPr>
           <w:p>
@@ -3092,7 +3195,7 @@
         </w:tc>
         <w:tc>
           <w:tcPr>
-            <w:tcW w:w="4213" w:type="dxa"/>
+            <w:tcW w:w="4702" w:type="dxa"/>
             <w:shd w:val="clear" w:color="auto" w:fill="D9E2F3"/>
           </w:tcPr>
           <w:p>
@@ -3111,9 +3214,12 @@
         </w:tc>
       </w:tr>
       <w:tr>
-        <w:tc>
-          <w:tcPr>
-            <w:tcW w:w="3706" w:type="dxa"/>
+        <w:trPr>
+          <w:cantSplit/>
+        </w:trPr>
+        <w:tc>
+          <w:tcPr>
+            <w:tcW w:w="4136" w:type="dxa"/>
           </w:tcPr>
           <w:p>
             <w:pPr>
@@ -3130,7 +3236,7 @@
         </w:tc>
         <w:tc>
           <w:tcPr>
-            <w:tcW w:w="4213" w:type="dxa"/>
+            <w:tcW w:w="4702" w:type="dxa"/>
           </w:tcPr>
           <w:p>
             <w:pPr>
@@ -3147,9 +3253,12 @@
         </w:tc>
       </w:tr>
       <w:tr>
-        <w:tc>
-          <w:tcPr>
-            <w:tcW w:w="3706" w:type="dxa"/>
+        <w:trPr>
+          <w:cantSplit/>
+        </w:trPr>
+        <w:tc>
+          <w:tcPr>
+            <w:tcW w:w="4136" w:type="dxa"/>
           </w:tcPr>
           <w:p>
             <w:pPr>
@@ -3166,7 +3275,7 @@
         </w:tc>
         <w:tc>
           <w:tcPr>
-            <w:tcW w:w="4213" w:type="dxa"/>
+            <w:tcW w:w="4702" w:type="dxa"/>
           </w:tcPr>
           <w:p>
             <w:pPr>
@@ -3183,9 +3292,12 @@
         </w:tc>
       </w:tr>
       <w:tr>
-        <w:tc>
-          <w:tcPr>
-            <w:tcW w:w="3706" w:type="dxa"/>
+        <w:trPr>
+          <w:cantSplit/>
+        </w:trPr>
+        <w:tc>
+          <w:tcPr>
+            <w:tcW w:w="4136" w:type="dxa"/>
           </w:tcPr>
           <w:p>
             <w:pPr>
@@ -3202,7 +3314,7 @@
         </w:tc>
         <w:tc>
           <w:tcPr>
-            <w:tcW w:w="4213" w:type="dxa"/>
+            <w:tcW w:w="4702" w:type="dxa"/>
           </w:tcPr>
           <w:p>
             <w:pPr>
@@ -3219,9 +3331,12 @@
         </w:tc>
       </w:tr>
       <w:tr>
-        <w:tc>
-          <w:tcPr>
-            <w:tcW w:w="3706" w:type="dxa"/>
+        <w:trPr>
+          <w:cantSplit/>
+        </w:trPr>
+        <w:tc>
+          <w:tcPr>
+            <w:tcW w:w="4136" w:type="dxa"/>
           </w:tcPr>
           <w:p>
             <w:pPr>
@@ -3238,7 +3353,7 @@
         </w:tc>
         <w:tc>
           <w:tcPr>
-            <w:tcW w:w="4213" w:type="dxa"/>
+            <w:tcW w:w="4702" w:type="dxa"/>
           </w:tcPr>
           <w:p>
             <w:pPr>
@@ -3255,9 +3370,12 @@
         </w:tc>
       </w:tr>
       <w:tr>
-        <w:tc>
-          <w:tcPr>
-            <w:tcW w:w="3706" w:type="dxa"/>
+        <w:trPr>
+          <w:cantSplit/>
+        </w:trPr>
+        <w:tc>
+          <w:tcPr>
+            <w:tcW w:w="4136" w:type="dxa"/>
           </w:tcPr>
           <w:p>
             <w:pPr>
@@ -3274,7 +3392,7 @@
         </w:tc>
         <w:tc>
           <w:tcPr>
-            <w:tcW w:w="4213" w:type="dxa"/>
+            <w:tcW w:w="4702" w:type="dxa"/>
           </w:tcPr>
           <w:p>
             <w:pPr>
@@ -3291,9 +3409,12 @@
         </w:tc>
       </w:tr>
       <w:tr>
-        <w:tc>
-          <w:tcPr>
-            <w:tcW w:w="3706" w:type="dxa"/>
+        <w:trPr>
+          <w:cantSplit/>
+        </w:trPr>
+        <w:tc>
+          <w:tcPr>
+            <w:tcW w:w="4136" w:type="dxa"/>
           </w:tcPr>
           <w:p>
             <w:pPr>
@@ -3310,7 +3431,7 @@
         </w:tc>
         <w:tc>
           <w:tcPr>
-            <w:tcW w:w="4213" w:type="dxa"/>
+            <w:tcW w:w="4702" w:type="dxa"/>
           </w:tcPr>
           <w:p>
             <w:pPr>
@@ -3327,9 +3448,12 @@
         </w:tc>
       </w:tr>
       <w:tr>
-        <w:tc>
-          <w:tcPr>
-            <w:tcW w:w="3706" w:type="dxa"/>
+        <w:trPr>
+          <w:cantSplit/>
+        </w:trPr>
+        <w:tc>
+          <w:tcPr>
+            <w:tcW w:w="4136" w:type="dxa"/>
           </w:tcPr>
           <w:p>
             <w:pPr>
@@ -3346,7 +3470,7 @@
         </w:tc>
         <w:tc>
           <w:tcPr>
-            <w:tcW w:w="4213" w:type="dxa"/>
+            <w:tcW w:w="4702" w:type="dxa"/>
           </w:tcPr>
           <w:p>
             <w:pPr>
@@ -3376,9 +3500,12 @@
         </w:tc>
       </w:tr>
       <w:tr>
-        <w:tc>
-          <w:tcPr>
-            <w:tcW w:w="3706" w:type="dxa"/>
+        <w:trPr>
+          <w:cantSplit/>
+        </w:trPr>
+        <w:tc>
+          <w:tcPr>
+            <w:tcW w:w="4136" w:type="dxa"/>
           </w:tcPr>
           <w:p>
             <w:pPr>
@@ -3395,7 +3522,7 @@
         </w:tc>
         <w:tc>
           <w:tcPr>
-            <w:tcW w:w="4213" w:type="dxa"/>
+            <w:tcW w:w="4702" w:type="dxa"/>
           </w:tcPr>
           <w:p>
             <w:pPr>
@@ -3509,18 +3636,19 @@
         </w:tblBorders>
       </w:tblPr>
       <w:tblGrid>
-        <w:gridCol w:w="1700"/>
-        <w:gridCol w:w="1415"/>
-        <w:gridCol w:w="1547"/>
-        <w:gridCol w:w="3256"/>
+        <w:gridCol w:w="1898"/>
+        <w:gridCol w:w="1579"/>
+        <w:gridCol w:w="1727"/>
+        <w:gridCol w:w="3634"/>
       </w:tblGrid>
       <w:tr>
         <w:trPr>
           <w:tblHeader w:val="true"/>
-        </w:trPr>
-        <w:tc>
-          <w:tcPr>
-            <w:tcW w:w="1700" w:type="dxa"/>
+          <w:cantSplit/>
+        </w:trPr>
+        <w:tc>
+          <w:tcPr>
+            <w:tcW w:w="1898" w:type="dxa"/>
             <w:shd w:val="clear" w:color="auto" w:fill="D9E2F3"/>
           </w:tcPr>
           <w:p>
@@ -3539,7 +3667,7 @@
         </w:tc>
         <w:tc>
           <w:tcPr>
-            <w:tcW w:w="1415" w:type="dxa"/>
+            <w:tcW w:w="1579" w:type="dxa"/>
             <w:shd w:val="clear" w:color="auto" w:fill="D9E2F3"/>
           </w:tcPr>
           <w:p>
@@ -3558,7 +3686,7 @@
         </w:tc>
         <w:tc>
           <w:tcPr>
-            <w:tcW w:w="1547" w:type="dxa"/>
+            <w:tcW w:w="1727" w:type="dxa"/>
             <w:shd w:val="clear" w:color="auto" w:fill="D9E2F3"/>
           </w:tcPr>
           <w:p>
@@ -3577,7 +3705,7 @@
         </w:tc>
         <w:tc>
           <w:tcPr>
-            <w:tcW w:w="3256" w:type="dxa"/>
+            <w:tcW w:w="3634" w:type="dxa"/>
             <w:shd w:val="clear" w:color="auto" w:fill="D9E2F3"/>
           </w:tcPr>
           <w:p>
@@ -3596,9 +3724,12 @@
         </w:tc>
       </w:tr>
       <w:tr>
-        <w:tc>
-          <w:tcPr>
-            <w:tcW w:w="1700" w:type="dxa"/>
+        <w:trPr>
+          <w:cantSplit/>
+        </w:trPr>
+        <w:tc>
+          <w:tcPr>
+            <w:tcW w:w="1898" w:type="dxa"/>
           </w:tcPr>
           <w:p>
             <w:pPr>
@@ -3615,7 +3746,7 @@
         </w:tc>
         <w:tc>
           <w:tcPr>
-            <w:tcW w:w="1415" w:type="dxa"/>
+            <w:tcW w:w="1579" w:type="dxa"/>
           </w:tcPr>
           <w:p>
             <w:pPr>
@@ -3632,7 +3763,7 @@
         </w:tc>
         <w:tc>
           <w:tcPr>
-            <w:tcW w:w="1547" w:type="dxa"/>
+            <w:tcW w:w="1727" w:type="dxa"/>
           </w:tcPr>
           <w:p>
             <w:pPr>
@@ -3649,7 +3780,7 @@
         </w:tc>
         <w:tc>
           <w:tcPr>
-            <w:tcW w:w="3256" w:type="dxa"/>
+            <w:tcW w:w="3634" w:type="dxa"/>
           </w:tcPr>
           <w:p>
             <w:pPr>
@@ -3666,9 +3797,12 @@
         </w:tc>
       </w:tr>
       <w:tr>
-        <w:tc>
-          <w:tcPr>
-            <w:tcW w:w="1700" w:type="dxa"/>
+        <w:trPr>
+          <w:cantSplit/>
+        </w:trPr>
+        <w:tc>
+          <w:tcPr>
+            <w:tcW w:w="1898" w:type="dxa"/>
           </w:tcPr>
           <w:p>
             <w:pPr>
@@ -3685,7 +3819,7 @@
         </w:tc>
         <w:tc>
           <w:tcPr>
-            <w:tcW w:w="1415" w:type="dxa"/>
+            <w:tcW w:w="1579" w:type="dxa"/>
           </w:tcPr>
           <w:p>
             <w:pPr>
@@ -3702,7 +3836,7 @@
         </w:tc>
         <w:tc>
           <w:tcPr>
-            <w:tcW w:w="1547" w:type="dxa"/>
+            <w:tcW w:w="1727" w:type="dxa"/>
           </w:tcPr>
           <w:p>
             <w:pPr>
@@ -3719,7 +3853,7 @@
         </w:tc>
         <w:tc>
           <w:tcPr>
-            <w:tcW w:w="3256" w:type="dxa"/>
+            <w:tcW w:w="3634" w:type="dxa"/>
           </w:tcPr>
           <w:p>
             <w:pPr>
@@ -3736,9 +3870,12 @@
         </w:tc>
       </w:tr>
       <w:tr>
-        <w:tc>
-          <w:tcPr>
-            <w:tcW w:w="1700" w:type="dxa"/>
+        <w:trPr>
+          <w:cantSplit/>
+        </w:trPr>
+        <w:tc>
+          <w:tcPr>
+            <w:tcW w:w="1898" w:type="dxa"/>
           </w:tcPr>
           <w:p>
             <w:pPr>
@@ -3755,7 +3892,7 @@
         </w:tc>
         <w:tc>
           <w:tcPr>
-            <w:tcW w:w="1415" w:type="dxa"/>
+            <w:tcW w:w="1579" w:type="dxa"/>
           </w:tcPr>
           <w:p>
             <w:pPr>
@@ -3772,7 +3909,7 @@
         </w:tc>
         <w:tc>
           <w:tcPr>
-            <w:tcW w:w="1547" w:type="dxa"/>
+            <w:tcW w:w="1727" w:type="dxa"/>
           </w:tcPr>
           <w:p>
             <w:pPr>
@@ -3789,7 +3926,7 @@
         </w:tc>
         <w:tc>
           <w:tcPr>
-            <w:tcW w:w="3256" w:type="dxa"/>
+            <w:tcW w:w="3634" w:type="dxa"/>
           </w:tcPr>
           <w:p>
             <w:pPr>
@@ -3806,9 +3943,12 @@
         </w:tc>
       </w:tr>
       <w:tr>
-        <w:tc>
-          <w:tcPr>
-            <w:tcW w:w="1700" w:type="dxa"/>
+        <w:trPr>
+          <w:cantSplit/>
+        </w:trPr>
+        <w:tc>
+          <w:tcPr>
+            <w:tcW w:w="1898" w:type="dxa"/>
           </w:tcPr>
           <w:p>
             <w:pPr>
@@ -3825,7 +3965,7 @@
         </w:tc>
         <w:tc>
           <w:tcPr>
-            <w:tcW w:w="1415" w:type="dxa"/>
+            <w:tcW w:w="1579" w:type="dxa"/>
           </w:tcPr>
           <w:p>
             <w:pPr>
@@ -3842,7 +3982,7 @@
         </w:tc>
         <w:tc>
           <w:tcPr>
-            <w:tcW w:w="1547" w:type="dxa"/>
+            <w:tcW w:w="1727" w:type="dxa"/>
           </w:tcPr>
           <w:p>
             <w:pPr>
@@ -3859,7 +3999,7 @@
         </w:tc>
         <w:tc>
           <w:tcPr>
-            <w:tcW w:w="3256" w:type="dxa"/>
+            <w:tcW w:w="3634" w:type="dxa"/>
           </w:tcPr>
           <w:p>
             <w:pPr>
@@ -3876,9 +4016,12 @@
         </w:tc>
       </w:tr>
       <w:tr>
-        <w:tc>
-          <w:tcPr>
-            <w:tcW w:w="1700" w:type="dxa"/>
+        <w:trPr>
+          <w:cantSplit/>
+        </w:trPr>
+        <w:tc>
+          <w:tcPr>
+            <w:tcW w:w="1898" w:type="dxa"/>
           </w:tcPr>
           <w:p>
             <w:pPr>
@@ -3895,7 +4038,7 @@
         </w:tc>
         <w:tc>
           <w:tcPr>
-            <w:tcW w:w="1415" w:type="dxa"/>
+            <w:tcW w:w="1579" w:type="dxa"/>
           </w:tcPr>
           <w:p>
             <w:pPr>
@@ -3912,7 +4055,7 @@
         </w:tc>
         <w:tc>
           <w:tcPr>
-            <w:tcW w:w="1547" w:type="dxa"/>
+            <w:tcW w:w="1727" w:type="dxa"/>
           </w:tcPr>
           <w:p>
             <w:pPr>
@@ -3929,7 +4072,7 @@
         </w:tc>
         <w:tc>
           <w:tcPr>
-            <w:tcW w:w="3256" w:type="dxa"/>
+            <w:tcW w:w="3634" w:type="dxa"/>
           </w:tcPr>
           <w:p>
             <w:pPr>
@@ -3946,9 +4089,12 @@
         </w:tc>
       </w:tr>
       <w:tr>
-        <w:tc>
-          <w:tcPr>
-            <w:tcW w:w="1700" w:type="dxa"/>
+        <w:trPr>
+          <w:cantSplit/>
+        </w:trPr>
+        <w:tc>
+          <w:tcPr>
+            <w:tcW w:w="1898" w:type="dxa"/>
           </w:tcPr>
           <w:p>
             <w:pPr>
@@ -3965,7 +4111,7 @@
         </w:tc>
         <w:tc>
           <w:tcPr>
-            <w:tcW w:w="1415" w:type="dxa"/>
+            <w:tcW w:w="1579" w:type="dxa"/>
           </w:tcPr>
           <w:p>
             <w:pPr>
@@ -3982,7 +4128,7 @@
         </w:tc>
         <w:tc>
           <w:tcPr>
-            <w:tcW w:w="1547" w:type="dxa"/>
+            <w:tcW w:w="1727" w:type="dxa"/>
           </w:tcPr>
           <w:p>
             <w:pPr>
@@ -3999,7 +4145,7 @@
         </w:tc>
         <w:tc>
           <w:tcPr>
-            <w:tcW w:w="3256" w:type="dxa"/>
+            <w:tcW w:w="3634" w:type="dxa"/>
           </w:tcPr>
           <w:p>
             <w:pPr>
@@ -4016,9 +4162,12 @@
         </w:tc>
       </w:tr>
       <w:tr>
-        <w:tc>
-          <w:tcPr>
-            <w:tcW w:w="1700" w:type="dxa"/>
+        <w:trPr>
+          <w:cantSplit/>
+        </w:trPr>
+        <w:tc>
+          <w:tcPr>
+            <w:tcW w:w="1898" w:type="dxa"/>
           </w:tcPr>
           <w:p>
             <w:pPr>
@@ -4035,7 +4184,7 @@
         </w:tc>
         <w:tc>
           <w:tcPr>
-            <w:tcW w:w="1415" w:type="dxa"/>
+            <w:tcW w:w="1579" w:type="dxa"/>
           </w:tcPr>
           <w:p>
             <w:pPr>
@@ -4052,7 +4201,7 @@
         </w:tc>
         <w:tc>
           <w:tcPr>
-            <w:tcW w:w="1547" w:type="dxa"/>
+            <w:tcW w:w="1727" w:type="dxa"/>
           </w:tcPr>
           <w:p>
             <w:pPr>
@@ -4069,7 +4218,7 @@
         </w:tc>
         <w:tc>
           <w:tcPr>
-            <w:tcW w:w="3256" w:type="dxa"/>
+            <w:tcW w:w="3634" w:type="dxa"/>
           </w:tcPr>
           <w:p>
             <w:pPr>
@@ -4086,9 +4235,12 @@
         </w:tc>
       </w:tr>
       <w:tr>
-        <w:tc>
-          <w:tcPr>
-            <w:tcW w:w="1700" w:type="dxa"/>
+        <w:trPr>
+          <w:cantSplit/>
+        </w:trPr>
+        <w:tc>
+          <w:tcPr>
+            <w:tcW w:w="1898" w:type="dxa"/>
           </w:tcPr>
           <w:p>
             <w:pPr>
@@ -4105,7 +4257,7 @@
         </w:tc>
         <w:tc>
           <w:tcPr>
-            <w:tcW w:w="1415" w:type="dxa"/>
+            <w:tcW w:w="1579" w:type="dxa"/>
           </w:tcPr>
           <w:p>
             <w:pPr>
@@ -4122,7 +4274,7 @@
         </w:tc>
         <w:tc>
           <w:tcPr>
-            <w:tcW w:w="1547" w:type="dxa"/>
+            <w:tcW w:w="1727" w:type="dxa"/>
           </w:tcPr>
           <w:p>
             <w:pPr>
@@ -4139,7 +4291,7 @@
         </w:tc>
         <w:tc>
           <w:tcPr>
-            <w:tcW w:w="3256" w:type="dxa"/>
+            <w:tcW w:w="3634" w:type="dxa"/>
           </w:tcPr>
           <w:p>
             <w:pPr>
@@ -4156,9 +4308,12 @@
         </w:tc>
       </w:tr>
       <w:tr>
-        <w:tc>
-          <w:tcPr>
-            <w:tcW w:w="1700" w:type="dxa"/>
+        <w:trPr>
+          <w:cantSplit/>
+        </w:trPr>
+        <w:tc>
+          <w:tcPr>
+            <w:tcW w:w="1898" w:type="dxa"/>
           </w:tcPr>
           <w:p>
             <w:pPr>
@@ -4175,7 +4330,7 @@
         </w:tc>
         <w:tc>
           <w:tcPr>
-            <w:tcW w:w="1415" w:type="dxa"/>
+            <w:tcW w:w="1579" w:type="dxa"/>
           </w:tcPr>
           <w:p>
             <w:pPr>
@@ -4192,7 +4347,7 @@
         </w:tc>
         <w:tc>
           <w:tcPr>
-            <w:tcW w:w="1547" w:type="dxa"/>
+            <w:tcW w:w="1727" w:type="dxa"/>
           </w:tcPr>
           <w:p>
             <w:pPr>
@@ -4209,7 +4364,7 @@
         </w:tc>
         <w:tc>
           <w:tcPr>
-            <w:tcW w:w="3256" w:type="dxa"/>
+            <w:tcW w:w="3634" w:type="dxa"/>
           </w:tcPr>
           <w:p>
             <w:pPr>
@@ -4226,9 +4381,12 @@
         </w:tc>
       </w:tr>
       <w:tr>
-        <w:tc>
-          <w:tcPr>
-            <w:tcW w:w="1700" w:type="dxa"/>
+        <w:trPr>
+          <w:cantSplit/>
+        </w:trPr>
+        <w:tc>
+          <w:tcPr>
+            <w:tcW w:w="1898" w:type="dxa"/>
           </w:tcPr>
           <w:p>
             <w:pPr>
@@ -4245,7 +4403,7 @@
         </w:tc>
         <w:tc>
           <w:tcPr>
-            <w:tcW w:w="1415" w:type="dxa"/>
+            <w:tcW w:w="1579" w:type="dxa"/>
           </w:tcPr>
           <w:p>
             <w:pPr>
@@ -4262,7 +4420,7 @@
         </w:tc>
         <w:tc>
           <w:tcPr>
-            <w:tcW w:w="1547" w:type="dxa"/>
+            <w:tcW w:w="1727" w:type="dxa"/>
           </w:tcPr>
           <w:p>
             <w:pPr>
@@ -4279,7 +4437,7 @@
         </w:tc>
         <w:tc>
           <w:tcPr>
-            <w:tcW w:w="3256" w:type="dxa"/>
+            <w:tcW w:w="3634" w:type="dxa"/>
           </w:tcPr>
           <w:p>
             <w:pPr>
@@ -4296,9 +4454,12 @@
         </w:tc>
       </w:tr>
       <w:tr>
-        <w:tc>
-          <w:tcPr>
-            <w:tcW w:w="1700" w:type="dxa"/>
+        <w:trPr>
+          <w:cantSplit/>
+        </w:trPr>
+        <w:tc>
+          <w:tcPr>
+            <w:tcW w:w="1898" w:type="dxa"/>
           </w:tcPr>
           <w:p>
             <w:pPr>
@@ -4315,7 +4476,7 @@
         </w:tc>
         <w:tc>
           <w:tcPr>
-            <w:tcW w:w="1415" w:type="dxa"/>
+            <w:tcW w:w="1579" w:type="dxa"/>
           </w:tcPr>
           <w:p>
             <w:pPr>
@@ -4332,7 +4493,7 @@
         </w:tc>
         <w:tc>
           <w:tcPr>
-            <w:tcW w:w="1547" w:type="dxa"/>
+            <w:tcW w:w="1727" w:type="dxa"/>
           </w:tcPr>
           <w:p>
             <w:pPr>
@@ -4349,7 +4510,7 @@
         </w:tc>
         <w:tc>
           <w:tcPr>
-            <w:tcW w:w="3256" w:type="dxa"/>
+            <w:tcW w:w="3634" w:type="dxa"/>
           </w:tcPr>
           <w:p>
             <w:pPr>
@@ -4366,9 +4527,12 @@
         </w:tc>
       </w:tr>
       <w:tr>
-        <w:tc>
-          <w:tcPr>
-            <w:tcW w:w="1700" w:type="dxa"/>
+        <w:trPr>
+          <w:cantSplit/>
+        </w:trPr>
+        <w:tc>
+          <w:tcPr>
+            <w:tcW w:w="1898" w:type="dxa"/>
           </w:tcPr>
           <w:p>
             <w:pPr>
@@ -4385,7 +4549,7 @@
         </w:tc>
         <w:tc>
           <w:tcPr>
-            <w:tcW w:w="1415" w:type="dxa"/>
+            <w:tcW w:w="1579" w:type="dxa"/>
           </w:tcPr>
           <w:p>
             <w:pPr>
@@ -4402,7 +4566,7 @@
         </w:tc>
         <w:tc>
           <w:tcPr>
-            <w:tcW w:w="1547" w:type="dxa"/>
+            <w:tcW w:w="1727" w:type="dxa"/>
           </w:tcPr>
           <w:p>
             <w:pPr>
@@ -4419,7 +4583,7 @@
         </w:tc>
         <w:tc>
           <w:tcPr>
-            <w:tcW w:w="3256" w:type="dxa"/>
+            <w:tcW w:w="3634" w:type="dxa"/>
           </w:tcPr>
           <w:p>
             <w:pPr>
@@ -4436,9 +4600,12 @@
         </w:tc>
       </w:tr>
       <w:tr>
-        <w:tc>
-          <w:tcPr>
-            <w:tcW w:w="1700" w:type="dxa"/>
+        <w:trPr>
+          <w:cantSplit/>
+        </w:trPr>
+        <w:tc>
+          <w:tcPr>
+            <w:tcW w:w="1898" w:type="dxa"/>
           </w:tcPr>
           <w:p>
             <w:pPr>
@@ -4455,7 +4622,7 @@
         </w:tc>
         <w:tc>
           <w:tcPr>
-            <w:tcW w:w="1415" w:type="dxa"/>
+            <w:tcW w:w="1579" w:type="dxa"/>
           </w:tcPr>
           <w:p>
             <w:pPr>
@@ -4472,7 +4639,7 @@
         </w:tc>
         <w:tc>
           <w:tcPr>
-            <w:tcW w:w="1547" w:type="dxa"/>
+            <w:tcW w:w="1727" w:type="dxa"/>
           </w:tcPr>
           <w:p>
             <w:pPr>
@@ -4489,7 +4656,7 @@
         </w:tc>
         <w:tc>
           <w:tcPr>
-            <w:tcW w:w="3256" w:type="dxa"/>
+            <w:tcW w:w="3634" w:type="dxa"/>
           </w:tcPr>
           <w:p>
             <w:pPr>
@@ -4506,9 +4673,12 @@
         </w:tc>
       </w:tr>
       <w:tr>
-        <w:tc>
-          <w:tcPr>
-            <w:tcW w:w="1700" w:type="dxa"/>
+        <w:trPr>
+          <w:cantSplit/>
+        </w:trPr>
+        <w:tc>
+          <w:tcPr>
+            <w:tcW w:w="1898" w:type="dxa"/>
           </w:tcPr>
           <w:p>
             <w:pPr>
@@ -4525,7 +4695,7 @@
         </w:tc>
         <w:tc>
           <w:tcPr>
-            <w:tcW w:w="1415" w:type="dxa"/>
+            <w:tcW w:w="1579" w:type="dxa"/>
           </w:tcPr>
           <w:p>
             <w:pPr>
@@ -4542,7 +4712,7 @@
         </w:tc>
         <w:tc>
           <w:tcPr>
-            <w:tcW w:w="1547" w:type="dxa"/>
+            <w:tcW w:w="1727" w:type="dxa"/>
           </w:tcPr>
           <w:p>
             <w:pPr>
@@ -4559,7 +4729,7 @@
         </w:tc>
         <w:tc>
           <w:tcPr>
-            <w:tcW w:w="3256" w:type="dxa"/>
+            <w:tcW w:w="3634" w:type="dxa"/>
           </w:tcPr>
           <w:p>
             <w:pPr>
@@ -4576,9 +4746,12 @@
         </w:tc>
       </w:tr>
       <w:tr>
-        <w:tc>
-          <w:tcPr>
-            <w:tcW w:w="1700" w:type="dxa"/>
+        <w:trPr>
+          <w:cantSplit/>
+        </w:trPr>
+        <w:tc>
+          <w:tcPr>
+            <w:tcW w:w="1898" w:type="dxa"/>
           </w:tcPr>
           <w:p>
             <w:pPr>
@@ -4595,7 +4768,7 @@
         </w:tc>
         <w:tc>
           <w:tcPr>
-            <w:tcW w:w="1415" w:type="dxa"/>
+            <w:tcW w:w="1579" w:type="dxa"/>
           </w:tcPr>
           <w:p>
             <w:pPr>
@@ -4612,7 +4785,7 @@
         </w:tc>
         <w:tc>
           <w:tcPr>
-            <w:tcW w:w="1547" w:type="dxa"/>
+            <w:tcW w:w="1727" w:type="dxa"/>
           </w:tcPr>
           <w:p>
             <w:pPr>
@@ -4629,7 +4802,7 @@
         </w:tc>
         <w:tc>
           <w:tcPr>
-            <w:tcW w:w="3256" w:type="dxa"/>
+            <w:tcW w:w="3634" w:type="dxa"/>
           </w:tcPr>
           <w:p>
             <w:pPr>
@@ -4646,9 +4819,12 @@
         </w:tc>
       </w:tr>
       <w:tr>
-        <w:tc>
-          <w:tcPr>
-            <w:tcW w:w="1700" w:type="dxa"/>
+        <w:trPr>
+          <w:cantSplit/>
+        </w:trPr>
+        <w:tc>
+          <w:tcPr>
+            <w:tcW w:w="1898" w:type="dxa"/>
           </w:tcPr>
           <w:p>
             <w:pPr>
@@ -4665,7 +4841,7 @@
         </w:tc>
         <w:tc>
           <w:tcPr>
-            <w:tcW w:w="1415" w:type="dxa"/>
+            <w:tcW w:w="1579" w:type="dxa"/>
           </w:tcPr>
           <w:p>
             <w:pPr>
@@ -4682,7 +4858,7 @@
         </w:tc>
         <w:tc>
           <w:tcPr>
-            <w:tcW w:w="1547" w:type="dxa"/>
+            <w:tcW w:w="1727" w:type="dxa"/>
           </w:tcPr>
           <w:p>
             <w:pPr>
@@ -4699,7 +4875,7 @@
         </w:tc>
         <w:tc>
           <w:tcPr>
-            <w:tcW w:w="3256" w:type="dxa"/>
+            <w:tcW w:w="3634" w:type="dxa"/>
           </w:tcPr>
           <w:p>
             <w:pPr>
@@ -4729,9 +4905,12 @@
         </w:tc>
       </w:tr>
       <w:tr>
-        <w:tc>
-          <w:tcPr>
-            <w:tcW w:w="1700" w:type="dxa"/>
+        <w:trPr>
+          <w:cantSplit/>
+        </w:trPr>
+        <w:tc>
+          <w:tcPr>
+            <w:tcW w:w="1898" w:type="dxa"/>
           </w:tcPr>
           <w:p>
             <w:pPr>
@@ -4748,7 +4927,7 @@
         </w:tc>
         <w:tc>
           <w:tcPr>
-            <w:tcW w:w="1415" w:type="dxa"/>
+            <w:tcW w:w="1579" w:type="dxa"/>
           </w:tcPr>
           <w:p>
             <w:pPr>
@@ -4765,7 +4944,7 @@
         </w:tc>
         <w:tc>
           <w:tcPr>
-            <w:tcW w:w="1547" w:type="dxa"/>
+            <w:tcW w:w="1727" w:type="dxa"/>
           </w:tcPr>
           <w:p>
             <w:pPr>
@@ -4782,7 +4961,7 @@
         </w:tc>
         <w:tc>
           <w:tcPr>
-            <w:tcW w:w="3256" w:type="dxa"/>
+            <w:tcW w:w="3634" w:type="dxa"/>
           </w:tcPr>
           <w:p>
             <w:pPr>
@@ -4799,9 +4978,12 @@
         </w:tc>
       </w:tr>
       <w:tr>
-        <w:tc>
-          <w:tcPr>
-            <w:tcW w:w="1700" w:type="dxa"/>
+        <w:trPr>
+          <w:cantSplit/>
+        </w:trPr>
+        <w:tc>
+          <w:tcPr>
+            <w:tcW w:w="1898" w:type="dxa"/>
           </w:tcPr>
           <w:p>
             <w:pPr>
@@ -4818,7 +5000,7 @@
         </w:tc>
         <w:tc>
           <w:tcPr>
-            <w:tcW w:w="1415" w:type="dxa"/>
+            <w:tcW w:w="1579" w:type="dxa"/>
           </w:tcPr>
           <w:p>
             <w:pPr>
@@ -4835,7 +5017,7 @@
         </w:tc>
         <w:tc>
           <w:tcPr>
-            <w:tcW w:w="1547" w:type="dxa"/>
+            <w:tcW w:w="1727" w:type="dxa"/>
           </w:tcPr>
           <w:p>
             <w:pPr>
@@ -4852,7 +5034,7 @@
         </w:tc>
         <w:tc>
           <w:tcPr>
-            <w:tcW w:w="3256" w:type="dxa"/>
+            <w:tcW w:w="3634" w:type="dxa"/>
           </w:tcPr>
           <w:p>
             <w:pPr>
@@ -4869,9 +5051,12 @@
         </w:tc>
       </w:tr>
       <w:tr>
-        <w:tc>
-          <w:tcPr>
-            <w:tcW w:w="1700" w:type="dxa"/>
+        <w:trPr>
+          <w:cantSplit/>
+        </w:trPr>
+        <w:tc>
+          <w:tcPr>
+            <w:tcW w:w="1898" w:type="dxa"/>
           </w:tcPr>
           <w:p>
             <w:pPr>
@@ -4888,7 +5073,7 @@
         </w:tc>
         <w:tc>
           <w:tcPr>
-            <w:tcW w:w="1415" w:type="dxa"/>
+            <w:tcW w:w="1579" w:type="dxa"/>
           </w:tcPr>
           <w:p>
             <w:pPr>
@@ -4905,7 +5090,7 @@
         </w:tc>
         <w:tc>
           <w:tcPr>
-            <w:tcW w:w="1547" w:type="dxa"/>
+            <w:tcW w:w="1727" w:type="dxa"/>
           </w:tcPr>
           <w:p>
             <w:pPr>
@@ -4922,7 +5107,7 @@
         </w:tc>
         <w:tc>
           <w:tcPr>
-            <w:tcW w:w="3256" w:type="dxa"/>
+            <w:tcW w:w="3634" w:type="dxa"/>
           </w:tcPr>
           <w:p>
             <w:pPr>
@@ -4939,9 +5124,12 @@
         </w:tc>
       </w:tr>
       <w:tr>
-        <w:tc>
-          <w:tcPr>
-            <w:tcW w:w="1700" w:type="dxa"/>
+        <w:trPr>
+          <w:cantSplit/>
+        </w:trPr>
+        <w:tc>
+          <w:tcPr>
+            <w:tcW w:w="1898" w:type="dxa"/>
           </w:tcPr>
           <w:p>
             <w:pPr>
@@ -4958,7 +5146,7 @@
         </w:tc>
         <w:tc>
           <w:tcPr>
-            <w:tcW w:w="1415" w:type="dxa"/>
+            <w:tcW w:w="1579" w:type="dxa"/>
           </w:tcPr>
           <w:p>
             <w:pPr>
@@ -4975,7 +5163,7 @@
         </w:tc>
         <w:tc>
           <w:tcPr>
-            <w:tcW w:w="1547" w:type="dxa"/>
+            <w:tcW w:w="1727" w:type="dxa"/>
           </w:tcPr>
           <w:p>
             <w:pPr>
@@ -4992,7 +5180,7 @@
         </w:tc>
         <w:tc>
           <w:tcPr>
-            <w:tcW w:w="3256" w:type="dxa"/>
+            <w:tcW w:w="3634" w:type="dxa"/>
           </w:tcPr>
           <w:p>
             <w:pPr>
@@ -5009,9 +5197,12 @@
         </w:tc>
       </w:tr>
       <w:tr>
-        <w:tc>
-          <w:tcPr>
-            <w:tcW w:w="1700" w:type="dxa"/>
+        <w:trPr>
+          <w:cantSplit/>
+        </w:trPr>
+        <w:tc>
+          <w:tcPr>
+            <w:tcW w:w="1898" w:type="dxa"/>
           </w:tcPr>
           <w:p>
             <w:pPr>
@@ -5028,7 +5219,7 @@
         </w:tc>
         <w:tc>
           <w:tcPr>
-            <w:tcW w:w="1415" w:type="dxa"/>
+            <w:tcW w:w="1579" w:type="dxa"/>
           </w:tcPr>
           <w:p>
             <w:pPr>
@@ -5045,7 +5236,7 @@
         </w:tc>
         <w:tc>
           <w:tcPr>
-            <w:tcW w:w="1547" w:type="dxa"/>
+            <w:tcW w:w="1727" w:type="dxa"/>
           </w:tcPr>
           <w:p>
             <w:pPr>
@@ -5062,7 +5253,7 @@
         </w:tc>
         <w:tc>
           <w:tcPr>
-            <w:tcW w:w="3256" w:type="dxa"/>
+            <w:tcW w:w="3634" w:type="dxa"/>
           </w:tcPr>
           <w:p>
             <w:pPr>
@@ -5079,9 +5270,12 @@
         </w:tc>
       </w:tr>
       <w:tr>
-        <w:tc>
-          <w:tcPr>
-            <w:tcW w:w="1700" w:type="dxa"/>
+        <w:trPr>
+          <w:cantSplit/>
+        </w:trPr>
+        <w:tc>
+          <w:tcPr>
+            <w:tcW w:w="1898" w:type="dxa"/>
           </w:tcPr>
           <w:p>
             <w:pPr>
@@ -5098,7 +5292,7 @@
         </w:tc>
         <w:tc>
           <w:tcPr>
-            <w:tcW w:w="1415" w:type="dxa"/>
+            <w:tcW w:w="1579" w:type="dxa"/>
           </w:tcPr>
           <w:p>
             <w:pPr>
@@ -5115,7 +5309,7 @@
         </w:tc>
         <w:tc>
           <w:tcPr>
-            <w:tcW w:w="1547" w:type="dxa"/>
+            <w:tcW w:w="1727" w:type="dxa"/>
           </w:tcPr>
           <w:p>
             <w:pPr>
@@ -5132,7 +5326,7 @@
         </w:tc>
         <w:tc>
           <w:tcPr>
-            <w:tcW w:w="3256" w:type="dxa"/>
+            <w:tcW w:w="3634" w:type="dxa"/>
           </w:tcPr>
           <w:p>
             <w:pPr>
@@ -5149,9 +5343,12 @@
         </w:tc>
       </w:tr>
       <w:tr>
-        <w:tc>
-          <w:tcPr>
-            <w:tcW w:w="1700" w:type="dxa"/>
+        <w:trPr>
+          <w:cantSplit/>
+        </w:trPr>
+        <w:tc>
+          <w:tcPr>
+            <w:tcW w:w="1898" w:type="dxa"/>
           </w:tcPr>
           <w:p>
             <w:pPr>
@@ -5168,7 +5365,7 @@
         </w:tc>
         <w:tc>
           <w:tcPr>
-            <w:tcW w:w="1415" w:type="dxa"/>
+            <w:tcW w:w="1579" w:type="dxa"/>
           </w:tcPr>
           <w:p>
             <w:pPr>
@@ -5185,7 +5382,7 @@
         </w:tc>
         <w:tc>
           <w:tcPr>
-            <w:tcW w:w="1547" w:type="dxa"/>
+            <w:tcW w:w="1727" w:type="dxa"/>
           </w:tcPr>
           <w:p>
             <w:pPr>
@@ -5202,7 +5399,7 @@
         </w:tc>
         <w:tc>
           <w:tcPr>
-            <w:tcW w:w="3256" w:type="dxa"/>
+            <w:tcW w:w="3634" w:type="dxa"/>
           </w:tcPr>
           <w:p>
             <w:pPr>
@@ -5219,9 +5416,12 @@
         </w:tc>
       </w:tr>
       <w:tr>
-        <w:tc>
-          <w:tcPr>
-            <w:tcW w:w="1700" w:type="dxa"/>
+        <w:trPr>
+          <w:cantSplit/>
+        </w:trPr>
+        <w:tc>
+          <w:tcPr>
+            <w:tcW w:w="1898" w:type="dxa"/>
           </w:tcPr>
           <w:p>
             <w:pPr>
@@ -5238,7 +5438,7 @@
         </w:tc>
         <w:tc>
           <w:tcPr>
-            <w:tcW w:w="1415" w:type="dxa"/>
+            <w:tcW w:w="1579" w:type="dxa"/>
           </w:tcPr>
           <w:p>
             <w:pPr>
@@ -5255,7 +5455,7 @@
         </w:tc>
         <w:tc>
           <w:tcPr>
-            <w:tcW w:w="1547" w:type="dxa"/>
+            <w:tcW w:w="1727" w:type="dxa"/>
           </w:tcPr>
           <w:p>
             <w:pPr>
@@ -5272,7 +5472,7 @@
         </w:tc>
         <w:tc>
           <w:tcPr>
-            <w:tcW w:w="3256" w:type="dxa"/>
+            <w:tcW w:w="3634" w:type="dxa"/>
           </w:tcPr>
           <w:p>
             <w:pPr>
@@ -5289,9 +5489,12 @@
         </w:tc>
       </w:tr>
       <w:tr>
-        <w:tc>
-          <w:tcPr>
-            <w:tcW w:w="1700" w:type="dxa"/>
+        <w:trPr>
+          <w:cantSplit/>
+        </w:trPr>
+        <w:tc>
+          <w:tcPr>
+            <w:tcW w:w="1898" w:type="dxa"/>
           </w:tcPr>
           <w:p>
             <w:pPr>
@@ -5308,7 +5511,7 @@
         </w:tc>
         <w:tc>
           <w:tcPr>
-            <w:tcW w:w="1415" w:type="dxa"/>
+            <w:tcW w:w="1579" w:type="dxa"/>
           </w:tcPr>
           <w:p>
             <w:pPr>
@@ -5325,7 +5528,7 @@
         </w:tc>
         <w:tc>
           <w:tcPr>
-            <w:tcW w:w="1547" w:type="dxa"/>
+            <w:tcW w:w="1727" w:type="dxa"/>
           </w:tcPr>
           <w:p>
             <w:pPr>
@@ -5342,7 +5545,7 @@
         </w:tc>
         <w:tc>
           <w:tcPr>
-            <w:tcW w:w="3256" w:type="dxa"/>
+            <w:tcW w:w="3634" w:type="dxa"/>
           </w:tcPr>
           <w:p>
             <w:pPr>
@@ -5359,9 +5562,12 @@
         </w:tc>
       </w:tr>
       <w:tr>
-        <w:tc>
-          <w:tcPr>
-            <w:tcW w:w="1700" w:type="dxa"/>
+        <w:trPr>
+          <w:cantSplit/>
+        </w:trPr>
+        <w:tc>
+          <w:tcPr>
+            <w:tcW w:w="1898" w:type="dxa"/>
           </w:tcPr>
           <w:p>
             <w:pPr>
@@ -5378,7 +5584,7 @@
         </w:tc>
         <w:tc>
           <w:tcPr>
-            <w:tcW w:w="1415" w:type="dxa"/>
+            <w:tcW w:w="1579" w:type="dxa"/>
           </w:tcPr>
           <w:p>
             <w:pPr>
@@ -5395,7 +5601,7 @@
         </w:tc>
         <w:tc>
           <w:tcPr>
-            <w:tcW w:w="1547" w:type="dxa"/>
+            <w:tcW w:w="1727" w:type="dxa"/>
           </w:tcPr>
           <w:p>
             <w:pPr>
@@ -5412,7 +5618,7 @@
         </w:tc>
         <w:tc>
           <w:tcPr>
-            <w:tcW w:w="3256" w:type="dxa"/>
+            <w:tcW w:w="3634" w:type="dxa"/>
           </w:tcPr>
           <w:p>
             <w:pPr>
@@ -5429,9 +5635,12 @@
         </w:tc>
       </w:tr>
       <w:tr>
-        <w:tc>
-          <w:tcPr>
-            <w:tcW w:w="1700" w:type="dxa"/>
+        <w:trPr>
+          <w:cantSplit/>
+        </w:trPr>
+        <w:tc>
+          <w:tcPr>
+            <w:tcW w:w="1898" w:type="dxa"/>
           </w:tcPr>
           <w:p>
             <w:pPr>
@@ -5448,7 +5657,7 @@
         </w:tc>
         <w:tc>
           <w:tcPr>
-            <w:tcW w:w="1415" w:type="dxa"/>
+            <w:tcW w:w="1579" w:type="dxa"/>
           </w:tcPr>
           <w:p>
             <w:pPr>
@@ -5465,7 +5674,7 @@
         </w:tc>
         <w:tc>
           <w:tcPr>
-            <w:tcW w:w="1547" w:type="dxa"/>
+            <w:tcW w:w="1727" w:type="dxa"/>
           </w:tcPr>
           <w:p>
             <w:pPr>
@@ -5482,7 +5691,7 @@
         </w:tc>
         <w:tc>
           <w:tcPr>
-            <w:tcW w:w="3256" w:type="dxa"/>
+            <w:tcW w:w="3634" w:type="dxa"/>
           </w:tcPr>
           <w:p>
             <w:pPr>
@@ -5499,9 +5708,12 @@
         </w:tc>
       </w:tr>
       <w:tr>
-        <w:tc>
-          <w:tcPr>
-            <w:tcW w:w="1700" w:type="dxa"/>
+        <w:trPr>
+          <w:cantSplit/>
+        </w:trPr>
+        <w:tc>
+          <w:tcPr>
+            <w:tcW w:w="1898" w:type="dxa"/>
           </w:tcPr>
           <w:p>
             <w:pPr>
@@ -5518,7 +5730,7 @@
         </w:tc>
         <w:tc>
           <w:tcPr>
-            <w:tcW w:w="1415" w:type="dxa"/>
+            <w:tcW w:w="1579" w:type="dxa"/>
           </w:tcPr>
           <w:p>
             <w:pPr>
@@ -5535,7 +5747,7 @@
         </w:tc>
         <w:tc>
           <w:tcPr>
-            <w:tcW w:w="1547" w:type="dxa"/>
+            <w:tcW w:w="1727" w:type="dxa"/>
           </w:tcPr>
           <w:p>
             <w:pPr>
@@ -5552,7 +5764,7 @@
         </w:tc>
         <w:tc>
           <w:tcPr>
-            <w:tcW w:w="3256" w:type="dxa"/>
+            <w:tcW w:w="3634" w:type="dxa"/>
           </w:tcPr>
           <w:p>
             <w:pPr>
@@ -5569,9 +5781,12 @@
         </w:tc>
       </w:tr>
       <w:tr>
-        <w:tc>
-          <w:tcPr>
-            <w:tcW w:w="1700" w:type="dxa"/>
+        <w:trPr>
+          <w:cantSplit/>
+        </w:trPr>
+        <w:tc>
+          <w:tcPr>
+            <w:tcW w:w="1898" w:type="dxa"/>
           </w:tcPr>
           <w:p>
             <w:pPr>
@@ -5588,7 +5803,7 @@
         </w:tc>
         <w:tc>
           <w:tcPr>
-            <w:tcW w:w="1415" w:type="dxa"/>
+            <w:tcW w:w="1579" w:type="dxa"/>
           </w:tcPr>
           <w:p>
             <w:pPr>
@@ -5605,7 +5820,7 @@
         </w:tc>
         <w:tc>
           <w:tcPr>
-            <w:tcW w:w="1547" w:type="dxa"/>
+            <w:tcW w:w="1727" w:type="dxa"/>
           </w:tcPr>
           <w:p>
             <w:pPr>
@@ -5622,7 +5837,7 @@
         </w:tc>
         <w:tc>
           <w:tcPr>
-            <w:tcW w:w="3256" w:type="dxa"/>
+            <w:tcW w:w="3634" w:type="dxa"/>
           </w:tcPr>
           <w:p>
             <w:pPr>
@@ -5639,9 +5854,12 @@
         </w:tc>
       </w:tr>
       <w:tr>
-        <w:tc>
-          <w:tcPr>
-            <w:tcW w:w="1700" w:type="dxa"/>
+        <w:trPr>
+          <w:cantSplit/>
+        </w:trPr>
+        <w:tc>
+          <w:tcPr>
+            <w:tcW w:w="1898" w:type="dxa"/>
           </w:tcPr>
           <w:p>
             <w:pPr>
@@ -5658,7 +5876,7 @@
         </w:tc>
         <w:tc>
           <w:tcPr>
-            <w:tcW w:w="1415" w:type="dxa"/>
+            <w:tcW w:w="1579" w:type="dxa"/>
           </w:tcPr>
           <w:p>
             <w:pPr>
@@ -5675,7 +5893,7 @@
         </w:tc>
         <w:tc>
           <w:tcPr>
-            <w:tcW w:w="1547" w:type="dxa"/>
+            <w:tcW w:w="1727" w:type="dxa"/>
           </w:tcPr>
           <w:p>
             <w:pPr>
@@ -5692,7 +5910,7 @@
         </w:tc>
         <w:tc>
           <w:tcPr>
-            <w:tcW w:w="3256" w:type="dxa"/>
+            <w:tcW w:w="3634" w:type="dxa"/>
           </w:tcPr>
           <w:p>
             <w:pPr>
@@ -5709,9 +5927,12 @@
         </w:tc>
       </w:tr>
       <w:tr>
-        <w:tc>
-          <w:tcPr>
-            <w:tcW w:w="1700" w:type="dxa"/>
+        <w:trPr>
+          <w:cantSplit/>
+        </w:trPr>
+        <w:tc>
+          <w:tcPr>
+            <w:tcW w:w="1898" w:type="dxa"/>
           </w:tcPr>
           <w:p>
             <w:pPr>
@@ -5728,7 +5949,7 @@
         </w:tc>
         <w:tc>
           <w:tcPr>
-            <w:tcW w:w="1415" w:type="dxa"/>
+            <w:tcW w:w="1579" w:type="dxa"/>
           </w:tcPr>
           <w:p>
             <w:pPr>
@@ -5745,7 +5966,7 @@
         </w:tc>
         <w:tc>
           <w:tcPr>
-            <w:tcW w:w="1547" w:type="dxa"/>
+            <w:tcW w:w="1727" w:type="dxa"/>
           </w:tcPr>
           <w:p>
             <w:pPr>
@@ -5762,7 +5983,7 @@
         </w:tc>
         <w:tc>
           <w:tcPr>
-            <w:tcW w:w="3256" w:type="dxa"/>
+            <w:tcW w:w="3634" w:type="dxa"/>
           </w:tcPr>
           <w:p>
             <w:pPr>
@@ -5779,9 +6000,12 @@
         </w:tc>
       </w:tr>
       <w:tr>
-        <w:tc>
-          <w:tcPr>
-            <w:tcW w:w="1700" w:type="dxa"/>
+        <w:trPr>
+          <w:cantSplit/>
+        </w:trPr>
+        <w:tc>
+          <w:tcPr>
+            <w:tcW w:w="1898" w:type="dxa"/>
           </w:tcPr>
           <w:p>
             <w:pPr>
@@ -5798,7 +6022,7 @@
         </w:tc>
         <w:tc>
           <w:tcPr>
-            <w:tcW w:w="1415" w:type="dxa"/>
+            <w:tcW w:w="1579" w:type="dxa"/>
           </w:tcPr>
           <w:p>
             <w:pPr>
@@ -5815,7 +6039,7 @@
         </w:tc>
         <w:tc>
           <w:tcPr>
-            <w:tcW w:w="1547" w:type="dxa"/>
+            <w:tcW w:w="1727" w:type="dxa"/>
           </w:tcPr>
           <w:p>
             <w:pPr>
@@ -5832,7 +6056,7 @@
         </w:tc>
         <w:tc>
           <w:tcPr>
-            <w:tcW w:w="3256" w:type="dxa"/>
+            <w:tcW w:w="3634" w:type="dxa"/>
           </w:tcPr>
           <w:p>
             <w:pPr>
@@ -5849,9 +6073,12 @@
         </w:tc>
       </w:tr>
       <w:tr>
-        <w:tc>
-          <w:tcPr>
-            <w:tcW w:w="1700" w:type="dxa"/>
+        <w:trPr>
+          <w:cantSplit/>
+        </w:trPr>
+        <w:tc>
+          <w:tcPr>
+            <w:tcW w:w="1898" w:type="dxa"/>
           </w:tcPr>
           <w:p>
             <w:pPr>
@@ -5868,7 +6095,7 @@
         </w:tc>
         <w:tc>
           <w:tcPr>
-            <w:tcW w:w="1415" w:type="dxa"/>
+            <w:tcW w:w="1579" w:type="dxa"/>
           </w:tcPr>
           <w:p>
             <w:pPr>
@@ -5885,7 +6112,7 @@
         </w:tc>
         <w:tc>
           <w:tcPr>
-            <w:tcW w:w="1547" w:type="dxa"/>
+            <w:tcW w:w="1727" w:type="dxa"/>
           </w:tcPr>
           <w:p>
             <w:pPr>
@@ -5902,7 +6129,7 @@
         </w:tc>
         <w:tc>
           <w:tcPr>
-            <w:tcW w:w="3256" w:type="dxa"/>
+            <w:tcW w:w="3634" w:type="dxa"/>
           </w:tcPr>
           <w:p>
             <w:pPr>
@@ -5919,9 +6146,12 @@
         </w:tc>
       </w:tr>
       <w:tr>
-        <w:tc>
-          <w:tcPr>
-            <w:tcW w:w="1700" w:type="dxa"/>
+        <w:trPr>
+          <w:cantSplit/>
+        </w:trPr>
+        <w:tc>
+          <w:tcPr>
+            <w:tcW w:w="1898" w:type="dxa"/>
           </w:tcPr>
           <w:p>
             <w:pPr>
@@ -5938,7 +6168,7 @@
         </w:tc>
         <w:tc>
           <w:tcPr>
-            <w:tcW w:w="1415" w:type="dxa"/>
+            <w:tcW w:w="1579" w:type="dxa"/>
           </w:tcPr>
           <w:p>
             <w:pPr>
@@ -5955,7 +6185,7 @@
         </w:tc>
         <w:tc>
           <w:tcPr>
-            <w:tcW w:w="1547" w:type="dxa"/>
+            <w:tcW w:w="1727" w:type="dxa"/>
           </w:tcPr>
           <w:p>
             <w:pPr>
@@ -5972,7 +6202,7 @@
         </w:tc>
         <w:tc>
           <w:tcPr>
-            <w:tcW w:w="3256" w:type="dxa"/>
+            <w:tcW w:w="3634" w:type="dxa"/>
           </w:tcPr>
           <w:p>
             <w:pPr>
@@ -5989,9 +6219,12 @@
         </w:tc>
       </w:tr>
       <w:tr>
-        <w:tc>
-          <w:tcPr>
-            <w:tcW w:w="1700" w:type="dxa"/>
+        <w:trPr>
+          <w:cantSplit/>
+        </w:trPr>
+        <w:tc>
+          <w:tcPr>
+            <w:tcW w:w="1898" w:type="dxa"/>
           </w:tcPr>
           <w:p>
             <w:pPr>
@@ -6008,7 +6241,7 @@
         </w:tc>
         <w:tc>
           <w:tcPr>
-            <w:tcW w:w="1415" w:type="dxa"/>
+            <w:tcW w:w="1579" w:type="dxa"/>
           </w:tcPr>
           <w:p>
             <w:pPr>
@@ -6025,7 +6258,7 @@
         </w:tc>
         <w:tc>
           <w:tcPr>
-            <w:tcW w:w="1547" w:type="dxa"/>
+            <w:tcW w:w="1727" w:type="dxa"/>
           </w:tcPr>
           <w:p>
             <w:pPr>
@@ -6042,7 +6275,7 @@
         </w:tc>
         <w:tc>
           <w:tcPr>
-            <w:tcW w:w="3256" w:type="dxa"/>
+            <w:tcW w:w="3634" w:type="dxa"/>
           </w:tcPr>
           <w:p>
             <w:pPr>
@@ -6059,9 +6292,12 @@
         </w:tc>
       </w:tr>
       <w:tr>
-        <w:tc>
-          <w:tcPr>
-            <w:tcW w:w="1700" w:type="dxa"/>
+        <w:trPr>
+          <w:cantSplit/>
+        </w:trPr>
+        <w:tc>
+          <w:tcPr>
+            <w:tcW w:w="1898" w:type="dxa"/>
           </w:tcPr>
           <w:p>
             <w:pPr>
@@ -6078,7 +6314,7 @@
         </w:tc>
         <w:tc>
           <w:tcPr>
-            <w:tcW w:w="1415" w:type="dxa"/>
+            <w:tcW w:w="1579" w:type="dxa"/>
           </w:tcPr>
           <w:p>
             <w:pPr>
@@ -6095,7 +6331,7 @@
         </w:tc>
         <w:tc>
           <w:tcPr>
-            <w:tcW w:w="1547" w:type="dxa"/>
+            <w:tcW w:w="1727" w:type="dxa"/>
           </w:tcPr>
           <w:p>
             <w:pPr>
@@ -6112,7 +6348,7 @@
         </w:tc>
         <w:tc>
           <w:tcPr>
-            <w:tcW w:w="3256" w:type="dxa"/>
+            <w:tcW w:w="3634" w:type="dxa"/>
           </w:tcPr>
           <w:p>
             <w:pPr>
@@ -6133,7 +6369,7 @@
     <w:tbl>
       <w:tblPr>
         <w:tblStyle w:val="Table"/>
-        <w:tblW w:type="auto" w:w="0"/>
+        <w:tblW w:type="pct" w:w="5000"/>
         <w:tblLook w:firstRow="1" w:lastRow="0" w:firstColumn="0" w:lastColumn="0" w:noHBand="0" w:noVBand="0" w:val="0020"/>
         <w:jc w:val="start"/>
         <w:tblBorders>
@@ -6146,19 +6382,20 @@
         </w:tblBorders>
       </w:tblPr>
       <w:tblGrid>
-        <w:gridCol w:w="1820"/>
-        <w:gridCol w:w="1524"/>
-        <w:gridCol w:w="1524"/>
-        <w:gridCol w:w="1524"/>
-        <w:gridCol w:w="1524"/>
+        <w:gridCol w:w="2032"/>
+        <w:gridCol w:w="1702"/>
+        <w:gridCol w:w="1702"/>
+        <w:gridCol w:w="1702"/>
+        <w:gridCol w:w="1700"/>
       </w:tblGrid>
       <w:tr>
         <w:trPr>
           <w:tblHeader w:val="true"/>
-        </w:trPr>
-        <w:tc>
-          <w:tcPr>
-            <w:tcW w:w="1820" w:type="dxa"/>
+          <w:cantSplit/>
+        </w:trPr>
+        <w:tc>
+          <w:tcPr>
+            <w:tcW w:w="2032" w:type="dxa"/>
             <w:shd w:val="clear" w:color="auto" w:fill="D9E2F3"/>
           </w:tcPr>
           <w:p>
@@ -6177,7 +6414,7 @@
         </w:tc>
         <w:tc>
           <w:tcPr>
-            <w:tcW w:w="1524" w:type="dxa"/>
+            <w:tcW w:w="1702" w:type="dxa"/>
             <w:shd w:val="clear" w:color="auto" w:fill="D9E2F3"/>
           </w:tcPr>
           <w:p>
@@ -6196,7 +6433,7 @@
         </w:tc>
         <w:tc>
           <w:tcPr>
-            <w:tcW w:w="1524" w:type="dxa"/>
+            <w:tcW w:w="1702" w:type="dxa"/>
             <w:shd w:val="clear" w:color="auto" w:fill="D9E2F3"/>
           </w:tcPr>
           <w:p>
@@ -6215,7 +6452,7 @@
         </w:tc>
         <w:tc>
           <w:tcPr>
-            <w:tcW w:w="1524" w:type="dxa"/>
+            <w:tcW w:w="1702" w:type="dxa"/>
             <w:shd w:val="clear" w:color="auto" w:fill="D9E2F3"/>
           </w:tcPr>
           <w:p>
@@ -6234,7 +6471,7 @@
         </w:tc>
         <w:tc>
           <w:tcPr>
-            <w:tcW w:w="1524" w:type="dxa"/>
+            <w:tcW w:w="1700" w:type="dxa"/>
             <w:shd w:val="clear" w:color="auto" w:fill="D9E2F3"/>
           </w:tcPr>
           <w:p>
@@ -6253,9 +6490,12 @@
         </w:tc>
       </w:tr>
       <w:tr>
-        <w:tc>
-          <w:tcPr>
-            <w:tcW w:w="1820" w:type="dxa"/>
+        <w:trPr>
+          <w:cantSplit/>
+        </w:trPr>
+        <w:tc>
+          <w:tcPr>
+            <w:tcW w:w="2032" w:type="dxa"/>
           </w:tcPr>
           <w:p>
             <w:pPr>
@@ -6272,7 +6512,7 @@
         </w:tc>
         <w:tc>
           <w:tcPr>
-            <w:tcW w:w="1524" w:type="dxa"/>
+            <w:tcW w:w="1702" w:type="dxa"/>
           </w:tcPr>
           <w:p>
             <w:pPr>
@@ -6289,7 +6529,7 @@
         </w:tc>
         <w:tc>
           <w:tcPr>
-            <w:tcW w:w="1524" w:type="dxa"/>
+            <w:tcW w:w="1702" w:type="dxa"/>
           </w:tcPr>
           <w:p>
             <w:pPr>
@@ -6306,7 +6546,7 @@
         </w:tc>
         <w:tc>
           <w:tcPr>
-            <w:tcW w:w="1524" w:type="dxa"/>
+            <w:tcW w:w="1702" w:type="dxa"/>
           </w:tcPr>
           <w:p>
             <w:pPr>
@@ -6323,7 +6563,7 @@
         </w:tc>
         <w:tc>
           <w:tcPr>
-            <w:tcW w:w="1524" w:type="dxa"/>
+            <w:tcW w:w="1700" w:type="dxa"/>
           </w:tcPr>
           <w:p>
             <w:pPr>
@@ -6340,9 +6580,12 @@
         </w:tc>
       </w:tr>
       <w:tr>
-        <w:tc>
-          <w:tcPr>
-            <w:tcW w:w="1820" w:type="dxa"/>
+        <w:trPr>
+          <w:cantSplit/>
+        </w:trPr>
+        <w:tc>
+          <w:tcPr>
+            <w:tcW w:w="2032" w:type="dxa"/>
           </w:tcPr>
           <w:p>
             <w:pPr>
@@ -6359,7 +6602,7 @@
         </w:tc>
         <w:tc>
           <w:tcPr>
-            <w:tcW w:w="1524" w:type="dxa"/>
+            <w:tcW w:w="1702" w:type="dxa"/>
           </w:tcPr>
           <w:p>
             <w:pPr>
@@ -6376,7 +6619,7 @@
         </w:tc>
         <w:tc>
           <w:tcPr>
-            <w:tcW w:w="1524" w:type="dxa"/>
+            <w:tcW w:w="1702" w:type="dxa"/>
           </w:tcPr>
           <w:p>
             <w:pPr>
@@ -6393,7 +6636,7 @@
         </w:tc>
         <w:tc>
           <w:tcPr>
-            <w:tcW w:w="1524" w:type="dxa"/>
+            <w:tcW w:w="1702" w:type="dxa"/>
           </w:tcPr>
           <w:p>
             <w:pPr>
@@ -6410,7 +6653,7 @@
         </w:tc>
         <w:tc>
           <w:tcPr>
-            <w:tcW w:w="1524" w:type="dxa"/>
+            <w:tcW w:w="1700" w:type="dxa"/>
           </w:tcPr>
           <w:p>
             <w:pPr>
@@ -6427,9 +6670,12 @@
         </w:tc>
       </w:tr>
       <w:tr>
-        <w:tc>
-          <w:tcPr>
-            <w:tcW w:w="1820" w:type="dxa"/>
+        <w:trPr>
+          <w:cantSplit/>
+        </w:trPr>
+        <w:tc>
+          <w:tcPr>
+            <w:tcW w:w="2032" w:type="dxa"/>
           </w:tcPr>
           <w:p>
             <w:pPr>
@@ -6446,7 +6692,7 @@
         </w:tc>
         <w:tc>
           <w:tcPr>
-            <w:tcW w:w="1524" w:type="dxa"/>
+            <w:tcW w:w="1702" w:type="dxa"/>
           </w:tcPr>
           <w:p>
             <w:pPr>
@@ -6463,7 +6709,7 @@
         </w:tc>
         <w:tc>
           <w:tcPr>
-            <w:tcW w:w="1524" w:type="dxa"/>
+            <w:tcW w:w="1702" w:type="dxa"/>
           </w:tcPr>
           <w:p>
             <w:pPr>
@@ -6480,7 +6726,7 @@
         </w:tc>
         <w:tc>
           <w:tcPr>
-            <w:tcW w:w="1524" w:type="dxa"/>
+            <w:tcW w:w="1702" w:type="dxa"/>
           </w:tcPr>
           <w:p>
             <w:pPr>
@@ -6497,7 +6743,7 @@
         </w:tc>
         <w:tc>
           <w:tcPr>
-            <w:tcW w:w="1524" w:type="dxa"/>
+            <w:tcW w:w="1700" w:type="dxa"/>
           </w:tcPr>
           <w:p>
             <w:pPr>
@@ -6514,9 +6760,12 @@
         </w:tc>
       </w:tr>
       <w:tr>
-        <w:tc>
-          <w:tcPr>
-            <w:tcW w:w="1820" w:type="dxa"/>
+        <w:trPr>
+          <w:cantSplit/>
+        </w:trPr>
+        <w:tc>
+          <w:tcPr>
+            <w:tcW w:w="2032" w:type="dxa"/>
           </w:tcPr>
           <w:p>
             <w:pPr>
@@ -6533,7 +6782,7 @@
         </w:tc>
         <w:tc>
           <w:tcPr>
-            <w:tcW w:w="1524" w:type="dxa"/>
+            <w:tcW w:w="1702" w:type="dxa"/>
           </w:tcPr>
           <w:p>
             <w:pPr>
@@ -6550,7 +6799,7 @@
         </w:tc>
         <w:tc>
           <w:tcPr>
-            <w:tcW w:w="1524" w:type="dxa"/>
+            <w:tcW w:w="1702" w:type="dxa"/>
           </w:tcPr>
           <w:p>
             <w:pPr>
@@ -6567,7 +6816,7 @@
         </w:tc>
         <w:tc>
           <w:tcPr>
-            <w:tcW w:w="1524" w:type="dxa"/>
+            <w:tcW w:w="1702" w:type="dxa"/>
           </w:tcPr>
           <w:p>
             <w:pPr>
@@ -6584,7 +6833,7 @@
         </w:tc>
         <w:tc>
           <w:tcPr>
-            <w:tcW w:w="1524" w:type="dxa"/>
+            <w:tcW w:w="1700" w:type="dxa"/>
           </w:tcPr>
           <w:p>
             <w:pPr>
@@ -6601,9 +6850,12 @@
         </w:tc>
       </w:tr>
       <w:tr>
-        <w:tc>
-          <w:tcPr>
-            <w:tcW w:w="1820" w:type="dxa"/>
+        <w:trPr>
+          <w:cantSplit/>
+        </w:trPr>
+        <w:tc>
+          <w:tcPr>
+            <w:tcW w:w="2032" w:type="dxa"/>
           </w:tcPr>
           <w:p>
             <w:pPr>
@@ -6620,7 +6872,7 @@
         </w:tc>
         <w:tc>
           <w:tcPr>
-            <w:tcW w:w="1524" w:type="dxa"/>
+            <w:tcW w:w="1702" w:type="dxa"/>
           </w:tcPr>
           <w:p>
             <w:pPr>
@@ -6637,7 +6889,7 @@
         </w:tc>
         <w:tc>
           <w:tcPr>
-            <w:tcW w:w="1524" w:type="dxa"/>
+            <w:tcW w:w="1702" w:type="dxa"/>
           </w:tcPr>
           <w:p>
             <w:pPr>
@@ -6654,7 +6906,7 @@
         </w:tc>
         <w:tc>
           <w:tcPr>
-            <w:tcW w:w="1524" w:type="dxa"/>
+            <w:tcW w:w="1702" w:type="dxa"/>
           </w:tcPr>
           <w:p>
             <w:pPr>
@@ -6671,7 +6923,7 @@
         </w:tc>
         <w:tc>
           <w:tcPr>
-            <w:tcW w:w="1524" w:type="dxa"/>
+            <w:tcW w:w="1700" w:type="dxa"/>
           </w:tcPr>
           <w:p>
             <w:pPr>
@@ -6688,9 +6940,12 @@
         </w:tc>
       </w:tr>
       <w:tr>
-        <w:tc>
-          <w:tcPr>
-            <w:tcW w:w="1820" w:type="dxa"/>
+        <w:trPr>
+          <w:cantSplit/>
+        </w:trPr>
+        <w:tc>
+          <w:tcPr>
+            <w:tcW w:w="2032" w:type="dxa"/>
           </w:tcPr>
           <w:p>
             <w:pPr>
@@ -6707,7 +6962,7 @@
         </w:tc>
         <w:tc>
           <w:tcPr>
-            <w:tcW w:w="1524" w:type="dxa"/>
+            <w:tcW w:w="1702" w:type="dxa"/>
           </w:tcPr>
           <w:p>
             <w:pPr>
@@ -6724,7 +6979,7 @@
         </w:tc>
         <w:tc>
           <w:tcPr>
-            <w:tcW w:w="1524" w:type="dxa"/>
+            <w:tcW w:w="1702" w:type="dxa"/>
           </w:tcPr>
           <w:p>
             <w:pPr>
@@ -6741,7 +6996,7 @@
         </w:tc>
         <w:tc>
           <w:tcPr>
-            <w:tcW w:w="1524" w:type="dxa"/>
+            <w:tcW w:w="1702" w:type="dxa"/>
           </w:tcPr>
           <w:p>
             <w:pPr>
@@ -6758,7 +7013,7 @@
         </w:tc>
         <w:tc>
           <w:tcPr>
-            <w:tcW w:w="1524" w:type="dxa"/>
+            <w:tcW w:w="1700" w:type="dxa"/>
           </w:tcPr>
           <w:p>
             <w:pPr>
@@ -6775,9 +7030,12 @@
         </w:tc>
       </w:tr>
       <w:tr>
-        <w:tc>
-          <w:tcPr>
-            <w:tcW w:w="1820" w:type="dxa"/>
+        <w:trPr>
+          <w:cantSplit/>
+        </w:trPr>
+        <w:tc>
+          <w:tcPr>
+            <w:tcW w:w="2032" w:type="dxa"/>
           </w:tcPr>
           <w:p>
             <w:pPr>
@@ -6794,7 +7052,7 @@
         </w:tc>
         <w:tc>
           <w:tcPr>
-            <w:tcW w:w="1524" w:type="dxa"/>
+            <w:tcW w:w="1702" w:type="dxa"/>
           </w:tcPr>
           <w:p>
             <w:pPr>
@@ -6811,7 +7069,7 @@
         </w:tc>
         <w:tc>
           <w:tcPr>
-            <w:tcW w:w="1524" w:type="dxa"/>
+            <w:tcW w:w="1702" w:type="dxa"/>
           </w:tcPr>
           <w:p>
             <w:pPr>
@@ -6828,7 +7086,7 @@
         </w:tc>
         <w:tc>
           <w:tcPr>
-            <w:tcW w:w="1524" w:type="dxa"/>
+            <w:tcW w:w="1702" w:type="dxa"/>
           </w:tcPr>
           <w:p>
             <w:pPr>
@@ -6845,7 +7103,7 @@
         </w:tc>
         <w:tc>
           <w:tcPr>
-            <w:tcW w:w="1524" w:type="dxa"/>
+            <w:tcW w:w="1700" w:type="dxa"/>
           </w:tcPr>
           <w:p>
             <w:pPr>
@@ -6862,9 +7120,12 @@
         </w:tc>
       </w:tr>
       <w:tr>
-        <w:tc>
-          <w:tcPr>
-            <w:tcW w:w="1820" w:type="dxa"/>
+        <w:trPr>
+          <w:cantSplit/>
+        </w:trPr>
+        <w:tc>
+          <w:tcPr>
+            <w:tcW w:w="2032" w:type="dxa"/>
           </w:tcPr>
           <w:p>
             <w:pPr>
@@ -6881,7 +7142,7 @@
         </w:tc>
         <w:tc>
           <w:tcPr>
-            <w:tcW w:w="1524" w:type="dxa"/>
+            <w:tcW w:w="1702" w:type="dxa"/>
           </w:tcPr>
           <w:p>
             <w:pPr>
@@ -6898,7 +7159,7 @@
         </w:tc>
         <w:tc>
           <w:tcPr>
-            <w:tcW w:w="1524" w:type="dxa"/>
+            <w:tcW w:w="1702" w:type="dxa"/>
           </w:tcPr>
           <w:p>
             <w:pPr>
@@ -6915,7 +7176,7 @@
         </w:tc>
         <w:tc>
           <w:tcPr>
-            <w:tcW w:w="1524" w:type="dxa"/>
+            <w:tcW w:w="1702" w:type="dxa"/>
           </w:tcPr>
           <w:p>
             <w:pPr>
@@ -6932,7 +7193,7 @@
         </w:tc>
         <w:tc>
           <w:tcPr>
-            <w:tcW w:w="1524" w:type="dxa"/>
+            <w:tcW w:w="1700" w:type="dxa"/>
           </w:tcPr>
           <w:p>
             <w:pPr>
@@ -6949,9 +7210,12 @@
         </w:tc>
       </w:tr>
       <w:tr>
-        <w:tc>
-          <w:tcPr>
-            <w:tcW w:w="1820" w:type="dxa"/>
+        <w:trPr>
+          <w:cantSplit/>
+        </w:trPr>
+        <w:tc>
+          <w:tcPr>
+            <w:tcW w:w="2032" w:type="dxa"/>
           </w:tcPr>
           <w:p>
             <w:pPr>
@@ -6968,7 +7232,7 @@
         </w:tc>
         <w:tc>
           <w:tcPr>
-            <w:tcW w:w="1524" w:type="dxa"/>
+            <w:tcW w:w="1702" w:type="dxa"/>
           </w:tcPr>
           <w:p>
             <w:pPr>
@@ -6985,7 +7249,7 @@
         </w:tc>
         <w:tc>
           <w:tcPr>
-            <w:tcW w:w="1524" w:type="dxa"/>
+            <w:tcW w:w="1702" w:type="dxa"/>
           </w:tcPr>
           <w:p>
             <w:pPr>
@@ -7002,7 +7266,7 @@
         </w:tc>
         <w:tc>
           <w:tcPr>
-            <w:tcW w:w="1524" w:type="dxa"/>
+            <w:tcW w:w="1702" w:type="dxa"/>
           </w:tcPr>
           <w:p>
             <w:pPr>
@@ -7019,7 +7283,7 @@
         </w:tc>
         <w:tc>
           <w:tcPr>
-            <w:tcW w:w="1524" w:type="dxa"/>
+            <w:tcW w:w="1700" w:type="dxa"/>
           </w:tcPr>
           <w:p>
             <w:pPr>
@@ -7036,9 +7300,12 @@
         </w:tc>
       </w:tr>
       <w:tr>
-        <w:tc>
-          <w:tcPr>
-            <w:tcW w:w="1820" w:type="dxa"/>
+        <w:trPr>
+          <w:cantSplit/>
+        </w:trPr>
+        <w:tc>
+          <w:tcPr>
+            <w:tcW w:w="2032" w:type="dxa"/>
           </w:tcPr>
           <w:p>
             <w:pPr>
@@ -7057,7 +7324,7 @@
         </w:tc>
         <w:tc>
           <w:tcPr>
-            <w:tcW w:w="1524" w:type="dxa"/>
+            <w:tcW w:w="1702" w:type="dxa"/>
           </w:tcPr>
           <w:p>
             <w:pPr>
@@ -7076,7 +7343,7 @@
         </w:tc>
         <w:tc>
           <w:tcPr>
-            <w:tcW w:w="1524" w:type="dxa"/>
+            <w:tcW w:w="1702" w:type="dxa"/>
           </w:tcPr>
           <w:p>
             <w:pPr>
@@ -7095,7 +7362,7 @@
         </w:tc>
         <w:tc>
           <w:tcPr>
-            <w:tcW w:w="1524" w:type="dxa"/>
+            <w:tcW w:w="1702" w:type="dxa"/>
           </w:tcPr>
           <w:p>
             <w:pPr>
@@ -7114,7 +7381,7 @@
         </w:tc>
         <w:tc>
           <w:tcPr>
-            <w:tcW w:w="1524" w:type="dxa"/>
+            <w:tcW w:w="1700" w:type="dxa"/>
           </w:tcPr>
           <w:p>
             <w:pPr>
@@ -7137,7 +7404,7 @@
     <w:tbl>
       <w:tblPr>
         <w:tblStyle w:val="Table"/>
-        <w:tblW w:type="auto" w:w="0"/>
+        <w:tblW w:type="pct" w:w="5000"/>
         <w:tblLook w:firstRow="1" w:lastRow="0" w:firstColumn="0" w:lastColumn="0" w:noHBand="0" w:noVBand="0" w:val="0020"/>
         <w:jc w:val="start"/>
         <w:tblBorders>
@@ -7150,19 +7417,20 @@
         </w:tblBorders>
       </w:tblPr>
       <w:tblGrid>
-        <w:gridCol w:w="1834"/>
-        <w:gridCol w:w="1484"/>
-        <w:gridCol w:w="1510"/>
-        <w:gridCol w:w="1580"/>
-        <w:gridCol w:w="1510"/>
+        <w:gridCol w:w="2047"/>
+        <w:gridCol w:w="1656"/>
+        <w:gridCol w:w="1685"/>
+        <w:gridCol w:w="1764"/>
+        <w:gridCol w:w="1686"/>
       </w:tblGrid>
       <w:tr>
         <w:trPr>
           <w:tblHeader w:val="true"/>
-        </w:trPr>
-        <w:tc>
-          <w:tcPr>
-            <w:tcW w:w="1834" w:type="dxa"/>
+          <w:cantSplit/>
+        </w:trPr>
+        <w:tc>
+          <w:tcPr>
+            <w:tcW w:w="2047" w:type="dxa"/>
             <w:shd w:val="clear" w:color="auto" w:fill="D9E2F3"/>
           </w:tcPr>
           <w:p>
@@ -7181,7 +7449,7 @@
         </w:tc>
         <w:tc>
           <w:tcPr>
-            <w:tcW w:w="1484" w:type="dxa"/>
+            <w:tcW w:w="1656" w:type="dxa"/>
             <w:shd w:val="clear" w:color="auto" w:fill="D9E2F3"/>
           </w:tcPr>
           <w:p>
@@ -7200,7 +7468,7 @@
         </w:tc>
         <w:tc>
           <w:tcPr>
-            <w:tcW w:w="1510" w:type="dxa"/>
+            <w:tcW w:w="1685" w:type="dxa"/>
             <w:shd w:val="clear" w:color="auto" w:fill="D9E2F3"/>
           </w:tcPr>
           <w:p>
@@ -7219,7 +7487,7 @@
         </w:tc>
         <w:tc>
           <w:tcPr>
-            <w:tcW w:w="1580" w:type="dxa"/>
+            <w:tcW w:w="1764" w:type="dxa"/>
             <w:shd w:val="clear" w:color="auto" w:fill="D9E2F3"/>
           </w:tcPr>
           <w:p>
@@ -7238,7 +7506,7 @@
         </w:tc>
         <w:tc>
           <w:tcPr>
-            <w:tcW w:w="1510" w:type="dxa"/>
+            <w:tcW w:w="1686" w:type="dxa"/>
             <w:shd w:val="clear" w:color="auto" w:fill="D9E2F3"/>
           </w:tcPr>
           <w:p>
@@ -7257,9 +7525,12 @@
         </w:tc>
       </w:tr>
       <w:tr>
-        <w:tc>
-          <w:tcPr>
-            <w:tcW w:w="1834" w:type="dxa"/>
+        <w:trPr>
+          <w:cantSplit/>
+        </w:trPr>
+        <w:tc>
+          <w:tcPr>
+            <w:tcW w:w="2047" w:type="dxa"/>
           </w:tcPr>
           <w:p>
             <w:pPr>
@@ -7276,7 +7547,7 @@
         </w:tc>
         <w:tc>
           <w:tcPr>
-            <w:tcW w:w="1484" w:type="dxa"/>
+            <w:tcW w:w="1656" w:type="dxa"/>
           </w:tcPr>
           <w:p>
             <w:pPr>
@@ -7293,7 +7564,7 @@
         </w:tc>
         <w:tc>
           <w:tcPr>
-            <w:tcW w:w="1510" w:type="dxa"/>
+            <w:tcW w:w="1685" w:type="dxa"/>
           </w:tcPr>
           <w:p>
             <w:pPr>
@@ -7310,7 +7581,7 @@
         </w:tc>
         <w:tc>
           <w:tcPr>
-            <w:tcW w:w="1580" w:type="dxa"/>
+            <w:tcW w:w="1764" w:type="dxa"/>
           </w:tcPr>
           <w:p>
             <w:pPr>
@@ -7327,7 +7598,7 @@
         </w:tc>
         <w:tc>
           <w:tcPr>
-            <w:tcW w:w="1510" w:type="dxa"/>
+            <w:tcW w:w="1686" w:type="dxa"/>
           </w:tcPr>
           <w:p>
             <w:pPr>
@@ -7344,9 +7615,12 @@
         </w:tc>
       </w:tr>
       <w:tr>
-        <w:tc>
-          <w:tcPr>
-            <w:tcW w:w="1834" w:type="dxa"/>
+        <w:trPr>
+          <w:cantSplit/>
+        </w:trPr>
+        <w:tc>
+          <w:tcPr>
+            <w:tcW w:w="2047" w:type="dxa"/>
           </w:tcPr>
           <w:p>
             <w:pPr>
@@ -7363,7 +7637,7 @@
         </w:tc>
         <w:tc>
           <w:tcPr>
-            <w:tcW w:w="1484" w:type="dxa"/>
+            <w:tcW w:w="1656" w:type="dxa"/>
           </w:tcPr>
           <w:p>
             <w:pPr>
@@ -7380,7 +7654,7 @@
         </w:tc>
         <w:tc>
           <w:tcPr>
-            <w:tcW w:w="1510" w:type="dxa"/>
+            <w:tcW w:w="1685" w:type="dxa"/>
           </w:tcPr>
           <w:p>
             <w:pPr>
@@ -7397,7 +7671,7 @@
         </w:tc>
         <w:tc>
           <w:tcPr>
-            <w:tcW w:w="1580" w:type="dxa"/>
+            <w:tcW w:w="1764" w:type="dxa"/>
           </w:tcPr>
           <w:p>
             <w:pPr>
@@ -7414,7 +7688,7 @@
         </w:tc>
         <w:tc>
           <w:tcPr>
-            <w:tcW w:w="1510" w:type="dxa"/>
+            <w:tcW w:w="1686" w:type="dxa"/>
           </w:tcPr>
           <w:p>
             <w:pPr>
@@ -7471,17 +7745,18 @@
         </w:tblBorders>
       </w:tblPr>
       <w:tblGrid>
-        <w:gridCol w:w="2073"/>
-        <w:gridCol w:w="1963"/>
-        <w:gridCol w:w="3882"/>
+        <w:gridCol w:w="2314"/>
+        <w:gridCol w:w="2191"/>
+        <w:gridCol w:w="4333"/>
       </w:tblGrid>
       <w:tr>
         <w:trPr>
           <w:tblHeader w:val="true"/>
-        </w:trPr>
-        <w:tc>
-          <w:tcPr>
-            <w:tcW w:w="2073" w:type="dxa"/>
+          <w:cantSplit/>
+        </w:trPr>
+        <w:tc>
+          <w:tcPr>
+            <w:tcW w:w="2314" w:type="dxa"/>
             <w:shd w:val="clear" w:color="auto" w:fill="D9E2F3"/>
           </w:tcPr>
           <w:p>
@@ -7500,7 +7775,7 @@
         </w:tc>
         <w:tc>
           <w:tcPr>
-            <w:tcW w:w="1963" w:type="dxa"/>
+            <w:tcW w:w="2191" w:type="dxa"/>
             <w:shd w:val="clear" w:color="auto" w:fill="D9E2F3"/>
           </w:tcPr>
           <w:p>
@@ -7519,7 +7794,7 @@
         </w:tc>
         <w:tc>
           <w:tcPr>
-            <w:tcW w:w="3882" w:type="dxa"/>
+            <w:tcW w:w="4333" w:type="dxa"/>
             <w:shd w:val="clear" w:color="auto" w:fill="D9E2F3"/>
           </w:tcPr>
           <w:p>
@@ -7538,9 +7813,12 @@
         </w:tc>
       </w:tr>
       <w:tr>
-        <w:tc>
-          <w:tcPr>
-            <w:tcW w:w="2073" w:type="dxa"/>
+        <w:trPr>
+          <w:cantSplit/>
+        </w:trPr>
+        <w:tc>
+          <w:tcPr>
+            <w:tcW w:w="2314" w:type="dxa"/>
           </w:tcPr>
           <w:p>
             <w:pPr>
@@ -7557,7 +7835,7 @@
         </w:tc>
         <w:tc>
           <w:tcPr>
-            <w:tcW w:w="1963" w:type="dxa"/>
+            <w:tcW w:w="2191" w:type="dxa"/>
           </w:tcPr>
           <w:p>
             <w:pPr>
@@ -7574,7 +7852,7 @@
         </w:tc>
         <w:tc>
           <w:tcPr>
-            <w:tcW w:w="3882" w:type="dxa"/>
+            <w:tcW w:w="4333" w:type="dxa"/>
           </w:tcPr>
           <w:p>
             <w:pPr>
@@ -7591,9 +7869,12 @@
         </w:tc>
       </w:tr>
       <w:tr>
-        <w:tc>
-          <w:tcPr>
-            <w:tcW w:w="2073" w:type="dxa"/>
+        <w:trPr>
+          <w:cantSplit/>
+        </w:trPr>
+        <w:tc>
+          <w:tcPr>
+            <w:tcW w:w="2314" w:type="dxa"/>
           </w:tcPr>
           <w:p>
             <w:pPr>
@@ -7610,7 +7891,7 @@
         </w:tc>
         <w:tc>
           <w:tcPr>
-            <w:tcW w:w="1963" w:type="dxa"/>
+            <w:tcW w:w="2191" w:type="dxa"/>
           </w:tcPr>
           <w:p>
             <w:pPr>
@@ -7627,7 +7908,7 @@
         </w:tc>
         <w:tc>
           <w:tcPr>
-            <w:tcW w:w="3882" w:type="dxa"/>
+            <w:tcW w:w="4333" w:type="dxa"/>
           </w:tcPr>
           <w:p>
             <w:pPr>
@@ -7644,9 +7925,12 @@
         </w:tc>
       </w:tr>
       <w:tr>
-        <w:tc>
-          <w:tcPr>
-            <w:tcW w:w="2073" w:type="dxa"/>
+        <w:trPr>
+          <w:cantSplit/>
+        </w:trPr>
+        <w:tc>
+          <w:tcPr>
+            <w:tcW w:w="2314" w:type="dxa"/>
           </w:tcPr>
           <w:p>
             <w:pPr>
@@ -7663,7 +7947,7 @@
         </w:tc>
         <w:tc>
           <w:tcPr>
-            <w:tcW w:w="1963" w:type="dxa"/>
+            <w:tcW w:w="2191" w:type="dxa"/>
           </w:tcPr>
           <w:p>
             <w:pPr>
@@ -7680,7 +7964,7 @@
         </w:tc>
         <w:tc>
           <w:tcPr>
-            <w:tcW w:w="3882" w:type="dxa"/>
+            <w:tcW w:w="4333" w:type="dxa"/>
           </w:tcPr>
           <w:p>
             <w:pPr>
@@ -7697,9 +7981,12 @@
         </w:tc>
       </w:tr>
       <w:tr>
-        <w:tc>
-          <w:tcPr>
-            <w:tcW w:w="2073" w:type="dxa"/>
+        <w:trPr>
+          <w:cantSplit/>
+        </w:trPr>
+        <w:tc>
+          <w:tcPr>
+            <w:tcW w:w="2314" w:type="dxa"/>
           </w:tcPr>
           <w:p>
             <w:pPr>
@@ -7716,7 +8003,7 @@
         </w:tc>
         <w:tc>
           <w:tcPr>
-            <w:tcW w:w="1963" w:type="dxa"/>
+            <w:tcW w:w="2191" w:type="dxa"/>
           </w:tcPr>
           <w:p>
             <w:pPr>
@@ -7733,7 +8020,7 @@
         </w:tc>
         <w:tc>
           <w:tcPr>
-            <w:tcW w:w="3882" w:type="dxa"/>
+            <w:tcW w:w="4333" w:type="dxa"/>
           </w:tcPr>
           <w:p>
             <w:pPr>
@@ -7750,9 +8037,12 @@
         </w:tc>
       </w:tr>
       <w:tr>
-        <w:tc>
-          <w:tcPr>
-            <w:tcW w:w="2073" w:type="dxa"/>
+        <w:trPr>
+          <w:cantSplit/>
+        </w:trPr>
+        <w:tc>
+          <w:tcPr>
+            <w:tcW w:w="2314" w:type="dxa"/>
           </w:tcPr>
           <w:p>
             <w:pPr>
@@ -7769,7 +8059,7 @@
         </w:tc>
         <w:tc>
           <w:tcPr>
-            <w:tcW w:w="1963" w:type="dxa"/>
+            <w:tcW w:w="2191" w:type="dxa"/>
           </w:tcPr>
           <w:p>
             <w:pPr>
@@ -7786,7 +8076,7 @@
         </w:tc>
         <w:tc>
           <w:tcPr>
-            <w:tcW w:w="3882" w:type="dxa"/>
+            <w:tcW w:w="4333" w:type="dxa"/>
           </w:tcPr>
           <w:p>
             <w:pPr>
@@ -7803,9 +8093,12 @@
         </w:tc>
       </w:tr>
       <w:tr>
-        <w:tc>
-          <w:tcPr>
-            <w:tcW w:w="2073" w:type="dxa"/>
+        <w:trPr>
+          <w:cantSplit/>
+        </w:trPr>
+        <w:tc>
+          <w:tcPr>
+            <w:tcW w:w="2314" w:type="dxa"/>
           </w:tcPr>
           <w:p>
             <w:pPr>
@@ -7822,7 +8115,7 @@
         </w:tc>
         <w:tc>
           <w:tcPr>
-            <w:tcW w:w="1963" w:type="dxa"/>
+            <w:tcW w:w="2191" w:type="dxa"/>
           </w:tcPr>
           <w:p>
             <w:pPr>
@@ -7839,7 +8132,7 @@
         </w:tc>
         <w:tc>
           <w:tcPr>
-            <w:tcW w:w="3882" w:type="dxa"/>
+            <w:tcW w:w="4333" w:type="dxa"/>
           </w:tcPr>
           <w:p>
             <w:pPr>
@@ -7856,9 +8149,12 @@
         </w:tc>
       </w:tr>
       <w:tr>
-        <w:tc>
-          <w:tcPr>
-            <w:tcW w:w="2073" w:type="dxa"/>
+        <w:trPr>
+          <w:cantSplit/>
+        </w:trPr>
+        <w:tc>
+          <w:tcPr>
+            <w:tcW w:w="2314" w:type="dxa"/>
           </w:tcPr>
           <w:p>
             <w:pPr>
@@ -7875,7 +8171,7 @@
         </w:tc>
         <w:tc>
           <w:tcPr>
-            <w:tcW w:w="1963" w:type="dxa"/>
+            <w:tcW w:w="2191" w:type="dxa"/>
           </w:tcPr>
           <w:p>
             <w:pPr>
@@ -7892,7 +8188,7 @@
         </w:tc>
         <w:tc>
           <w:tcPr>
-            <w:tcW w:w="3882" w:type="dxa"/>
+            <w:tcW w:w="4333" w:type="dxa"/>
           </w:tcPr>
           <w:p>
             <w:pPr>
@@ -7909,9 +8205,12 @@
         </w:tc>
       </w:tr>
       <w:tr>
-        <w:tc>
-          <w:tcPr>
-            <w:tcW w:w="2073" w:type="dxa"/>
+        <w:trPr>
+          <w:cantSplit/>
+        </w:trPr>
+        <w:tc>
+          <w:tcPr>
+            <w:tcW w:w="2314" w:type="dxa"/>
           </w:tcPr>
           <w:p>
             <w:pPr>
@@ -7928,7 +8227,7 @@
         </w:tc>
         <w:tc>
           <w:tcPr>
-            <w:tcW w:w="1963" w:type="dxa"/>
+            <w:tcW w:w="2191" w:type="dxa"/>
           </w:tcPr>
           <w:p>
             <w:pPr>
@@ -7945,7 +8244,7 @@
         </w:tc>
         <w:tc>
           <w:tcPr>
-            <w:tcW w:w="3882" w:type="dxa"/>
+            <w:tcW w:w="4333" w:type="dxa"/>
           </w:tcPr>
           <w:p>
             <w:pPr>
@@ -7962,9 +8261,12 @@
         </w:tc>
       </w:tr>
       <w:tr>
-        <w:tc>
-          <w:tcPr>
-            <w:tcW w:w="2073" w:type="dxa"/>
+        <w:trPr>
+          <w:cantSplit/>
+        </w:trPr>
+        <w:tc>
+          <w:tcPr>
+            <w:tcW w:w="2314" w:type="dxa"/>
           </w:tcPr>
           <w:p>
             <w:pPr>
@@ -7981,7 +8283,7 @@
         </w:tc>
         <w:tc>
           <w:tcPr>
-            <w:tcW w:w="1963" w:type="dxa"/>
+            <w:tcW w:w="2191" w:type="dxa"/>
           </w:tcPr>
           <w:p>
             <w:pPr>
@@ -7998,7 +8300,7 @@
         </w:tc>
         <w:tc>
           <w:tcPr>
-            <w:tcW w:w="3882" w:type="dxa"/>
+            <w:tcW w:w="4333" w:type="dxa"/>
           </w:tcPr>
           <w:p>
             <w:pPr>
@@ -8015,9 +8317,12 @@
         </w:tc>
       </w:tr>
       <w:tr>
-        <w:tc>
-          <w:tcPr>
-            <w:tcW w:w="2073" w:type="dxa"/>
+        <w:trPr>
+          <w:cantSplit/>
+        </w:trPr>
+        <w:tc>
+          <w:tcPr>
+            <w:tcW w:w="2314" w:type="dxa"/>
           </w:tcPr>
           <w:p>
             <w:pPr>
@@ -8034,7 +8339,7 @@
         </w:tc>
         <w:tc>
           <w:tcPr>
-            <w:tcW w:w="1963" w:type="dxa"/>
+            <w:tcW w:w="2191" w:type="dxa"/>
           </w:tcPr>
           <w:p>
             <w:pPr>
@@ -8051,7 +8356,7 @@
         </w:tc>
         <w:tc>
           <w:tcPr>
-            <w:tcW w:w="3882" w:type="dxa"/>
+            <w:tcW w:w="4333" w:type="dxa"/>
           </w:tcPr>
           <w:p>
             <w:pPr>
@@ -8081,9 +8386,12 @@
         </w:tc>
       </w:tr>
       <w:tr>
-        <w:tc>
-          <w:tcPr>
-            <w:tcW w:w="2073" w:type="dxa"/>
+        <w:trPr>
+          <w:cantSplit/>
+        </w:trPr>
+        <w:tc>
+          <w:tcPr>
+            <w:tcW w:w="2314" w:type="dxa"/>
           </w:tcPr>
           <w:p>
             <w:pPr>
@@ -8100,7 +8408,7 @@
         </w:tc>
         <w:tc>
           <w:tcPr>
-            <w:tcW w:w="1963" w:type="dxa"/>
+            <w:tcW w:w="2191" w:type="dxa"/>
           </w:tcPr>
           <w:p>
             <w:pPr>
@@ -8117,7 +8425,7 @@
         </w:tc>
         <w:tc>
           <w:tcPr>
-            <w:tcW w:w="3882" w:type="dxa"/>
+            <w:tcW w:w="4333" w:type="dxa"/>
           </w:tcPr>
           <w:p>
             <w:pPr>
@@ -8134,9 +8442,12 @@
         </w:tc>
       </w:tr>
       <w:tr>
-        <w:tc>
-          <w:tcPr>
-            <w:tcW w:w="2073" w:type="dxa"/>
+        <w:trPr>
+          <w:cantSplit/>
+        </w:trPr>
+        <w:tc>
+          <w:tcPr>
+            <w:tcW w:w="2314" w:type="dxa"/>
           </w:tcPr>
           <w:p>
             <w:pPr>
@@ -8153,7 +8464,7 @@
         </w:tc>
         <w:tc>
           <w:tcPr>
-            <w:tcW w:w="1963" w:type="dxa"/>
+            <w:tcW w:w="2191" w:type="dxa"/>
           </w:tcPr>
           <w:p>
             <w:pPr>
@@ -8170,7 +8481,7 @@
         </w:tc>
         <w:tc>
           <w:tcPr>
-            <w:tcW w:w="3882" w:type="dxa"/>
+            <w:tcW w:w="4333" w:type="dxa"/>
           </w:tcPr>
           <w:p>
             <w:pPr>
@@ -8214,7 +8525,7 @@
     <w:tbl>
       <w:tblPr>
         <w:tblStyle w:val="Table"/>
-        <w:tblW w:type="auto" w:w="0"/>
+        <w:tblW w:type="pct" w:w="5000"/>
         <w:tblLook w:firstRow="1" w:lastRow="0" w:firstColumn="0" w:lastColumn="0" w:noHBand="0" w:noVBand="0" w:val="0020"/>
         <w:jc w:val="start"/>
         <w:tblBorders>
@@ -8227,18 +8538,19 @@
         </w:tblBorders>
       </w:tblPr>
       <w:tblGrid>
-        <w:gridCol w:w="2457"/>
-        <w:gridCol w:w="1968"/>
-        <w:gridCol w:w="1518"/>
-        <w:gridCol w:w="1975"/>
+        <w:gridCol w:w="2742"/>
+        <w:gridCol w:w="2197"/>
+        <w:gridCol w:w="1694"/>
+        <w:gridCol w:w="2205"/>
       </w:tblGrid>
       <w:tr>
         <w:trPr>
           <w:tblHeader w:val="true"/>
-        </w:trPr>
-        <w:tc>
-          <w:tcPr>
-            <w:tcW w:w="2457" w:type="dxa"/>
+          <w:cantSplit/>
+        </w:trPr>
+        <w:tc>
+          <w:tcPr>
+            <w:tcW w:w="2742" w:type="dxa"/>
             <w:shd w:val="clear" w:color="auto" w:fill="D9E2F3"/>
           </w:tcPr>
           <w:p>
@@ -8257,7 +8569,7 @@
         </w:tc>
         <w:tc>
           <w:tcPr>
-            <w:tcW w:w="1968" w:type="dxa"/>
+            <w:tcW w:w="2197" w:type="dxa"/>
             <w:shd w:val="clear" w:color="auto" w:fill="D9E2F3"/>
           </w:tcPr>
           <w:p>
@@ -8276,7 +8588,7 @@
         </w:tc>
         <w:tc>
           <w:tcPr>
-            <w:tcW w:w="1518" w:type="dxa"/>
+            <w:tcW w:w="1694" w:type="dxa"/>
             <w:shd w:val="clear" w:color="auto" w:fill="D9E2F3"/>
           </w:tcPr>
           <w:p>
@@ -8295,7 +8607,7 @@
         </w:tc>
         <w:tc>
           <w:tcPr>
-            <w:tcW w:w="1975" w:type="dxa"/>
+            <w:tcW w:w="2205" w:type="dxa"/>
             <w:shd w:val="clear" w:color="auto" w:fill="D9E2F3"/>
           </w:tcPr>
           <w:p>
@@ -8314,9 +8626,12 @@
         </w:tc>
       </w:tr>
       <w:tr>
-        <w:tc>
-          <w:tcPr>
-            <w:tcW w:w="2457" w:type="dxa"/>
+        <w:trPr>
+          <w:cantSplit/>
+        </w:trPr>
+        <w:tc>
+          <w:tcPr>
+            <w:tcW w:w="2742" w:type="dxa"/>
           </w:tcPr>
           <w:p>
             <w:pPr>
@@ -8333,7 +8648,7 @@
         </w:tc>
         <w:tc>
           <w:tcPr>
-            <w:tcW w:w="1968" w:type="dxa"/>
+            <w:tcW w:w="2197" w:type="dxa"/>
           </w:tcPr>
           <w:p>
             <w:pPr>
@@ -8350,7 +8665,7 @@
         </w:tc>
         <w:tc>
           <w:tcPr>
-            <w:tcW w:w="1518" w:type="dxa"/>
+            <w:tcW w:w="1694" w:type="dxa"/>
           </w:tcPr>
           <w:p>
             <w:pPr>
@@ -8367,7 +8682,7 @@
         </w:tc>
         <w:tc>
           <w:tcPr>
-            <w:tcW w:w="1975" w:type="dxa"/>
+            <w:tcW w:w="2205" w:type="dxa"/>
           </w:tcPr>
           <w:p>
             <w:pPr>
@@ -8384,9 +8699,12 @@
         </w:tc>
       </w:tr>
       <w:tr>
-        <w:tc>
-          <w:tcPr>
-            <w:tcW w:w="2457" w:type="dxa"/>
+        <w:trPr>
+          <w:cantSplit/>
+        </w:trPr>
+        <w:tc>
+          <w:tcPr>
+            <w:tcW w:w="2742" w:type="dxa"/>
           </w:tcPr>
           <w:p>
             <w:pPr>
@@ -8403,7 +8721,7 @@
         </w:tc>
         <w:tc>
           <w:tcPr>
-            <w:tcW w:w="1968" w:type="dxa"/>
+            <w:tcW w:w="2197" w:type="dxa"/>
           </w:tcPr>
           <w:p>
             <w:pPr>
@@ -8420,7 +8738,7 @@
         </w:tc>
         <w:tc>
           <w:tcPr>
-            <w:tcW w:w="1518" w:type="dxa"/>
+            <w:tcW w:w="1694" w:type="dxa"/>
           </w:tcPr>
           <w:p>
             <w:pPr>
@@ -8437,7 +8755,7 @@
         </w:tc>
         <w:tc>
           <w:tcPr>
-            <w:tcW w:w="1975" w:type="dxa"/>
+            <w:tcW w:w="2205" w:type="dxa"/>
           </w:tcPr>
           <w:p>
             <w:pPr>
@@ -8454,9 +8772,12 @@
         </w:tc>
       </w:tr>
       <w:tr>
-        <w:tc>
-          <w:tcPr>
-            <w:tcW w:w="2457" w:type="dxa"/>
+        <w:trPr>
+          <w:cantSplit/>
+        </w:trPr>
+        <w:tc>
+          <w:tcPr>
+            <w:tcW w:w="2742" w:type="dxa"/>
           </w:tcPr>
           <w:p>
             <w:pPr>
@@ -8473,7 +8794,7 @@
         </w:tc>
         <w:tc>
           <w:tcPr>
-            <w:tcW w:w="1968" w:type="dxa"/>
+            <w:tcW w:w="2197" w:type="dxa"/>
           </w:tcPr>
           <w:p>
             <w:pPr>
@@ -8490,7 +8811,7 @@
         </w:tc>
         <w:tc>
           <w:tcPr>
-            <w:tcW w:w="1518" w:type="dxa"/>
+            <w:tcW w:w="1694" w:type="dxa"/>
           </w:tcPr>
           <w:p>
             <w:pPr>
@@ -8507,7 +8828,7 @@
         </w:tc>
         <w:tc>
           <w:tcPr>
-            <w:tcW w:w="1975" w:type="dxa"/>
+            <w:tcW w:w="2205" w:type="dxa"/>
           </w:tcPr>
           <w:p>
             <w:pPr>
@@ -8524,9 +8845,12 @@
         </w:tc>
       </w:tr>
       <w:tr>
-        <w:tc>
-          <w:tcPr>
-            <w:tcW w:w="2457" w:type="dxa"/>
+        <w:trPr>
+          <w:cantSplit/>
+        </w:trPr>
+        <w:tc>
+          <w:tcPr>
+            <w:tcW w:w="2742" w:type="dxa"/>
           </w:tcPr>
           <w:p>
             <w:pPr>
@@ -8543,7 +8867,7 @@
         </w:tc>
         <w:tc>
           <w:tcPr>
-            <w:tcW w:w="1968" w:type="dxa"/>
+            <w:tcW w:w="2197" w:type="dxa"/>
           </w:tcPr>
           <w:p>
             <w:pPr>
@@ -8560,7 +8884,7 @@
         </w:tc>
         <w:tc>
           <w:tcPr>
-            <w:tcW w:w="1518" w:type="dxa"/>
+            <w:tcW w:w="1694" w:type="dxa"/>
           </w:tcPr>
           <w:p>
             <w:pPr>
@@ -8577,7 +8901,7 @@
         </w:tc>
         <w:tc>
           <w:tcPr>
-            <w:tcW w:w="1975" w:type="dxa"/>
+            <w:tcW w:w="2205" w:type="dxa"/>
           </w:tcPr>
           <w:p>
             <w:pPr>
@@ -8594,9 +8918,12 @@
         </w:tc>
       </w:tr>
       <w:tr>
-        <w:tc>
-          <w:tcPr>
-            <w:tcW w:w="2457" w:type="dxa"/>
+        <w:trPr>
+          <w:cantSplit/>
+        </w:trPr>
+        <w:tc>
+          <w:tcPr>
+            <w:tcW w:w="2742" w:type="dxa"/>
           </w:tcPr>
           <w:p>
             <w:pPr>
@@ -8613,7 +8940,7 @@
         </w:tc>
         <w:tc>
           <w:tcPr>
-            <w:tcW w:w="1968" w:type="dxa"/>
+            <w:tcW w:w="2197" w:type="dxa"/>
           </w:tcPr>
           <w:p>
             <w:pPr>
@@ -8630,7 +8957,7 @@
         </w:tc>
         <w:tc>
           <w:tcPr>
-            <w:tcW w:w="1518" w:type="dxa"/>
+            <w:tcW w:w="1694" w:type="dxa"/>
           </w:tcPr>
           <w:p>
             <w:pPr>
@@ -8647,7 +8974,7 @@
         </w:tc>
         <w:tc>
           <w:tcPr>
-            <w:tcW w:w="1975" w:type="dxa"/>
+            <w:tcW w:w="2205" w:type="dxa"/>
           </w:tcPr>
           <w:p>
             <w:pPr>
@@ -8664,9 +8991,12 @@
         </w:tc>
       </w:tr>
       <w:tr>
-        <w:tc>
-          <w:tcPr>
-            <w:tcW w:w="2457" w:type="dxa"/>
+        <w:trPr>
+          <w:cantSplit/>
+        </w:trPr>
+        <w:tc>
+          <w:tcPr>
+            <w:tcW w:w="2742" w:type="dxa"/>
           </w:tcPr>
           <w:p>
             <w:pPr>
@@ -8683,7 +9013,7 @@
         </w:tc>
         <w:tc>
           <w:tcPr>
-            <w:tcW w:w="1968" w:type="dxa"/>
+            <w:tcW w:w="2197" w:type="dxa"/>
           </w:tcPr>
           <w:p>
             <w:pPr>
@@ -8700,7 +9030,7 @@
         </w:tc>
         <w:tc>
           <w:tcPr>
-            <w:tcW w:w="1518" w:type="dxa"/>
+            <w:tcW w:w="1694" w:type="dxa"/>
           </w:tcPr>
           <w:p>
             <w:pPr>
@@ -8717,7 +9047,7 @@
         </w:tc>
         <w:tc>
           <w:tcPr>
-            <w:tcW w:w="1975" w:type="dxa"/>
+            <w:tcW w:w="2205" w:type="dxa"/>
           </w:tcPr>
           <w:p>
             <w:pPr>
@@ -8734,9 +9064,12 @@
         </w:tc>
       </w:tr>
       <w:tr>
-        <w:tc>
-          <w:tcPr>
-            <w:tcW w:w="2457" w:type="dxa"/>
+        <w:trPr>
+          <w:cantSplit/>
+        </w:trPr>
+        <w:tc>
+          <w:tcPr>
+            <w:tcW w:w="2742" w:type="dxa"/>
           </w:tcPr>
           <w:p>
             <w:pPr>
@@ -8753,7 +9086,7 @@
         </w:tc>
         <w:tc>
           <w:tcPr>
-            <w:tcW w:w="1968" w:type="dxa"/>
+            <w:tcW w:w="2197" w:type="dxa"/>
           </w:tcPr>
           <w:p>
             <w:pPr>
@@ -8770,7 +9103,7 @@
         </w:tc>
         <w:tc>
           <w:tcPr>
-            <w:tcW w:w="1518" w:type="dxa"/>
+            <w:tcW w:w="1694" w:type="dxa"/>
           </w:tcPr>
           <w:p>
             <w:pPr>
@@ -8787,7 +9120,7 @@
         </w:tc>
         <w:tc>
           <w:tcPr>
-            <w:tcW w:w="1975" w:type="dxa"/>
+            <w:tcW w:w="2205" w:type="dxa"/>
           </w:tcPr>
           <w:p>
             <w:pPr>
@@ -8804,9 +9137,12 @@
         </w:tc>
       </w:tr>
       <w:tr>
-        <w:tc>
-          <w:tcPr>
-            <w:tcW w:w="2457" w:type="dxa"/>
+        <w:trPr>
+          <w:cantSplit/>
+        </w:trPr>
+        <w:tc>
+          <w:tcPr>
+            <w:tcW w:w="2742" w:type="dxa"/>
           </w:tcPr>
           <w:p>
             <w:pPr>
@@ -8823,7 +9159,7 @@
         </w:tc>
         <w:tc>
           <w:tcPr>
-            <w:tcW w:w="1968" w:type="dxa"/>
+            <w:tcW w:w="2197" w:type="dxa"/>
           </w:tcPr>
           <w:p>
             <w:pPr>
@@ -8840,7 +9176,7 @@
         </w:tc>
         <w:tc>
           <w:tcPr>
-            <w:tcW w:w="1518" w:type="dxa"/>
+            <w:tcW w:w="1694" w:type="dxa"/>
           </w:tcPr>
           <w:p>
             <w:pPr>
@@ -8857,7 +9193,7 @@
         </w:tc>
         <w:tc>
           <w:tcPr>
-            <w:tcW w:w="1975" w:type="dxa"/>
+            <w:tcW w:w="2205" w:type="dxa"/>
           </w:tcPr>
           <w:p>
             <w:pPr>
@@ -8874,9 +9210,12 @@
         </w:tc>
       </w:tr>
       <w:tr>
-        <w:tc>
-          <w:tcPr>
-            <w:tcW w:w="2457" w:type="dxa"/>
+        <w:trPr>
+          <w:cantSplit/>
+        </w:trPr>
+        <w:tc>
+          <w:tcPr>
+            <w:tcW w:w="2742" w:type="dxa"/>
           </w:tcPr>
           <w:p>
             <w:pPr>
@@ -8893,7 +9232,7 @@
         </w:tc>
         <w:tc>
           <w:tcPr>
-            <w:tcW w:w="1968" w:type="dxa"/>
+            <w:tcW w:w="2197" w:type="dxa"/>
           </w:tcPr>
           <w:p>
             <w:pPr>
@@ -8910,7 +9249,7 @@
         </w:tc>
         <w:tc>
           <w:tcPr>
-            <w:tcW w:w="1518" w:type="dxa"/>
+            <w:tcW w:w="1694" w:type="dxa"/>
           </w:tcPr>
           <w:p>
             <w:pPr>
@@ -8927,7 +9266,7 @@
         </w:tc>
         <w:tc>
           <w:tcPr>
-            <w:tcW w:w="1975" w:type="dxa"/>
+            <w:tcW w:w="2205" w:type="dxa"/>
           </w:tcPr>
           <w:p>
             <w:pPr>
@@ -8944,9 +9283,12 @@
         </w:tc>
       </w:tr>
       <w:tr>
-        <w:tc>
-          <w:tcPr>
-            <w:tcW w:w="2457" w:type="dxa"/>
+        <w:trPr>
+          <w:cantSplit/>
+        </w:trPr>
+        <w:tc>
+          <w:tcPr>
+            <w:tcW w:w="2742" w:type="dxa"/>
           </w:tcPr>
           <w:p>
             <w:pPr>
@@ -8963,7 +9305,7 @@
         </w:tc>
         <w:tc>
           <w:tcPr>
-            <w:tcW w:w="1968" w:type="dxa"/>
+            <w:tcW w:w="2197" w:type="dxa"/>
           </w:tcPr>
           <w:p>
             <w:pPr>
@@ -8980,7 +9322,7 @@
         </w:tc>
         <w:tc>
           <w:tcPr>
-            <w:tcW w:w="1518" w:type="dxa"/>
+            <w:tcW w:w="1694" w:type="dxa"/>
           </w:tcPr>
           <w:p>
             <w:pPr>
@@ -8997,7 +9339,7 @@
         </w:tc>
         <w:tc>
           <w:tcPr>
-            <w:tcW w:w="1975" w:type="dxa"/>
+            <w:tcW w:w="2205" w:type="dxa"/>
           </w:tcPr>
           <w:p>
             <w:pPr>
@@ -9014,9 +9356,12 @@
         </w:tc>
       </w:tr>
       <w:tr>
-        <w:tc>
-          <w:tcPr>
-            <w:tcW w:w="2457" w:type="dxa"/>
+        <w:trPr>
+          <w:cantSplit/>
+        </w:trPr>
+        <w:tc>
+          <w:tcPr>
+            <w:tcW w:w="2742" w:type="dxa"/>
           </w:tcPr>
           <w:p>
             <w:pPr>
@@ -9033,7 +9378,7 @@
         </w:tc>
         <w:tc>
           <w:tcPr>
-            <w:tcW w:w="1968" w:type="dxa"/>
+            <w:tcW w:w="2197" w:type="dxa"/>
           </w:tcPr>
           <w:p>
             <w:pPr>
@@ -9050,7 +9395,7 @@
         </w:tc>
         <w:tc>
           <w:tcPr>
-            <w:tcW w:w="1518" w:type="dxa"/>
+            <w:tcW w:w="1694" w:type="dxa"/>
           </w:tcPr>
           <w:p>
             <w:pPr>
@@ -9067,7 +9412,7 @@
         </w:tc>
         <w:tc>
           <w:tcPr>
-            <w:tcW w:w="1975" w:type="dxa"/>
+            <w:tcW w:w="2205" w:type="dxa"/>
           </w:tcPr>
           <w:p>
             <w:pPr>
@@ -9084,9 +9429,12 @@
         </w:tc>
       </w:tr>
       <w:tr>
-        <w:tc>
-          <w:tcPr>
-            <w:tcW w:w="2457" w:type="dxa"/>
+        <w:trPr>
+          <w:cantSplit/>
+        </w:trPr>
+        <w:tc>
+          <w:tcPr>
+            <w:tcW w:w="2742" w:type="dxa"/>
           </w:tcPr>
           <w:p>
             <w:pPr>
@@ -9103,7 +9451,7 @@
         </w:tc>
         <w:tc>
           <w:tcPr>
-            <w:tcW w:w="1968" w:type="dxa"/>
+            <w:tcW w:w="2197" w:type="dxa"/>
           </w:tcPr>
           <w:p>
             <w:pPr>
@@ -9120,7 +9468,7 @@
         </w:tc>
         <w:tc>
           <w:tcPr>
-            <w:tcW w:w="1518" w:type="dxa"/>
+            <w:tcW w:w="1694" w:type="dxa"/>
           </w:tcPr>
           <w:p>
             <w:pPr>
@@ -9137,7 +9485,7 @@
         </w:tc>
         <w:tc>
           <w:tcPr>
-            <w:tcW w:w="1975" w:type="dxa"/>
+            <w:tcW w:w="2205" w:type="dxa"/>
           </w:tcPr>
           <w:p>
             <w:pPr>
@@ -9184,17 +9532,18 @@
         </w:tblBorders>
       </w:tblPr>
       <w:tblGrid>
-        <w:gridCol w:w="2565"/>
-        <w:gridCol w:w="2039"/>
-        <w:gridCol w:w="3314"/>
+        <w:gridCol w:w="2863"/>
+        <w:gridCol w:w="2276"/>
+        <w:gridCol w:w="3699"/>
       </w:tblGrid>
       <w:tr>
         <w:trPr>
           <w:tblHeader w:val="true"/>
-        </w:trPr>
-        <w:tc>
-          <w:tcPr>
-            <w:tcW w:w="2565" w:type="dxa"/>
+          <w:cantSplit/>
+        </w:trPr>
+        <w:tc>
+          <w:tcPr>
+            <w:tcW w:w="2863" w:type="dxa"/>
             <w:shd w:val="clear" w:color="auto" w:fill="D9E2F3"/>
           </w:tcPr>
           <w:p>
@@ -9213,7 +9562,7 @@
         </w:tc>
         <w:tc>
           <w:tcPr>
-            <w:tcW w:w="2039" w:type="dxa"/>
+            <w:tcW w:w="2276" w:type="dxa"/>
             <w:shd w:val="clear" w:color="auto" w:fill="D9E2F3"/>
           </w:tcPr>
           <w:p>
@@ -9232,7 +9581,7 @@
         </w:tc>
         <w:tc>
           <w:tcPr>
-            <w:tcW w:w="3314" w:type="dxa"/>
+            <w:tcW w:w="3699" w:type="dxa"/>
             <w:shd w:val="clear" w:color="auto" w:fill="D9E2F3"/>
           </w:tcPr>
           <w:p>
@@ -9251,9 +9600,12 @@
         </w:tc>
       </w:tr>
       <w:tr>
-        <w:tc>
-          <w:tcPr>
-            <w:tcW w:w="2565" w:type="dxa"/>
+        <w:trPr>
+          <w:cantSplit/>
+        </w:trPr>
+        <w:tc>
+          <w:tcPr>
+            <w:tcW w:w="2863" w:type="dxa"/>
           </w:tcPr>
           <w:p>
             <w:pPr>
@@ -9270,7 +9622,7 @@
         </w:tc>
         <w:tc>
           <w:tcPr>
-            <w:tcW w:w="2039" w:type="dxa"/>
+            <w:tcW w:w="2276" w:type="dxa"/>
           </w:tcPr>
           <w:p>
             <w:pPr>
@@ -9287,7 +9639,7 @@
         </w:tc>
         <w:tc>
           <w:tcPr>
-            <w:tcW w:w="3314" w:type="dxa"/>
+            <w:tcW w:w="3699" w:type="dxa"/>
           </w:tcPr>
           <w:p>
             <w:pPr>
@@ -9304,9 +9656,12 @@
         </w:tc>
       </w:tr>
       <w:tr>
-        <w:tc>
-          <w:tcPr>
-            <w:tcW w:w="2565" w:type="dxa"/>
+        <w:trPr>
+          <w:cantSplit/>
+        </w:trPr>
+        <w:tc>
+          <w:tcPr>
+            <w:tcW w:w="2863" w:type="dxa"/>
           </w:tcPr>
           <w:p>
             <w:pPr>
@@ -9323,7 +9678,7 @@
         </w:tc>
         <w:tc>
           <w:tcPr>
-            <w:tcW w:w="2039" w:type="dxa"/>
+            <w:tcW w:w="2276" w:type="dxa"/>
           </w:tcPr>
           <w:p>
             <w:pPr>
@@ -9340,7 +9695,7 @@
         </w:tc>
         <w:tc>
           <w:tcPr>
-            <w:tcW w:w="3314" w:type="dxa"/>
+            <w:tcW w:w="3699" w:type="dxa"/>
           </w:tcPr>
           <w:p>
             <w:pPr>
@@ -9357,9 +9712,12 @@
         </w:tc>
       </w:tr>
       <w:tr>
-        <w:tc>
-          <w:tcPr>
-            <w:tcW w:w="2565" w:type="dxa"/>
+        <w:trPr>
+          <w:cantSplit/>
+        </w:trPr>
+        <w:tc>
+          <w:tcPr>
+            <w:tcW w:w="2863" w:type="dxa"/>
           </w:tcPr>
           <w:p>
             <w:pPr>
@@ -9376,7 +9734,7 @@
         </w:tc>
         <w:tc>
           <w:tcPr>
-            <w:tcW w:w="2039" w:type="dxa"/>
+            <w:tcW w:w="2276" w:type="dxa"/>
           </w:tcPr>
           <w:p>
             <w:pPr>
@@ -9393,7 +9751,7 @@
         </w:tc>
         <w:tc>
           <w:tcPr>
-            <w:tcW w:w="3314" w:type="dxa"/>
+            <w:tcW w:w="3699" w:type="dxa"/>
           </w:tcPr>
           <w:p>
             <w:pPr>
@@ -9410,9 +9768,12 @@
         </w:tc>
       </w:tr>
       <w:tr>
-        <w:tc>
-          <w:tcPr>
-            <w:tcW w:w="2565" w:type="dxa"/>
+        <w:trPr>
+          <w:cantSplit/>
+        </w:trPr>
+        <w:tc>
+          <w:tcPr>
+            <w:tcW w:w="2863" w:type="dxa"/>
           </w:tcPr>
           <w:p>
             <w:pPr>
@@ -9429,7 +9790,7 @@
         </w:tc>
         <w:tc>
           <w:tcPr>
-            <w:tcW w:w="2039" w:type="dxa"/>
+            <w:tcW w:w="2276" w:type="dxa"/>
           </w:tcPr>
           <w:p>
             <w:pPr>
@@ -9446,7 +9807,7 @@
         </w:tc>
         <w:tc>
           <w:tcPr>
-            <w:tcW w:w="3314" w:type="dxa"/>
+            <w:tcW w:w="3699" w:type="dxa"/>
           </w:tcPr>
           <w:p>
             <w:pPr>
@@ -9503,18 +9864,19 @@
         </w:tblBorders>
       </w:tblPr>
       <w:tblGrid>
-        <w:gridCol w:w="2419"/>
-        <w:gridCol w:w="1323"/>
-        <w:gridCol w:w="2261"/>
-        <w:gridCol w:w="1915"/>
+        <w:gridCol w:w="2700"/>
+        <w:gridCol w:w="1477"/>
+        <w:gridCol w:w="2524"/>
+        <w:gridCol w:w="2137"/>
       </w:tblGrid>
       <w:tr>
         <w:trPr>
           <w:tblHeader w:val="true"/>
-        </w:trPr>
-        <w:tc>
-          <w:tcPr>
-            <w:tcW w:w="2419" w:type="dxa"/>
+          <w:cantSplit/>
+        </w:trPr>
+        <w:tc>
+          <w:tcPr>
+            <w:tcW w:w="2700" w:type="dxa"/>
             <w:shd w:val="clear" w:color="auto" w:fill="D9E2F3"/>
           </w:tcPr>
           <w:p>
@@ -9533,7 +9895,7 @@
         </w:tc>
         <w:tc>
           <w:tcPr>
-            <w:tcW w:w="1323" w:type="dxa"/>
+            <w:tcW w:w="1477" w:type="dxa"/>
             <w:shd w:val="clear" w:color="auto" w:fill="D9E2F3"/>
           </w:tcPr>
           <w:p>
@@ -9552,7 +9914,7 @@
         </w:tc>
         <w:tc>
           <w:tcPr>
-            <w:tcW w:w="2261" w:type="dxa"/>
+            <w:tcW w:w="2524" w:type="dxa"/>
             <w:shd w:val="clear" w:color="auto" w:fill="D9E2F3"/>
           </w:tcPr>
           <w:p>
@@ -9571,7 +9933,7 @@
         </w:tc>
         <w:tc>
           <w:tcPr>
-            <w:tcW w:w="1915" w:type="dxa"/>
+            <w:tcW w:w="2137" w:type="dxa"/>
             <w:shd w:val="clear" w:color="auto" w:fill="D9E2F3"/>
           </w:tcPr>
           <w:p>
@@ -9590,9 +9952,12 @@
         </w:tc>
       </w:tr>
       <w:tr>
-        <w:tc>
-          <w:tcPr>
-            <w:tcW w:w="2419" w:type="dxa"/>
+        <w:trPr>
+          <w:cantSplit/>
+        </w:trPr>
+        <w:tc>
+          <w:tcPr>
+            <w:tcW w:w="2700" w:type="dxa"/>
           </w:tcPr>
           <w:p>
             <w:pPr>
@@ -9609,7 +9974,7 @@
         </w:tc>
         <w:tc>
           <w:tcPr>
-            <w:tcW w:w="1323" w:type="dxa"/>
+            <w:tcW w:w="1477" w:type="dxa"/>
           </w:tcPr>
           <w:p>
             <w:pPr>
@@ -9626,7 +9991,7 @@
         </w:tc>
         <w:tc>
           <w:tcPr>
-            <w:tcW w:w="2261" w:type="dxa"/>
+            <w:tcW w:w="2524" w:type="dxa"/>
           </w:tcPr>
           <w:p>
             <w:pPr>
@@ -9643,7 +10008,7 @@
         </w:tc>
         <w:tc>
           <w:tcPr>
-            <w:tcW w:w="1915" w:type="dxa"/>
+            <w:tcW w:w="2137" w:type="dxa"/>
           </w:tcPr>
           <w:p>
             <w:pPr>
@@ -9660,9 +10025,12 @@
         </w:tc>
       </w:tr>
       <w:tr>
-        <w:tc>
-          <w:tcPr>
-            <w:tcW w:w="2419" w:type="dxa"/>
+        <w:trPr>
+          <w:cantSplit/>
+        </w:trPr>
+        <w:tc>
+          <w:tcPr>
+            <w:tcW w:w="2700" w:type="dxa"/>
           </w:tcPr>
           <w:p>
             <w:pPr>
@@ -9679,7 +10047,7 @@
         </w:tc>
         <w:tc>
           <w:tcPr>
-            <w:tcW w:w="1323" w:type="dxa"/>
+            <w:tcW w:w="1477" w:type="dxa"/>
           </w:tcPr>
           <w:p>
             <w:pPr>
@@ -9696,7 +10064,7 @@
         </w:tc>
         <w:tc>
           <w:tcPr>
-            <w:tcW w:w="2261" w:type="dxa"/>
+            <w:tcW w:w="2524" w:type="dxa"/>
           </w:tcPr>
           <w:p>
             <w:pPr>
@@ -9713,7 +10081,7 @@
         </w:tc>
         <w:tc>
           <w:tcPr>
-            <w:tcW w:w="1915" w:type="dxa"/>
+            <w:tcW w:w="2137" w:type="dxa"/>
           </w:tcPr>
           <w:p>
             <w:pPr>
@@ -9730,9 +10098,12 @@
         </w:tc>
       </w:tr>
       <w:tr>
-        <w:tc>
-          <w:tcPr>
-            <w:tcW w:w="2419" w:type="dxa"/>
+        <w:trPr>
+          <w:cantSplit/>
+        </w:trPr>
+        <w:tc>
+          <w:tcPr>
+            <w:tcW w:w="2700" w:type="dxa"/>
           </w:tcPr>
           <w:p>
             <w:pPr>
@@ -9749,7 +10120,7 @@
         </w:tc>
         <w:tc>
           <w:tcPr>
-            <w:tcW w:w="1323" w:type="dxa"/>
+            <w:tcW w:w="1477" w:type="dxa"/>
           </w:tcPr>
           <w:p>
             <w:pPr>
@@ -9766,7 +10137,7 @@
         </w:tc>
         <w:tc>
           <w:tcPr>
-            <w:tcW w:w="2261" w:type="dxa"/>
+            <w:tcW w:w="2524" w:type="dxa"/>
           </w:tcPr>
           <w:p>
             <w:pPr>
@@ -9783,7 +10154,7 @@
         </w:tc>
         <w:tc>
           <w:tcPr>
-            <w:tcW w:w="1915" w:type="dxa"/>
+            <w:tcW w:w="2137" w:type="dxa"/>
           </w:tcPr>
           <w:p>
             <w:pPr>
@@ -9800,9 +10171,12 @@
         </w:tc>
       </w:tr>
       <w:tr>
-        <w:tc>
-          <w:tcPr>
-            <w:tcW w:w="2419" w:type="dxa"/>
+        <w:trPr>
+          <w:cantSplit/>
+        </w:trPr>
+        <w:tc>
+          <w:tcPr>
+            <w:tcW w:w="2700" w:type="dxa"/>
           </w:tcPr>
           <w:p>
             <w:pPr>
@@ -9819,7 +10193,7 @@
         </w:tc>
         <w:tc>
           <w:tcPr>
-            <w:tcW w:w="1323" w:type="dxa"/>
+            <w:tcW w:w="1477" w:type="dxa"/>
           </w:tcPr>
           <w:p>
             <w:pPr>
@@ -9836,7 +10210,7 @@
         </w:tc>
         <w:tc>
           <w:tcPr>
-            <w:tcW w:w="2261" w:type="dxa"/>
+            <w:tcW w:w="2524" w:type="dxa"/>
           </w:tcPr>
           <w:p>
             <w:pPr>
@@ -9853,7 +10227,7 @@
         </w:tc>
         <w:tc>
           <w:tcPr>
-            <w:tcW w:w="1915" w:type="dxa"/>
+            <w:tcW w:w="2137" w:type="dxa"/>
           </w:tcPr>
           <w:p>
             <w:pPr>
@@ -9870,9 +10244,12 @@
         </w:tc>
       </w:tr>
       <w:tr>
-        <w:tc>
-          <w:tcPr>
-            <w:tcW w:w="2419" w:type="dxa"/>
+        <w:trPr>
+          <w:cantSplit/>
+        </w:trPr>
+        <w:tc>
+          <w:tcPr>
+            <w:tcW w:w="2700" w:type="dxa"/>
           </w:tcPr>
           <w:p>
             <w:pPr>
@@ -9889,7 +10266,7 @@
         </w:tc>
         <w:tc>
           <w:tcPr>
-            <w:tcW w:w="1323" w:type="dxa"/>
+            <w:tcW w:w="1477" w:type="dxa"/>
           </w:tcPr>
           <w:p>
             <w:pPr>
@@ -9906,7 +10283,7 @@
         </w:tc>
         <w:tc>
           <w:tcPr>
-            <w:tcW w:w="2261" w:type="dxa"/>
+            <w:tcW w:w="2524" w:type="dxa"/>
           </w:tcPr>
           <w:p>
             <w:pPr>
@@ -9923,7 +10300,7 @@
         </w:tc>
         <w:tc>
           <w:tcPr>
-            <w:tcW w:w="1915" w:type="dxa"/>
+            <w:tcW w:w="2137" w:type="dxa"/>
           </w:tcPr>
           <w:p>
             <w:pPr>
@@ -9940,9 +10317,12 @@
         </w:tc>
       </w:tr>
       <w:tr>
-        <w:tc>
-          <w:tcPr>
-            <w:tcW w:w="2419" w:type="dxa"/>
+        <w:trPr>
+          <w:cantSplit/>
+        </w:trPr>
+        <w:tc>
+          <w:tcPr>
+            <w:tcW w:w="2700" w:type="dxa"/>
           </w:tcPr>
           <w:p>
             <w:pPr>
@@ -9959,7 +10339,7 @@
         </w:tc>
         <w:tc>
           <w:tcPr>
-            <w:tcW w:w="1323" w:type="dxa"/>
+            <w:tcW w:w="1477" w:type="dxa"/>
           </w:tcPr>
           <w:p>
             <w:pPr>
@@ -9976,7 +10356,7 @@
         </w:tc>
         <w:tc>
           <w:tcPr>
-            <w:tcW w:w="2261" w:type="dxa"/>
+            <w:tcW w:w="2524" w:type="dxa"/>
           </w:tcPr>
           <w:p>
             <w:pPr>
@@ -9993,7 +10373,7 @@
         </w:tc>
         <w:tc>
           <w:tcPr>
-            <w:tcW w:w="1915" w:type="dxa"/>
+            <w:tcW w:w="2137" w:type="dxa"/>
           </w:tcPr>
           <w:p>
             <w:pPr>
@@ -10010,9 +10390,12 @@
         </w:tc>
       </w:tr>
       <w:tr>
-        <w:tc>
-          <w:tcPr>
-            <w:tcW w:w="2419" w:type="dxa"/>
+        <w:trPr>
+          <w:cantSplit/>
+        </w:trPr>
+        <w:tc>
+          <w:tcPr>
+            <w:tcW w:w="2700" w:type="dxa"/>
           </w:tcPr>
           <w:p>
             <w:pPr>
@@ -10029,7 +10412,7 @@
         </w:tc>
         <w:tc>
           <w:tcPr>
-            <w:tcW w:w="1323" w:type="dxa"/>
+            <w:tcW w:w="1477" w:type="dxa"/>
           </w:tcPr>
           <w:p>
             <w:pPr>
@@ -10046,7 +10429,7 @@
         </w:tc>
         <w:tc>
           <w:tcPr>
-            <w:tcW w:w="2261" w:type="dxa"/>
+            <w:tcW w:w="2524" w:type="dxa"/>
           </w:tcPr>
           <w:p>
             <w:pPr>
@@ -10063,7 +10446,7 @@
         </w:tc>
         <w:tc>
           <w:tcPr>
-            <w:tcW w:w="1915" w:type="dxa"/>
+            <w:tcW w:w="2137" w:type="dxa"/>
           </w:tcPr>
           <w:p>
             <w:pPr>
@@ -10080,9 +10463,12 @@
         </w:tc>
       </w:tr>
       <w:tr>
-        <w:tc>
-          <w:tcPr>
-            <w:tcW w:w="2419" w:type="dxa"/>
+        <w:trPr>
+          <w:cantSplit/>
+        </w:trPr>
+        <w:tc>
+          <w:tcPr>
+            <w:tcW w:w="2700" w:type="dxa"/>
           </w:tcPr>
           <w:p>
             <w:pPr>
@@ -10099,7 +10485,7 @@
         </w:tc>
         <w:tc>
           <w:tcPr>
-            <w:tcW w:w="1323" w:type="dxa"/>
+            <w:tcW w:w="1477" w:type="dxa"/>
           </w:tcPr>
           <w:p>
             <w:pPr>
@@ -10116,7 +10502,7 @@
         </w:tc>
         <w:tc>
           <w:tcPr>
-            <w:tcW w:w="2261" w:type="dxa"/>
+            <w:tcW w:w="2524" w:type="dxa"/>
           </w:tcPr>
           <w:p>
             <w:pPr>
@@ -10133,7 +10519,7 @@
         </w:tc>
         <w:tc>
           <w:tcPr>
-            <w:tcW w:w="1915" w:type="dxa"/>
+            <w:tcW w:w="2137" w:type="dxa"/>
           </w:tcPr>
           <w:p>
             <w:pPr>
@@ -10150,9 +10536,12 @@
         </w:tc>
       </w:tr>
       <w:tr>
-        <w:tc>
-          <w:tcPr>
-            <w:tcW w:w="2419" w:type="dxa"/>
+        <w:trPr>
+          <w:cantSplit/>
+        </w:trPr>
+        <w:tc>
+          <w:tcPr>
+            <w:tcW w:w="2700" w:type="dxa"/>
           </w:tcPr>
           <w:p>
             <w:pPr>
@@ -10169,7 +10558,7 @@
         </w:tc>
         <w:tc>
           <w:tcPr>
-            <w:tcW w:w="1323" w:type="dxa"/>
+            <w:tcW w:w="1477" w:type="dxa"/>
           </w:tcPr>
           <w:p>
             <w:pPr>
@@ -10186,7 +10575,7 @@
         </w:tc>
         <w:tc>
           <w:tcPr>
-            <w:tcW w:w="2261" w:type="dxa"/>
+            <w:tcW w:w="2524" w:type="dxa"/>
           </w:tcPr>
           <w:p>
             <w:pPr>
@@ -10203,7 +10592,7 @@
         </w:tc>
         <w:tc>
           <w:tcPr>
-            <w:tcW w:w="1915" w:type="dxa"/>
+            <w:tcW w:w="2137" w:type="dxa"/>
           </w:tcPr>
           <w:p>
             <w:pPr>
@@ -10220,9 +10609,12 @@
         </w:tc>
       </w:tr>
       <w:tr>
-        <w:tc>
-          <w:tcPr>
-            <w:tcW w:w="2419" w:type="dxa"/>
+        <w:trPr>
+          <w:cantSplit/>
+        </w:trPr>
+        <w:tc>
+          <w:tcPr>
+            <w:tcW w:w="2700" w:type="dxa"/>
           </w:tcPr>
           <w:p>
             <w:pPr>
@@ -10239,7 +10631,7 @@
         </w:tc>
         <w:tc>
           <w:tcPr>
-            <w:tcW w:w="1323" w:type="dxa"/>
+            <w:tcW w:w="1477" w:type="dxa"/>
           </w:tcPr>
           <w:p>
             <w:pPr>
@@ -10256,7 +10648,7 @@
         </w:tc>
         <w:tc>
           <w:tcPr>
-            <w:tcW w:w="2261" w:type="dxa"/>
+            <w:tcW w:w="2524" w:type="dxa"/>
           </w:tcPr>
           <w:p>
             <w:pPr>
@@ -10273,7 +10665,7 @@
         </w:tc>
         <w:tc>
           <w:tcPr>
-            <w:tcW w:w="1915" w:type="dxa"/>
+            <w:tcW w:w="2137" w:type="dxa"/>
           </w:tcPr>
           <w:p>
             <w:pPr>
@@ -10290,9 +10682,12 @@
         </w:tc>
       </w:tr>
       <w:tr>
-        <w:tc>
-          <w:tcPr>
-            <w:tcW w:w="2419" w:type="dxa"/>
+        <w:trPr>
+          <w:cantSplit/>
+        </w:trPr>
+        <w:tc>
+          <w:tcPr>
+            <w:tcW w:w="2700" w:type="dxa"/>
           </w:tcPr>
           <w:p>
             <w:pPr>
@@ -10309,7 +10704,7 @@
         </w:tc>
         <w:tc>
           <w:tcPr>
-            <w:tcW w:w="1323" w:type="dxa"/>
+            <w:tcW w:w="1477" w:type="dxa"/>
           </w:tcPr>
           <w:p>
             <w:pPr>
@@ -10326,7 +10721,7 @@
         </w:tc>
         <w:tc>
           <w:tcPr>
-            <w:tcW w:w="2261" w:type="dxa"/>
+            <w:tcW w:w="2524" w:type="dxa"/>
           </w:tcPr>
           <w:p>
             <w:pPr>
@@ -10343,7 +10738,7 @@
         </w:tc>
         <w:tc>
           <w:tcPr>
-            <w:tcW w:w="1915" w:type="dxa"/>
+            <w:tcW w:w="2137" w:type="dxa"/>
           </w:tcPr>
           <w:p>
             <w:pPr>
@@ -10360,9 +10755,12 @@
         </w:tc>
       </w:tr>
       <w:tr>
-        <w:tc>
-          <w:tcPr>
-            <w:tcW w:w="2419" w:type="dxa"/>
+        <w:trPr>
+          <w:cantSplit/>
+        </w:trPr>
+        <w:tc>
+          <w:tcPr>
+            <w:tcW w:w="2700" w:type="dxa"/>
           </w:tcPr>
           <w:p>
             <w:pPr>
@@ -10379,7 +10777,7 @@
         </w:tc>
         <w:tc>
           <w:tcPr>
-            <w:tcW w:w="1323" w:type="dxa"/>
+            <w:tcW w:w="1477" w:type="dxa"/>
           </w:tcPr>
           <w:p>
             <w:pPr>
@@ -10396,7 +10794,7 @@
         </w:tc>
         <w:tc>
           <w:tcPr>
-            <w:tcW w:w="2261" w:type="dxa"/>
+            <w:tcW w:w="2524" w:type="dxa"/>
           </w:tcPr>
           <w:p>
             <w:pPr>
@@ -10413,7 +10811,7 @@
         </w:tc>
         <w:tc>
           <w:tcPr>
-            <w:tcW w:w="1915" w:type="dxa"/>
+            <w:tcW w:w="2137" w:type="dxa"/>
           </w:tcPr>
           <w:p>
             <w:pPr>
@@ -10430,9 +10828,12 @@
         </w:tc>
       </w:tr>
       <w:tr>
-        <w:tc>
-          <w:tcPr>
-            <w:tcW w:w="2419" w:type="dxa"/>
+        <w:trPr>
+          <w:cantSplit/>
+        </w:trPr>
+        <w:tc>
+          <w:tcPr>
+            <w:tcW w:w="2700" w:type="dxa"/>
           </w:tcPr>
           <w:p>
             <w:pPr>
@@ -10449,7 +10850,7 @@
         </w:tc>
         <w:tc>
           <w:tcPr>
-            <w:tcW w:w="1323" w:type="dxa"/>
+            <w:tcW w:w="1477" w:type="dxa"/>
           </w:tcPr>
           <w:p>
             <w:pPr>
@@ -10466,7 +10867,7 @@
         </w:tc>
         <w:tc>
           <w:tcPr>
-            <w:tcW w:w="2261" w:type="dxa"/>
+            <w:tcW w:w="2524" w:type="dxa"/>
           </w:tcPr>
           <w:p>
             <w:pPr>
@@ -10483,7 +10884,7 @@
         </w:tc>
         <w:tc>
           <w:tcPr>
-            <w:tcW w:w="1915" w:type="dxa"/>
+            <w:tcW w:w="2137" w:type="dxa"/>
           </w:tcPr>
           <w:p>
             <w:pPr>
@@ -10500,9 +10901,12 @@
         </w:tc>
       </w:tr>
       <w:tr>
-        <w:tc>
-          <w:tcPr>
-            <w:tcW w:w="2419" w:type="dxa"/>
+        <w:trPr>
+          <w:cantSplit/>
+        </w:trPr>
+        <w:tc>
+          <w:tcPr>
+            <w:tcW w:w="2700" w:type="dxa"/>
           </w:tcPr>
           <w:p>
             <w:pPr>
@@ -10519,7 +10923,7 @@
         </w:tc>
         <w:tc>
           <w:tcPr>
-            <w:tcW w:w="1323" w:type="dxa"/>
+            <w:tcW w:w="1477" w:type="dxa"/>
           </w:tcPr>
           <w:p>
             <w:pPr>
@@ -10536,7 +10940,7 @@
         </w:tc>
         <w:tc>
           <w:tcPr>
-            <w:tcW w:w="2261" w:type="dxa"/>
+            <w:tcW w:w="2524" w:type="dxa"/>
           </w:tcPr>
           <w:p>
             <w:pPr>
@@ -10553,7 +10957,7 @@
         </w:tc>
         <w:tc>
           <w:tcPr>
-            <w:tcW w:w="1915" w:type="dxa"/>
+            <w:tcW w:w="2137" w:type="dxa"/>
           </w:tcPr>
           <w:p>
             <w:pPr>
@@ -10610,19 +11014,20 @@
         </w:tblBorders>
       </w:tblPr>
       <w:tblGrid>
-        <w:gridCol w:w="1955"/>
-        <w:gridCol w:w="1292"/>
-        <w:gridCol w:w="1165"/>
-        <w:gridCol w:w="1192"/>
-        <w:gridCol w:w="2313"/>
+        <w:gridCol w:w="2182"/>
+        <w:gridCol w:w="1442"/>
+        <w:gridCol w:w="1301"/>
+        <w:gridCol w:w="1331"/>
+        <w:gridCol w:w="2582"/>
       </w:tblGrid>
       <w:tr>
         <w:trPr>
           <w:tblHeader w:val="true"/>
-        </w:trPr>
-        <w:tc>
-          <w:tcPr>
-            <w:tcW w:w="1955" w:type="dxa"/>
+          <w:cantSplit/>
+        </w:trPr>
+        <w:tc>
+          <w:tcPr>
+            <w:tcW w:w="2182" w:type="dxa"/>
             <w:shd w:val="clear" w:color="auto" w:fill="D9E2F3"/>
           </w:tcPr>
           <w:p>
@@ -10641,7 +11046,7 @@
         </w:tc>
         <w:tc>
           <w:tcPr>
-            <w:tcW w:w="1292" w:type="dxa"/>
+            <w:tcW w:w="1442" w:type="dxa"/>
             <w:shd w:val="clear" w:color="auto" w:fill="D9E2F3"/>
           </w:tcPr>
           <w:p>
@@ -10660,7 +11065,7 @@
         </w:tc>
         <w:tc>
           <w:tcPr>
-            <w:tcW w:w="1165" w:type="dxa"/>
+            <w:tcW w:w="1301" w:type="dxa"/>
             <w:shd w:val="clear" w:color="auto" w:fill="D9E2F3"/>
           </w:tcPr>
           <w:p>
@@ -10679,7 +11084,7 @@
         </w:tc>
         <w:tc>
           <w:tcPr>
-            <w:tcW w:w="1192" w:type="dxa"/>
+            <w:tcW w:w="1331" w:type="dxa"/>
             <w:shd w:val="clear" w:color="auto" w:fill="D9E2F3"/>
           </w:tcPr>
           <w:p>
@@ -10698,7 +11103,7 @@
         </w:tc>
         <w:tc>
           <w:tcPr>
-            <w:tcW w:w="2313" w:type="dxa"/>
+            <w:tcW w:w="2582" w:type="dxa"/>
             <w:shd w:val="clear" w:color="auto" w:fill="D9E2F3"/>
           </w:tcPr>
           <w:p>
@@ -10717,9 +11122,12 @@
         </w:tc>
       </w:tr>
       <w:tr>
-        <w:tc>
-          <w:tcPr>
-            <w:tcW w:w="1955" w:type="dxa"/>
+        <w:trPr>
+          <w:cantSplit/>
+        </w:trPr>
+        <w:tc>
+          <w:tcPr>
+            <w:tcW w:w="2182" w:type="dxa"/>
           </w:tcPr>
           <w:p>
             <w:pPr>
@@ -10736,7 +11144,7 @@
         </w:tc>
         <w:tc>
           <w:tcPr>
-            <w:tcW w:w="1292" w:type="dxa"/>
+            <w:tcW w:w="1442" w:type="dxa"/>
           </w:tcPr>
           <w:p>
             <w:pPr>
@@ -10753,7 +11161,7 @@
         </w:tc>
         <w:tc>
           <w:tcPr>
-            <w:tcW w:w="1165" w:type="dxa"/>
+            <w:tcW w:w="1301" w:type="dxa"/>
           </w:tcPr>
           <w:p>
             <w:pPr>
@@ -10770,7 +11178,7 @@
         </w:tc>
         <w:tc>
           <w:tcPr>
-            <w:tcW w:w="1192" w:type="dxa"/>
+            <w:tcW w:w="1331" w:type="dxa"/>
           </w:tcPr>
           <w:p>
             <w:pPr>
@@ -10787,7 +11195,7 @@
         </w:tc>
         <w:tc>
           <w:tcPr>
-            <w:tcW w:w="2313" w:type="dxa"/>
+            <w:tcW w:w="2582" w:type="dxa"/>
           </w:tcPr>
           <w:p>
             <w:pPr>
@@ -10804,9 +11212,12 @@
         </w:tc>
       </w:tr>
       <w:tr>
-        <w:tc>
-          <w:tcPr>
-            <w:tcW w:w="1955" w:type="dxa"/>
+        <w:trPr>
+          <w:cantSplit/>
+        </w:trPr>
+        <w:tc>
+          <w:tcPr>
+            <w:tcW w:w="2182" w:type="dxa"/>
           </w:tcPr>
           <w:p>
             <w:pPr>
@@ -10823,7 +11234,7 @@
         </w:tc>
         <w:tc>
           <w:tcPr>
-            <w:tcW w:w="1292" w:type="dxa"/>
+            <w:tcW w:w="1442" w:type="dxa"/>
           </w:tcPr>
           <w:p>
             <w:pPr>
@@ -10840,7 +11251,7 @@
         </w:tc>
         <w:tc>
           <w:tcPr>
-            <w:tcW w:w="1165" w:type="dxa"/>
+            <w:tcW w:w="1301" w:type="dxa"/>
           </w:tcPr>
           <w:p>
             <w:pPr>
@@ -10857,7 +11268,7 @@
         </w:tc>
         <w:tc>
           <w:tcPr>
-            <w:tcW w:w="1192" w:type="dxa"/>
+            <w:tcW w:w="1331" w:type="dxa"/>
           </w:tcPr>
           <w:p>
             <w:pPr>
@@ -10874,7 +11285,7 @@
         </w:tc>
         <w:tc>
           <w:tcPr>
-            <w:tcW w:w="2313" w:type="dxa"/>
+            <w:tcW w:w="2582" w:type="dxa"/>
           </w:tcPr>
           <w:p>
             <w:pPr>
@@ -10891,9 +11302,12 @@
         </w:tc>
       </w:tr>
       <w:tr>
-        <w:tc>
-          <w:tcPr>
-            <w:tcW w:w="1955" w:type="dxa"/>
+        <w:trPr>
+          <w:cantSplit/>
+        </w:trPr>
+        <w:tc>
+          <w:tcPr>
+            <w:tcW w:w="2182" w:type="dxa"/>
           </w:tcPr>
           <w:p>
             <w:pPr>
@@ -10910,7 +11324,7 @@
         </w:tc>
         <w:tc>
           <w:tcPr>
-            <w:tcW w:w="1292" w:type="dxa"/>
+            <w:tcW w:w="1442" w:type="dxa"/>
           </w:tcPr>
           <w:p>
             <w:pPr>
@@ -10927,7 +11341,7 @@
         </w:tc>
         <w:tc>
           <w:tcPr>
-            <w:tcW w:w="1165" w:type="dxa"/>
+            <w:tcW w:w="1301" w:type="dxa"/>
           </w:tcPr>
           <w:p>
             <w:pPr>
@@ -10944,7 +11358,7 @@
         </w:tc>
         <w:tc>
           <w:tcPr>
-            <w:tcW w:w="1192" w:type="dxa"/>
+            <w:tcW w:w="1331" w:type="dxa"/>
           </w:tcPr>
           <w:p>
             <w:pPr>
@@ -10961,7 +11375,7 @@
         </w:tc>
         <w:tc>
           <w:tcPr>
-            <w:tcW w:w="2313" w:type="dxa"/>
+            <w:tcW w:w="2582" w:type="dxa"/>
           </w:tcPr>
           <w:p>
             <w:pPr>
@@ -10978,9 +11392,12 @@
         </w:tc>
       </w:tr>
       <w:tr>
-        <w:tc>
-          <w:tcPr>
-            <w:tcW w:w="1955" w:type="dxa"/>
+        <w:trPr>
+          <w:cantSplit/>
+        </w:trPr>
+        <w:tc>
+          <w:tcPr>
+            <w:tcW w:w="2182" w:type="dxa"/>
           </w:tcPr>
           <w:p>
             <w:pPr>
@@ -10997,7 +11414,7 @@
         </w:tc>
         <w:tc>
           <w:tcPr>
-            <w:tcW w:w="1292" w:type="dxa"/>
+            <w:tcW w:w="1442" w:type="dxa"/>
           </w:tcPr>
           <w:p>
             <w:pPr>
@@ -11014,7 +11431,7 @@
         </w:tc>
         <w:tc>
           <w:tcPr>
-            <w:tcW w:w="1165" w:type="dxa"/>
+            <w:tcW w:w="1301" w:type="dxa"/>
           </w:tcPr>
           <w:p>
             <w:pPr>
@@ -11031,7 +11448,7 @@
         </w:tc>
         <w:tc>
           <w:tcPr>
-            <w:tcW w:w="1192" w:type="dxa"/>
+            <w:tcW w:w="1331" w:type="dxa"/>
           </w:tcPr>
           <w:p>
             <w:pPr>
@@ -11048,7 +11465,7 @@
         </w:tc>
         <w:tc>
           <w:tcPr>
-            <w:tcW w:w="2313" w:type="dxa"/>
+            <w:tcW w:w="2582" w:type="dxa"/>
           </w:tcPr>
           <w:p>
             <w:pPr>
@@ -11065,9 +11482,12 @@
         </w:tc>
       </w:tr>
       <w:tr>
-        <w:tc>
-          <w:tcPr>
-            <w:tcW w:w="1955" w:type="dxa"/>
+        <w:trPr>
+          <w:cantSplit/>
+        </w:trPr>
+        <w:tc>
+          <w:tcPr>
+            <w:tcW w:w="2182" w:type="dxa"/>
           </w:tcPr>
           <w:p>
             <w:pPr>
@@ -11084,7 +11504,7 @@
         </w:tc>
         <w:tc>
           <w:tcPr>
-            <w:tcW w:w="1292" w:type="dxa"/>
+            <w:tcW w:w="1442" w:type="dxa"/>
           </w:tcPr>
           <w:p>
             <w:pPr>
@@ -11101,7 +11521,7 @@
         </w:tc>
         <w:tc>
           <w:tcPr>
-            <w:tcW w:w="1165" w:type="dxa"/>
+            <w:tcW w:w="1301" w:type="dxa"/>
           </w:tcPr>
           <w:p>
             <w:pPr>
@@ -11118,7 +11538,7 @@
         </w:tc>
         <w:tc>
           <w:tcPr>
-            <w:tcW w:w="1192" w:type="dxa"/>
+            <w:tcW w:w="1331" w:type="dxa"/>
           </w:tcPr>
           <w:p>
             <w:pPr>
@@ -11135,7 +11555,7 @@
         </w:tc>
         <w:tc>
           <w:tcPr>
-            <w:tcW w:w="2313" w:type="dxa"/>
+            <w:tcW w:w="2582" w:type="dxa"/>
           </w:tcPr>
           <w:p>
             <w:pPr>
@@ -11152,9 +11572,12 @@
         </w:tc>
       </w:tr>
       <w:tr>
-        <w:tc>
-          <w:tcPr>
-            <w:tcW w:w="1955" w:type="dxa"/>
+        <w:trPr>
+          <w:cantSplit/>
+        </w:trPr>
+        <w:tc>
+          <w:tcPr>
+            <w:tcW w:w="2182" w:type="dxa"/>
           </w:tcPr>
           <w:p>
             <w:pPr>
@@ -11171,7 +11594,7 @@
         </w:tc>
         <w:tc>
           <w:tcPr>
-            <w:tcW w:w="1292" w:type="dxa"/>
+            <w:tcW w:w="1442" w:type="dxa"/>
           </w:tcPr>
           <w:p>
             <w:pPr>
@@ -11188,7 +11611,7 @@
         </w:tc>
         <w:tc>
           <w:tcPr>
-            <w:tcW w:w="1165" w:type="dxa"/>
+            <w:tcW w:w="1301" w:type="dxa"/>
           </w:tcPr>
           <w:p>
             <w:pPr>
@@ -11205,7 +11628,7 @@
         </w:tc>
         <w:tc>
           <w:tcPr>
-            <w:tcW w:w="1192" w:type="dxa"/>
+            <w:tcW w:w="1331" w:type="dxa"/>
           </w:tcPr>
           <w:p>
             <w:pPr>
@@ -11222,7 +11645,7 @@
         </w:tc>
         <w:tc>
           <w:tcPr>
-            <w:tcW w:w="2313" w:type="dxa"/>
+            <w:tcW w:w="2582" w:type="dxa"/>
           </w:tcPr>
           <w:p>
             <w:pPr>
@@ -11239,9 +11662,12 @@
         </w:tc>
       </w:tr>
       <w:tr>
-        <w:tc>
-          <w:tcPr>
-            <w:tcW w:w="1955" w:type="dxa"/>
+        <w:trPr>
+          <w:cantSplit/>
+        </w:trPr>
+        <w:tc>
+          <w:tcPr>
+            <w:tcW w:w="2182" w:type="dxa"/>
           </w:tcPr>
           <w:p>
             <w:pPr>
@@ -11258,7 +11684,7 @@
         </w:tc>
         <w:tc>
           <w:tcPr>
-            <w:tcW w:w="1292" w:type="dxa"/>
+            <w:tcW w:w="1442" w:type="dxa"/>
           </w:tcPr>
           <w:p>
             <w:pPr>
@@ -11275,7 +11701,7 @@
         </w:tc>
         <w:tc>
           <w:tcPr>
-            <w:tcW w:w="1165" w:type="dxa"/>
+            <w:tcW w:w="1301" w:type="dxa"/>
           </w:tcPr>
           <w:p>
             <w:pPr>
@@ -11292,7 +11718,7 @@
         </w:tc>
         <w:tc>
           <w:tcPr>
-            <w:tcW w:w="1192" w:type="dxa"/>
+            <w:tcW w:w="1331" w:type="dxa"/>
           </w:tcPr>
           <w:p>
             <w:pPr>
@@ -11309,7 +11735,7 @@
         </w:tc>
         <w:tc>
           <w:tcPr>
-            <w:tcW w:w="2313" w:type="dxa"/>
+            <w:tcW w:w="2582" w:type="dxa"/>
           </w:tcPr>
           <w:p>
             <w:pPr>
@@ -11326,9 +11752,12 @@
         </w:tc>
       </w:tr>
       <w:tr>
-        <w:tc>
-          <w:tcPr>
-            <w:tcW w:w="1955" w:type="dxa"/>
+        <w:trPr>
+          <w:cantSplit/>
+        </w:trPr>
+        <w:tc>
+          <w:tcPr>
+            <w:tcW w:w="2182" w:type="dxa"/>
           </w:tcPr>
           <w:p>
             <w:pPr>
@@ -11345,7 +11774,7 @@
         </w:tc>
         <w:tc>
           <w:tcPr>
-            <w:tcW w:w="1292" w:type="dxa"/>
+            <w:tcW w:w="1442" w:type="dxa"/>
           </w:tcPr>
           <w:p>
             <w:pPr>
@@ -11362,7 +11791,7 @@
         </w:tc>
         <w:tc>
           <w:tcPr>
-            <w:tcW w:w="1165" w:type="dxa"/>
+            <w:tcW w:w="1301" w:type="dxa"/>
           </w:tcPr>
           <w:p>
             <w:pPr>
@@ -11379,7 +11808,7 @@
         </w:tc>
         <w:tc>
           <w:tcPr>
-            <w:tcW w:w="1192" w:type="dxa"/>
+            <w:tcW w:w="1331" w:type="dxa"/>
           </w:tcPr>
           <w:p>
             <w:pPr>
@@ -11396,7 +11825,7 @@
         </w:tc>
         <w:tc>
           <w:tcPr>
-            <w:tcW w:w="2313" w:type="dxa"/>
+            <w:tcW w:w="2582" w:type="dxa"/>
           </w:tcPr>
           <w:p>
             <w:pPr>
@@ -11443,17 +11872,18 @@
         </w:tblBorders>
       </w:tblPr>
       <w:tblGrid>
-        <w:gridCol w:w="3480"/>
-        <w:gridCol w:w="2140"/>
-        <w:gridCol w:w="2298"/>
+        <w:gridCol w:w="3884"/>
+        <w:gridCol w:w="2389"/>
+        <w:gridCol w:w="2565"/>
       </w:tblGrid>
       <w:tr>
         <w:trPr>
           <w:tblHeader w:val="true"/>
-        </w:trPr>
-        <w:tc>
-          <w:tcPr>
-            <w:tcW w:w="3480" w:type="dxa"/>
+          <w:cantSplit/>
+        </w:trPr>
+        <w:tc>
+          <w:tcPr>
+            <w:tcW w:w="3884" w:type="dxa"/>
             <w:shd w:val="clear" w:color="auto" w:fill="D9E2F3"/>
           </w:tcPr>
           <w:p>
@@ -11472,7 +11902,7 @@
         </w:tc>
         <w:tc>
           <w:tcPr>
-            <w:tcW w:w="2140" w:type="dxa"/>
+            <w:tcW w:w="2389" w:type="dxa"/>
             <w:shd w:val="clear" w:color="auto" w:fill="D9E2F3"/>
           </w:tcPr>
           <w:p>
@@ -11491,7 +11921,7 @@
         </w:tc>
         <w:tc>
           <w:tcPr>
-            <w:tcW w:w="2298" w:type="dxa"/>
+            <w:tcW w:w="2565" w:type="dxa"/>
             <w:shd w:val="clear" w:color="auto" w:fill="D9E2F3"/>
           </w:tcPr>
           <w:p>
@@ -11510,9 +11940,12 @@
         </w:tc>
       </w:tr>
       <w:tr>
-        <w:tc>
-          <w:tcPr>
-            <w:tcW w:w="3480" w:type="dxa"/>
+        <w:trPr>
+          <w:cantSplit/>
+        </w:trPr>
+        <w:tc>
+          <w:tcPr>
+            <w:tcW w:w="3884" w:type="dxa"/>
           </w:tcPr>
           <w:p>
             <w:pPr>
@@ -11529,7 +11962,7 @@
         </w:tc>
         <w:tc>
           <w:tcPr>
-            <w:tcW w:w="2140" w:type="dxa"/>
+            <w:tcW w:w="2389" w:type="dxa"/>
           </w:tcPr>
           <w:p>
             <w:pPr>
@@ -11546,7 +11979,7 @@
         </w:tc>
         <w:tc>
           <w:tcPr>
-            <w:tcW w:w="2298" w:type="dxa"/>
+            <w:tcW w:w="2565" w:type="dxa"/>
           </w:tcPr>
           <w:p>
             <w:pPr>
@@ -11563,9 +11996,12 @@
         </w:tc>
       </w:tr>
       <w:tr>
-        <w:tc>
-          <w:tcPr>
-            <w:tcW w:w="3480" w:type="dxa"/>
+        <w:trPr>
+          <w:cantSplit/>
+        </w:trPr>
+        <w:tc>
+          <w:tcPr>
+            <w:tcW w:w="3884" w:type="dxa"/>
           </w:tcPr>
           <w:p>
             <w:pPr>
@@ -11582,7 +12018,7 @@
         </w:tc>
         <w:tc>
           <w:tcPr>
-            <w:tcW w:w="2140" w:type="dxa"/>
+            <w:tcW w:w="2389" w:type="dxa"/>
           </w:tcPr>
           <w:p>
             <w:pPr>
@@ -11599,7 +12035,7 @@
         </w:tc>
         <w:tc>
           <w:tcPr>
-            <w:tcW w:w="2298" w:type="dxa"/>
+            <w:tcW w:w="2565" w:type="dxa"/>
           </w:tcPr>
           <w:p>
             <w:pPr>
@@ -11616,9 +12052,12 @@
         </w:tc>
       </w:tr>
       <w:tr>
-        <w:tc>
-          <w:tcPr>
-            <w:tcW w:w="3480" w:type="dxa"/>
+        <w:trPr>
+          <w:cantSplit/>
+        </w:trPr>
+        <w:tc>
+          <w:tcPr>
+            <w:tcW w:w="3884" w:type="dxa"/>
           </w:tcPr>
           <w:p>
             <w:pPr>
@@ -11635,7 +12074,7 @@
         </w:tc>
         <w:tc>
           <w:tcPr>
-            <w:tcW w:w="2140" w:type="dxa"/>
+            <w:tcW w:w="2389" w:type="dxa"/>
           </w:tcPr>
           <w:p>
             <w:pPr>
@@ -11652,7 +12091,7 @@
         </w:tc>
         <w:tc>
           <w:tcPr>
-            <w:tcW w:w="2298" w:type="dxa"/>
+            <w:tcW w:w="2565" w:type="dxa"/>
           </w:tcPr>
           <w:p>
             <w:pPr>
@@ -11669,9 +12108,12 @@
         </w:tc>
       </w:tr>
       <w:tr>
-        <w:tc>
-          <w:tcPr>
-            <w:tcW w:w="3480" w:type="dxa"/>
+        <w:trPr>
+          <w:cantSplit/>
+        </w:trPr>
+        <w:tc>
+          <w:tcPr>
+            <w:tcW w:w="3884" w:type="dxa"/>
           </w:tcPr>
           <w:p>
             <w:pPr>
@@ -11688,7 +12130,7 @@
         </w:tc>
         <w:tc>
           <w:tcPr>
-            <w:tcW w:w="2140" w:type="dxa"/>
+            <w:tcW w:w="2389" w:type="dxa"/>
           </w:tcPr>
           <w:p>
             <w:pPr>
@@ -11705,7 +12147,7 @@
         </w:tc>
         <w:tc>
           <w:tcPr>
-            <w:tcW w:w="2298" w:type="dxa"/>
+            <w:tcW w:w="2565" w:type="dxa"/>
           </w:tcPr>
           <w:p>
             <w:pPr>
@@ -11722,9 +12164,12 @@
         </w:tc>
       </w:tr>
       <w:tr>
-        <w:tc>
-          <w:tcPr>
-            <w:tcW w:w="3480" w:type="dxa"/>
+        <w:trPr>
+          <w:cantSplit/>
+        </w:trPr>
+        <w:tc>
+          <w:tcPr>
+            <w:tcW w:w="3884" w:type="dxa"/>
           </w:tcPr>
           <w:p>
             <w:pPr>
@@ -11741,7 +12186,7 @@
         </w:tc>
         <w:tc>
           <w:tcPr>
-            <w:tcW w:w="2140" w:type="dxa"/>
+            <w:tcW w:w="2389" w:type="dxa"/>
           </w:tcPr>
           <w:p>
             <w:pPr>
@@ -11758,7 +12203,7 @@
         </w:tc>
         <w:tc>
           <w:tcPr>
-            <w:tcW w:w="2298" w:type="dxa"/>
+            <w:tcW w:w="2565" w:type="dxa"/>
           </w:tcPr>
           <w:p>
             <w:pPr>
@@ -11775,9 +12220,12 @@
         </w:tc>
       </w:tr>
       <w:tr>
-        <w:tc>
-          <w:tcPr>
-            <w:tcW w:w="3480" w:type="dxa"/>
+        <w:trPr>
+          <w:cantSplit/>
+        </w:trPr>
+        <w:tc>
+          <w:tcPr>
+            <w:tcW w:w="3884" w:type="dxa"/>
           </w:tcPr>
           <w:p>
             <w:pPr>
@@ -11794,7 +12242,7 @@
         </w:tc>
         <w:tc>
           <w:tcPr>
-            <w:tcW w:w="2140" w:type="dxa"/>
+            <w:tcW w:w="2389" w:type="dxa"/>
           </w:tcPr>
           <w:p>
             <w:pPr>
@@ -11811,7 +12259,7 @@
         </w:tc>
         <w:tc>
           <w:tcPr>
-            <w:tcW w:w="2298" w:type="dxa"/>
+            <w:tcW w:w="2565" w:type="dxa"/>
           </w:tcPr>
           <w:p>
             <w:pPr>
@@ -11828,9 +12276,12 @@
         </w:tc>
       </w:tr>
       <w:tr>
-        <w:tc>
-          <w:tcPr>
-            <w:tcW w:w="3480" w:type="dxa"/>
+        <w:trPr>
+          <w:cantSplit/>
+        </w:trPr>
+        <w:tc>
+          <w:tcPr>
+            <w:tcW w:w="3884" w:type="dxa"/>
           </w:tcPr>
           <w:p>
             <w:pPr>
@@ -11847,7 +12298,7 @@
         </w:tc>
         <w:tc>
           <w:tcPr>
-            <w:tcW w:w="2140" w:type="dxa"/>
+            <w:tcW w:w="2389" w:type="dxa"/>
           </w:tcPr>
           <w:p>
             <w:pPr>
@@ -11864,7 +12315,7 @@
         </w:tc>
         <w:tc>
           <w:tcPr>
-            <w:tcW w:w="2298" w:type="dxa"/>
+            <w:tcW w:w="2565" w:type="dxa"/>
           </w:tcPr>
           <w:p>
             <w:pPr>
@@ -11881,9 +12332,12 @@
         </w:tc>
       </w:tr>
       <w:tr>
-        <w:tc>
-          <w:tcPr>
-            <w:tcW w:w="3480" w:type="dxa"/>
+        <w:trPr>
+          <w:cantSplit/>
+        </w:trPr>
+        <w:tc>
+          <w:tcPr>
+            <w:tcW w:w="3884" w:type="dxa"/>
           </w:tcPr>
           <w:p>
             <w:pPr>
@@ -11900,7 +12354,7 @@
         </w:tc>
         <w:tc>
           <w:tcPr>
-            <w:tcW w:w="2140" w:type="dxa"/>
+            <w:tcW w:w="2389" w:type="dxa"/>
           </w:tcPr>
           <w:p>
             <w:pPr>
@@ -11917,7 +12371,7 @@
         </w:tc>
         <w:tc>
           <w:tcPr>
-            <w:tcW w:w="2298" w:type="dxa"/>
+            <w:tcW w:w="2565" w:type="dxa"/>
           </w:tcPr>
           <w:p>
             <w:pPr>
@@ -11934,9 +12388,12 @@
         </w:tc>
       </w:tr>
       <w:tr>
-        <w:tc>
-          <w:tcPr>
-            <w:tcW w:w="3480" w:type="dxa"/>
+        <w:trPr>
+          <w:cantSplit/>
+        </w:trPr>
+        <w:tc>
+          <w:tcPr>
+            <w:tcW w:w="3884" w:type="dxa"/>
           </w:tcPr>
           <w:p>
             <w:pPr>
@@ -11953,7 +12410,7 @@
         </w:tc>
         <w:tc>
           <w:tcPr>
-            <w:tcW w:w="2140" w:type="dxa"/>
+            <w:tcW w:w="2389" w:type="dxa"/>
           </w:tcPr>
           <w:p>
             <w:pPr>
@@ -11970,7 +12427,7 @@
         </w:tc>
         <w:tc>
           <w:tcPr>
-            <w:tcW w:w="2298" w:type="dxa"/>
+            <w:tcW w:w="2565" w:type="dxa"/>
           </w:tcPr>
           <w:p>
             <w:pPr>
@@ -11987,9 +12444,12 @@
         </w:tc>
       </w:tr>
       <w:tr>
-        <w:tc>
-          <w:tcPr>
-            <w:tcW w:w="3480" w:type="dxa"/>
+        <w:trPr>
+          <w:cantSplit/>
+        </w:trPr>
+        <w:tc>
+          <w:tcPr>
+            <w:tcW w:w="3884" w:type="dxa"/>
           </w:tcPr>
           <w:p>
             <w:pPr>
@@ -12006,7 +12466,7 @@
         </w:tc>
         <w:tc>
           <w:tcPr>
-            <w:tcW w:w="2140" w:type="dxa"/>
+            <w:tcW w:w="2389" w:type="dxa"/>
           </w:tcPr>
           <w:p>
             <w:pPr>
@@ -12023,7 +12483,7 @@
         </w:tc>
         <w:tc>
           <w:tcPr>
-            <w:tcW w:w="2298" w:type="dxa"/>
+            <w:tcW w:w="2565" w:type="dxa"/>
           </w:tcPr>
           <w:p>
             <w:pPr>
@@ -12040,9 +12500,12 @@
         </w:tc>
       </w:tr>
       <w:tr>
-        <w:tc>
-          <w:tcPr>
-            <w:tcW w:w="3480" w:type="dxa"/>
+        <w:trPr>
+          <w:cantSplit/>
+        </w:trPr>
+        <w:tc>
+          <w:tcPr>
+            <w:tcW w:w="3884" w:type="dxa"/>
           </w:tcPr>
           <w:p>
             <w:pPr>
@@ -12059,7 +12522,7 @@
         </w:tc>
         <w:tc>
           <w:tcPr>
-            <w:tcW w:w="2140" w:type="dxa"/>
+            <w:tcW w:w="2389" w:type="dxa"/>
           </w:tcPr>
           <w:p>
             <w:pPr>
@@ -12076,7 +12539,7 @@
         </w:tc>
         <w:tc>
           <w:tcPr>
-            <w:tcW w:w="2298" w:type="dxa"/>
+            <w:tcW w:w="2565" w:type="dxa"/>
           </w:tcPr>
           <w:p>
             <w:pPr>
@@ -12133,17 +12596,18 @@
         </w:tblBorders>
       </w:tblPr>
       <w:tblGrid>
-        <w:gridCol w:w="2381"/>
-        <w:gridCol w:w="3041"/>
-        <w:gridCol w:w="2496"/>
+        <w:gridCol w:w="2658"/>
+        <w:gridCol w:w="3394"/>
+        <w:gridCol w:w="2786"/>
       </w:tblGrid>
       <w:tr>
         <w:trPr>
           <w:tblHeader w:val="true"/>
-        </w:trPr>
-        <w:tc>
-          <w:tcPr>
-            <w:tcW w:w="2381" w:type="dxa"/>
+          <w:cantSplit/>
+        </w:trPr>
+        <w:tc>
+          <w:tcPr>
+            <w:tcW w:w="2658" w:type="dxa"/>
             <w:shd w:val="clear" w:color="auto" w:fill="D9E2F3"/>
           </w:tcPr>
           <w:p>
@@ -12162,7 +12626,7 @@
         </w:tc>
         <w:tc>
           <w:tcPr>
-            <w:tcW w:w="3041" w:type="dxa"/>
+            <w:tcW w:w="3394" w:type="dxa"/>
             <w:shd w:val="clear" w:color="auto" w:fill="D9E2F3"/>
           </w:tcPr>
           <w:p>
@@ -12181,7 +12645,7 @@
         </w:tc>
         <w:tc>
           <w:tcPr>
-            <w:tcW w:w="2496" w:type="dxa"/>
+            <w:tcW w:w="2786" w:type="dxa"/>
             <w:shd w:val="clear" w:color="auto" w:fill="D9E2F3"/>
           </w:tcPr>
           <w:p>
@@ -12200,9 +12664,12 @@
         </w:tc>
       </w:tr>
       <w:tr>
-        <w:tc>
-          <w:tcPr>
-            <w:tcW w:w="2381" w:type="dxa"/>
+        <w:trPr>
+          <w:cantSplit/>
+        </w:trPr>
+        <w:tc>
+          <w:tcPr>
+            <w:tcW w:w="2658" w:type="dxa"/>
           </w:tcPr>
           <w:p>
             <w:pPr>
@@ -12219,7 +12686,7 @@
         </w:tc>
         <w:tc>
           <w:tcPr>
-            <w:tcW w:w="3041" w:type="dxa"/>
+            <w:tcW w:w="3394" w:type="dxa"/>
           </w:tcPr>
           <w:p>
             <w:pPr>
@@ -12236,7 +12703,7 @@
         </w:tc>
         <w:tc>
           <w:tcPr>
-            <w:tcW w:w="2496" w:type="dxa"/>
+            <w:tcW w:w="2786" w:type="dxa"/>
           </w:tcPr>
           <w:p>
             <w:pPr>
@@ -12253,9 +12720,12 @@
         </w:tc>
       </w:tr>
       <w:tr>
-        <w:tc>
-          <w:tcPr>
-            <w:tcW w:w="2381" w:type="dxa"/>
+        <w:trPr>
+          <w:cantSplit/>
+        </w:trPr>
+        <w:tc>
+          <w:tcPr>
+            <w:tcW w:w="2658" w:type="dxa"/>
           </w:tcPr>
           <w:p>
             <w:pPr>
@@ -12272,7 +12742,7 @@
         </w:tc>
         <w:tc>
           <w:tcPr>
-            <w:tcW w:w="3041" w:type="dxa"/>
+            <w:tcW w:w="3394" w:type="dxa"/>
           </w:tcPr>
           <w:p>
             <w:pPr>
@@ -12289,7 +12759,7 @@
         </w:tc>
         <w:tc>
           <w:tcPr>
-            <w:tcW w:w="2496" w:type="dxa"/>
+            <w:tcW w:w="2786" w:type="dxa"/>
           </w:tcPr>
           <w:p>
             <w:pPr>
@@ -12306,9 +12776,12 @@
         </w:tc>
       </w:tr>
       <w:tr>
-        <w:tc>
-          <w:tcPr>
-            <w:tcW w:w="2381" w:type="dxa"/>
+        <w:trPr>
+          <w:cantSplit/>
+        </w:trPr>
+        <w:tc>
+          <w:tcPr>
+            <w:tcW w:w="2658" w:type="dxa"/>
           </w:tcPr>
           <w:p>
             <w:pPr>
@@ -12325,7 +12798,7 @@
         </w:tc>
         <w:tc>
           <w:tcPr>
-            <w:tcW w:w="3041" w:type="dxa"/>
+            <w:tcW w:w="3394" w:type="dxa"/>
           </w:tcPr>
           <w:p>
             <w:pPr>
@@ -12342,7 +12815,7 @@
         </w:tc>
         <w:tc>
           <w:tcPr>
-            <w:tcW w:w="2496" w:type="dxa"/>
+            <w:tcW w:w="2786" w:type="dxa"/>
           </w:tcPr>
           <w:p>
             <w:pPr>
@@ -12359,9 +12832,12 @@
         </w:tc>
       </w:tr>
       <w:tr>
-        <w:tc>
-          <w:tcPr>
-            <w:tcW w:w="2381" w:type="dxa"/>
+        <w:trPr>
+          <w:cantSplit/>
+        </w:trPr>
+        <w:tc>
+          <w:tcPr>
+            <w:tcW w:w="2658" w:type="dxa"/>
           </w:tcPr>
           <w:p>
             <w:pPr>
@@ -12378,7 +12854,7 @@
         </w:tc>
         <w:tc>
           <w:tcPr>
-            <w:tcW w:w="3041" w:type="dxa"/>
+            <w:tcW w:w="3394" w:type="dxa"/>
           </w:tcPr>
           <w:p>
             <w:pPr>
@@ -12395,7 +12871,7 @@
         </w:tc>
         <w:tc>
           <w:tcPr>
-            <w:tcW w:w="2496" w:type="dxa"/>
+            <w:tcW w:w="2786" w:type="dxa"/>
           </w:tcPr>
           <w:p>
             <w:pPr>
@@ -12412,9 +12888,12 @@
         </w:tc>
       </w:tr>
       <w:tr>
-        <w:tc>
-          <w:tcPr>
-            <w:tcW w:w="2381" w:type="dxa"/>
+        <w:trPr>
+          <w:cantSplit/>
+        </w:trPr>
+        <w:tc>
+          <w:tcPr>
+            <w:tcW w:w="2658" w:type="dxa"/>
           </w:tcPr>
           <w:p>
             <w:pPr>
@@ -12431,7 +12910,7 @@
         </w:tc>
         <w:tc>
           <w:tcPr>
-            <w:tcW w:w="3041" w:type="dxa"/>
+            <w:tcW w:w="3394" w:type="dxa"/>
           </w:tcPr>
           <w:p>
             <w:pPr>
@@ -12448,7 +12927,7 @@
         </w:tc>
         <w:tc>
           <w:tcPr>
-            <w:tcW w:w="2496" w:type="dxa"/>
+            <w:tcW w:w="2786" w:type="dxa"/>
           </w:tcPr>
           <w:p>
             <w:pPr>
@@ -12504,16 +12983,17 @@
         </w:tblBorders>
       </w:tblPr>
       <w:tblGrid>
-        <w:gridCol w:w="3951"/>
-        <w:gridCol w:w="3968"/>
+        <w:gridCol w:w="4410"/>
+        <w:gridCol w:w="4428"/>
       </w:tblGrid>
       <w:tr>
         <w:trPr>
           <w:tblHeader w:val="true"/>
-        </w:trPr>
-        <w:tc>
-          <w:tcPr>
-            <w:tcW w:w="3951" w:type="dxa"/>
+          <w:cantSplit/>
+        </w:trPr>
+        <w:tc>
+          <w:tcPr>
+            <w:tcW w:w="4410" w:type="dxa"/>
             <w:shd w:val="clear" w:color="auto" w:fill="D9E2F3"/>
           </w:tcPr>
           <w:p>
@@ -12532,7 +13012,7 @@
         </w:tc>
         <w:tc>
           <w:tcPr>
-            <w:tcW w:w="3968" w:type="dxa"/>
+            <w:tcW w:w="4428" w:type="dxa"/>
             <w:shd w:val="clear" w:color="auto" w:fill="D9E2F3"/>
           </w:tcPr>
           <w:p>
@@ -12551,9 +13031,12 @@
         </w:tc>
       </w:tr>
       <w:tr>
-        <w:tc>
-          <w:tcPr>
-            <w:tcW w:w="3951" w:type="dxa"/>
+        <w:trPr>
+          <w:cantSplit/>
+        </w:trPr>
+        <w:tc>
+          <w:tcPr>
+            <w:tcW w:w="4410" w:type="dxa"/>
           </w:tcPr>
           <w:p>
             <w:pPr>
@@ -12570,7 +13053,7 @@
         </w:tc>
         <w:tc>
           <w:tcPr>
-            <w:tcW w:w="3968" w:type="dxa"/>
+            <w:tcW w:w="4428" w:type="dxa"/>
           </w:tcPr>
           <w:p>
             <w:pPr>
@@ -12587,9 +13070,12 @@
         </w:tc>
       </w:tr>
       <w:tr>
-        <w:tc>
-          <w:tcPr>
-            <w:tcW w:w="3951" w:type="dxa"/>
+        <w:trPr>
+          <w:cantSplit/>
+        </w:trPr>
+        <w:tc>
+          <w:tcPr>
+            <w:tcW w:w="4410" w:type="dxa"/>
           </w:tcPr>
           <w:p>
             <w:pPr>
@@ -12606,7 +13092,7 @@
         </w:tc>
         <w:tc>
           <w:tcPr>
-            <w:tcW w:w="3968" w:type="dxa"/>
+            <w:tcW w:w="4428" w:type="dxa"/>
           </w:tcPr>
           <w:p>
             <w:pPr>
@@ -12623,9 +13109,12 @@
         </w:tc>
       </w:tr>
       <w:tr>
-        <w:tc>
-          <w:tcPr>
-            <w:tcW w:w="3951" w:type="dxa"/>
+        <w:trPr>
+          <w:cantSplit/>
+        </w:trPr>
+        <w:tc>
+          <w:tcPr>
+            <w:tcW w:w="4410" w:type="dxa"/>
           </w:tcPr>
           <w:p>
             <w:pPr>
@@ -12642,7 +13131,7 @@
         </w:tc>
         <w:tc>
           <w:tcPr>
-            <w:tcW w:w="3968" w:type="dxa"/>
+            <w:tcW w:w="4428" w:type="dxa"/>
           </w:tcPr>
           <w:p>
             <w:pPr>
@@ -12659,9 +13148,12 @@
         </w:tc>
       </w:tr>
       <w:tr>
-        <w:tc>
-          <w:tcPr>
-            <w:tcW w:w="3951" w:type="dxa"/>
+        <w:trPr>
+          <w:cantSplit/>
+        </w:trPr>
+        <w:tc>
+          <w:tcPr>
+            <w:tcW w:w="4410" w:type="dxa"/>
           </w:tcPr>
           <w:p>
             <w:pPr>
@@ -12678,7 +13170,7 @@
         </w:tc>
         <w:tc>
           <w:tcPr>
-            <w:tcW w:w="3968" w:type="dxa"/>
+            <w:tcW w:w="4428" w:type="dxa"/>
           </w:tcPr>
           <w:p>
             <w:pPr>
@@ -12695,9 +13187,12 @@
         </w:tc>
       </w:tr>
       <w:tr>
-        <w:tc>
-          <w:tcPr>
-            <w:tcW w:w="3951" w:type="dxa"/>
+        <w:trPr>
+          <w:cantSplit/>
+        </w:trPr>
+        <w:tc>
+          <w:tcPr>
+            <w:tcW w:w="4410" w:type="dxa"/>
           </w:tcPr>
           <w:p>
             <w:pPr>
@@ -12714,7 +13209,7 @@
         </w:tc>
         <w:tc>
           <w:tcPr>
-            <w:tcW w:w="3968" w:type="dxa"/>
+            <w:tcW w:w="4428" w:type="dxa"/>
           </w:tcPr>
           <w:p>
             <w:pPr>
@@ -12731,9 +13226,12 @@
         </w:tc>
       </w:tr>
       <w:tr>
-        <w:tc>
-          <w:tcPr>
-            <w:tcW w:w="3951" w:type="dxa"/>
+        <w:trPr>
+          <w:cantSplit/>
+        </w:trPr>
+        <w:tc>
+          <w:tcPr>
+            <w:tcW w:w="4410" w:type="dxa"/>
           </w:tcPr>
           <w:p>
             <w:pPr>
@@ -12750,7 +13248,7 @@
         </w:tc>
         <w:tc>
           <w:tcPr>
-            <w:tcW w:w="3968" w:type="dxa"/>
+            <w:tcW w:w="4428" w:type="dxa"/>
           </w:tcPr>
           <w:p>
             <w:pPr>
@@ -12822,17 +13320,18 @@
         </w:tblBorders>
       </w:tblPr>
       <w:tblGrid>
-        <w:gridCol w:w="3091"/>
-        <w:gridCol w:w="1542"/>
-        <w:gridCol w:w="3285"/>
+        <w:gridCol w:w="3450"/>
+        <w:gridCol w:w="1721"/>
+        <w:gridCol w:w="3667"/>
       </w:tblGrid>
       <w:tr>
         <w:trPr>
           <w:tblHeader w:val="true"/>
-        </w:trPr>
-        <w:tc>
-          <w:tcPr>
-            <w:tcW w:w="3091" w:type="dxa"/>
+          <w:cantSplit/>
+        </w:trPr>
+        <w:tc>
+          <w:tcPr>
+            <w:tcW w:w="3450" w:type="dxa"/>
             <w:shd w:val="clear" w:color="auto" w:fill="D9E2F3"/>
           </w:tcPr>
           <w:p>
@@ -12851,7 +13350,7 @@
         </w:tc>
         <w:tc>
           <w:tcPr>
-            <w:tcW w:w="1542" w:type="dxa"/>
+            <w:tcW w:w="1721" w:type="dxa"/>
             <w:shd w:val="clear" w:color="auto" w:fill="D9E2F3"/>
           </w:tcPr>
           <w:p>
@@ -12870,7 +13369,7 @@
         </w:tc>
         <w:tc>
           <w:tcPr>
-            <w:tcW w:w="3285" w:type="dxa"/>
+            <w:tcW w:w="3667" w:type="dxa"/>
             <w:shd w:val="clear" w:color="auto" w:fill="D9E2F3"/>
           </w:tcPr>
           <w:p>
@@ -12889,9 +13388,12 @@
         </w:tc>
       </w:tr>
       <w:tr>
-        <w:tc>
-          <w:tcPr>
-            <w:tcW w:w="3091" w:type="dxa"/>
+        <w:trPr>
+          <w:cantSplit/>
+        </w:trPr>
+        <w:tc>
+          <w:tcPr>
+            <w:tcW w:w="3450" w:type="dxa"/>
           </w:tcPr>
           <w:p>
             <w:pPr>
@@ -12908,7 +13410,7 @@
         </w:tc>
         <w:tc>
           <w:tcPr>
-            <w:tcW w:w="1542" w:type="dxa"/>
+            <w:tcW w:w="1721" w:type="dxa"/>
           </w:tcPr>
           <w:p>
             <w:pPr>
@@ -12925,7 +13427,7 @@
         </w:tc>
         <w:tc>
           <w:tcPr>
-            <w:tcW w:w="3285" w:type="dxa"/>
+            <w:tcW w:w="3667" w:type="dxa"/>
           </w:tcPr>
           <w:p>
             <w:pPr>
@@ -12942,9 +13444,12 @@
         </w:tc>
       </w:tr>
       <w:tr>
-        <w:tc>
-          <w:tcPr>
-            <w:tcW w:w="3091" w:type="dxa"/>
+        <w:trPr>
+          <w:cantSplit/>
+        </w:trPr>
+        <w:tc>
+          <w:tcPr>
+            <w:tcW w:w="3450" w:type="dxa"/>
           </w:tcPr>
           <w:p>
             <w:pPr>
@@ -12961,7 +13466,7 @@
         </w:tc>
         <w:tc>
           <w:tcPr>
-            <w:tcW w:w="1542" w:type="dxa"/>
+            <w:tcW w:w="1721" w:type="dxa"/>
           </w:tcPr>
           <w:p>
             <w:pPr>
@@ -12978,7 +13483,7 @@
         </w:tc>
         <w:tc>
           <w:tcPr>
-            <w:tcW w:w="3285" w:type="dxa"/>
+            <w:tcW w:w="3667" w:type="dxa"/>
           </w:tcPr>
           <w:p>
             <w:pPr>
@@ -12995,9 +13500,12 @@
         </w:tc>
       </w:tr>
       <w:tr>
-        <w:tc>
-          <w:tcPr>
-            <w:tcW w:w="3091" w:type="dxa"/>
+        <w:trPr>
+          <w:cantSplit/>
+        </w:trPr>
+        <w:tc>
+          <w:tcPr>
+            <w:tcW w:w="3450" w:type="dxa"/>
           </w:tcPr>
           <w:p>
             <w:pPr>
@@ -13014,7 +13522,7 @@
         </w:tc>
         <w:tc>
           <w:tcPr>
-            <w:tcW w:w="1542" w:type="dxa"/>
+            <w:tcW w:w="1721" w:type="dxa"/>
           </w:tcPr>
           <w:p>
             <w:pPr>
@@ -13031,7 +13539,7 @@
         </w:tc>
         <w:tc>
           <w:tcPr>
-            <w:tcW w:w="3285" w:type="dxa"/>
+            <w:tcW w:w="3667" w:type="dxa"/>
           </w:tcPr>
           <w:p>
             <w:pPr>
@@ -13073,9 +13581,12 @@
         </w:tc>
       </w:tr>
       <w:tr>
-        <w:tc>
-          <w:tcPr>
-            <w:tcW w:w="3091" w:type="dxa"/>
+        <w:trPr>
+          <w:cantSplit/>
+        </w:trPr>
+        <w:tc>
+          <w:tcPr>
+            <w:tcW w:w="3450" w:type="dxa"/>
           </w:tcPr>
           <w:p>
             <w:pPr>
@@ -13092,7 +13603,7 @@
         </w:tc>
         <w:tc>
           <w:tcPr>
-            <w:tcW w:w="1542" w:type="dxa"/>
+            <w:tcW w:w="1721" w:type="dxa"/>
           </w:tcPr>
           <w:p>
             <w:pPr>
@@ -13109,7 +13620,7 @@
         </w:tc>
         <w:tc>
           <w:tcPr>
-            <w:tcW w:w="3285" w:type="dxa"/>
+            <w:tcW w:w="3667" w:type="dxa"/>
           </w:tcPr>
           <w:p>
             <w:pPr>
@@ -13126,9 +13637,12 @@
         </w:tc>
       </w:tr>
       <w:tr>
-        <w:tc>
-          <w:tcPr>
-            <w:tcW w:w="3091" w:type="dxa"/>
+        <w:trPr>
+          <w:cantSplit/>
+        </w:trPr>
+        <w:tc>
+          <w:tcPr>
+            <w:tcW w:w="3450" w:type="dxa"/>
           </w:tcPr>
           <w:p>
             <w:pPr>
@@ -13145,7 +13659,7 @@
         </w:tc>
         <w:tc>
           <w:tcPr>
-            <w:tcW w:w="1542" w:type="dxa"/>
+            <w:tcW w:w="1721" w:type="dxa"/>
           </w:tcPr>
           <w:p>
             <w:pPr>
@@ -13162,7 +13676,7 @@
         </w:tc>
         <w:tc>
           <w:tcPr>
-            <w:tcW w:w="3285" w:type="dxa"/>
+            <w:tcW w:w="3667" w:type="dxa"/>
           </w:tcPr>
           <w:p>
             <w:pPr>
@@ -13179,9 +13693,12 @@
         </w:tc>
       </w:tr>
       <w:tr>
-        <w:tc>
-          <w:tcPr>
-            <w:tcW w:w="3091" w:type="dxa"/>
+        <w:trPr>
+          <w:cantSplit/>
+        </w:trPr>
+        <w:tc>
+          <w:tcPr>
+            <w:tcW w:w="3450" w:type="dxa"/>
           </w:tcPr>
           <w:p>
             <w:pPr>
@@ -13198,7 +13715,7 @@
         </w:tc>
         <w:tc>
           <w:tcPr>
-            <w:tcW w:w="1542" w:type="dxa"/>
+            <w:tcW w:w="1721" w:type="dxa"/>
           </w:tcPr>
           <w:p>
             <w:pPr>
@@ -13215,7 +13732,7 @@
         </w:tc>
         <w:tc>
           <w:tcPr>
-            <w:tcW w:w="3285" w:type="dxa"/>
+            <w:tcW w:w="3667" w:type="dxa"/>
           </w:tcPr>
           <w:p>
             <w:pPr>
@@ -13232,9 +13749,12 @@
         </w:tc>
       </w:tr>
       <w:tr>
-        <w:tc>
-          <w:tcPr>
-            <w:tcW w:w="3091" w:type="dxa"/>
+        <w:trPr>
+          <w:cantSplit/>
+        </w:trPr>
+        <w:tc>
+          <w:tcPr>
+            <w:tcW w:w="3450" w:type="dxa"/>
           </w:tcPr>
           <w:p>
             <w:pPr>
@@ -13289,7 +13809,7 @@
         </w:tc>
         <w:tc>
           <w:tcPr>
-            <w:tcW w:w="1542" w:type="dxa"/>
+            <w:tcW w:w="1721" w:type="dxa"/>
           </w:tcPr>
           <w:p>
             <w:pPr>
@@ -13306,7 +13826,7 @@
         </w:tc>
         <w:tc>
           <w:tcPr>
-            <w:tcW w:w="3285" w:type="dxa"/>
+            <w:tcW w:w="3667" w:type="dxa"/>
           </w:tcPr>
           <w:p>
             <w:pPr>
@@ -13397,18 +13917,19 @@
         </w:tblBorders>
       </w:tblPr>
       <w:tblGrid>
-        <w:gridCol w:w="1930"/>
-        <w:gridCol w:w="1224"/>
-        <w:gridCol w:w="2014"/>
-        <w:gridCol w:w="2748"/>
+        <w:gridCol w:w="2155"/>
+        <w:gridCol w:w="1367"/>
+        <w:gridCol w:w="2249"/>
+        <w:gridCol w:w="3067"/>
       </w:tblGrid>
       <w:tr>
         <w:trPr>
           <w:tblHeader w:val="true"/>
-        </w:trPr>
-        <w:tc>
-          <w:tcPr>
-            <w:tcW w:w="1930" w:type="dxa"/>
+          <w:cantSplit/>
+        </w:trPr>
+        <w:tc>
+          <w:tcPr>
+            <w:tcW w:w="2155" w:type="dxa"/>
             <w:shd w:val="clear" w:color="auto" w:fill="D9E2F3"/>
           </w:tcPr>
           <w:p>
@@ -13427,7 +13948,7 @@
         </w:tc>
         <w:tc>
           <w:tcPr>
-            <w:tcW w:w="1224" w:type="dxa"/>
+            <w:tcW w:w="1367" w:type="dxa"/>
             <w:shd w:val="clear" w:color="auto" w:fill="D9E2F3"/>
           </w:tcPr>
           <w:p>
@@ -13446,7 +13967,7 @@
         </w:tc>
         <w:tc>
           <w:tcPr>
-            <w:tcW w:w="2014" w:type="dxa"/>
+            <w:tcW w:w="2249" w:type="dxa"/>
             <w:shd w:val="clear" w:color="auto" w:fill="D9E2F3"/>
           </w:tcPr>
           <w:p>
@@ -13465,7 +13986,7 @@
         </w:tc>
         <w:tc>
           <w:tcPr>
-            <w:tcW w:w="2748" w:type="dxa"/>
+            <w:tcW w:w="3067" w:type="dxa"/>
             <w:shd w:val="clear" w:color="auto" w:fill="D9E2F3"/>
           </w:tcPr>
           <w:p>
@@ -13484,9 +14005,12 @@
         </w:tc>
       </w:tr>
       <w:tr>
-        <w:tc>
-          <w:tcPr>
-            <w:tcW w:w="1930" w:type="dxa"/>
+        <w:trPr>
+          <w:cantSplit/>
+        </w:trPr>
+        <w:tc>
+          <w:tcPr>
+            <w:tcW w:w="2155" w:type="dxa"/>
           </w:tcPr>
           <w:p>
             <w:pPr>
@@ -13503,7 +14027,7 @@
         </w:tc>
         <w:tc>
           <w:tcPr>
-            <w:tcW w:w="1224" w:type="dxa"/>
+            <w:tcW w:w="1367" w:type="dxa"/>
           </w:tcPr>
           <w:p>
             <w:pPr>
@@ -13520,7 +14044,7 @@
         </w:tc>
         <w:tc>
           <w:tcPr>
-            <w:tcW w:w="2014" w:type="dxa"/>
+            <w:tcW w:w="2249" w:type="dxa"/>
           </w:tcPr>
           <w:p>
             <w:pPr>
@@ -13537,7 +14061,7 @@
         </w:tc>
         <w:tc>
           <w:tcPr>
-            <w:tcW w:w="2748" w:type="dxa"/>
+            <w:tcW w:w="3067" w:type="dxa"/>
           </w:tcPr>
           <w:p>
             <w:pPr>
@@ -13554,9 +14078,12 @@
         </w:tc>
       </w:tr>
       <w:tr>
-        <w:tc>
-          <w:tcPr>
-            <w:tcW w:w="1930" w:type="dxa"/>
+        <w:trPr>
+          <w:cantSplit/>
+        </w:trPr>
+        <w:tc>
+          <w:tcPr>
+            <w:tcW w:w="2155" w:type="dxa"/>
           </w:tcPr>
           <w:p>
             <w:pPr>
@@ -13573,7 +14100,7 @@
         </w:tc>
         <w:tc>
           <w:tcPr>
-            <w:tcW w:w="1224" w:type="dxa"/>
+            <w:tcW w:w="1367" w:type="dxa"/>
           </w:tcPr>
           <w:p>
             <w:pPr>
@@ -13590,7 +14117,7 @@
         </w:tc>
         <w:tc>
           <w:tcPr>
-            <w:tcW w:w="2014" w:type="dxa"/>
+            <w:tcW w:w="2249" w:type="dxa"/>
           </w:tcPr>
           <w:p>
             <w:pPr>
@@ -13607,7 +14134,7 @@
         </w:tc>
         <w:tc>
           <w:tcPr>
-            <w:tcW w:w="2748" w:type="dxa"/>
+            <w:tcW w:w="3067" w:type="dxa"/>
           </w:tcPr>
           <w:p>
             <w:pPr>
@@ -13624,9 +14151,12 @@
         </w:tc>
       </w:tr>
       <w:tr>
-        <w:tc>
-          <w:tcPr>
-            <w:tcW w:w="1930" w:type="dxa"/>
+        <w:trPr>
+          <w:cantSplit/>
+        </w:trPr>
+        <w:tc>
+          <w:tcPr>
+            <w:tcW w:w="2155" w:type="dxa"/>
           </w:tcPr>
           <w:p>
             <w:pPr>
@@ -13643,7 +14173,7 @@
         </w:tc>
         <w:tc>
           <w:tcPr>
-            <w:tcW w:w="1224" w:type="dxa"/>
+            <w:tcW w:w="1367" w:type="dxa"/>
           </w:tcPr>
           <w:p>
             <w:pPr>
@@ -13660,7 +14190,7 @@
         </w:tc>
         <w:tc>
           <w:tcPr>
-            <w:tcW w:w="2014" w:type="dxa"/>
+            <w:tcW w:w="2249" w:type="dxa"/>
           </w:tcPr>
           <w:p>
             <w:pPr>
@@ -13677,7 +14207,7 @@
         </w:tc>
         <w:tc>
           <w:tcPr>
-            <w:tcW w:w="2748" w:type="dxa"/>
+            <w:tcW w:w="3067" w:type="dxa"/>
           </w:tcPr>
           <w:p>
             <w:pPr>
@@ -13694,9 +14224,12 @@
         </w:tc>
       </w:tr>
       <w:tr>
-        <w:tc>
-          <w:tcPr>
-            <w:tcW w:w="1930" w:type="dxa"/>
+        <w:trPr>
+          <w:cantSplit/>
+        </w:trPr>
+        <w:tc>
+          <w:tcPr>
+            <w:tcW w:w="2155" w:type="dxa"/>
           </w:tcPr>
           <w:p>
             <w:pPr>
@@ -13713,7 +14246,7 @@
         </w:tc>
         <w:tc>
           <w:tcPr>
-            <w:tcW w:w="1224" w:type="dxa"/>
+            <w:tcW w:w="1367" w:type="dxa"/>
           </w:tcPr>
           <w:p>
             <w:pPr>
@@ -13730,7 +14263,7 @@
         </w:tc>
         <w:tc>
           <w:tcPr>
-            <w:tcW w:w="2014" w:type="dxa"/>
+            <w:tcW w:w="2249" w:type="dxa"/>
           </w:tcPr>
           <w:p>
             <w:pPr>
@@ -13747,7 +14280,7 @@
         </w:tc>
         <w:tc>
           <w:tcPr>
-            <w:tcW w:w="2748" w:type="dxa"/>
+            <w:tcW w:w="3067" w:type="dxa"/>
           </w:tcPr>
           <w:p>
             <w:pPr>
@@ -13764,9 +14297,12 @@
         </w:tc>
       </w:tr>
       <w:tr>
-        <w:tc>
-          <w:tcPr>
-            <w:tcW w:w="1930" w:type="dxa"/>
+        <w:trPr>
+          <w:cantSplit/>
+        </w:trPr>
+        <w:tc>
+          <w:tcPr>
+            <w:tcW w:w="2155" w:type="dxa"/>
           </w:tcPr>
           <w:p>
             <w:pPr>
@@ -13783,7 +14319,7 @@
         </w:tc>
         <w:tc>
           <w:tcPr>
-            <w:tcW w:w="1224" w:type="dxa"/>
+            <w:tcW w:w="1367" w:type="dxa"/>
           </w:tcPr>
           <w:p>
             <w:pPr>
@@ -13800,7 +14336,7 @@
         </w:tc>
         <w:tc>
           <w:tcPr>
-            <w:tcW w:w="2014" w:type="dxa"/>
+            <w:tcW w:w="2249" w:type="dxa"/>
           </w:tcPr>
           <w:p>
             <w:pPr>
@@ -13817,7 +14353,7 @@
         </w:tc>
         <w:tc>
           <w:tcPr>
-            <w:tcW w:w="2748" w:type="dxa"/>
+            <w:tcW w:w="3067" w:type="dxa"/>
           </w:tcPr>
           <w:p>
             <w:pPr>
@@ -13860,16 +14396,17 @@
         </w:tblBorders>
       </w:tblPr>
       <w:tblGrid>
-        <w:gridCol w:w="4068"/>
-        <w:gridCol w:w="3851"/>
+        <w:gridCol w:w="4540"/>
+        <w:gridCol w:w="4298"/>
       </w:tblGrid>
       <w:tr>
         <w:trPr>
           <w:tblHeader w:val="true"/>
-        </w:trPr>
-        <w:tc>
-          <w:tcPr>
-            <w:tcW w:w="4068" w:type="dxa"/>
+          <w:cantSplit/>
+        </w:trPr>
+        <w:tc>
+          <w:tcPr>
+            <w:tcW w:w="4540" w:type="dxa"/>
             <w:shd w:val="clear" w:color="auto" w:fill="D9E2F3"/>
           </w:tcPr>
           <w:p>
@@ -13888,7 +14425,7 @@
         </w:tc>
         <w:tc>
           <w:tcPr>
-            <w:tcW w:w="3851" w:type="dxa"/>
+            <w:tcW w:w="4298" w:type="dxa"/>
             <w:shd w:val="clear" w:color="auto" w:fill="D9E2F3"/>
           </w:tcPr>
           <w:p>
@@ -13907,9 +14444,12 @@
         </w:tc>
       </w:tr>
       <w:tr>
-        <w:tc>
-          <w:tcPr>
-            <w:tcW w:w="4068" w:type="dxa"/>
+        <w:trPr>
+          <w:cantSplit/>
+        </w:trPr>
+        <w:tc>
+          <w:tcPr>
+            <w:tcW w:w="4540" w:type="dxa"/>
           </w:tcPr>
           <w:p>
             <w:pPr>
@@ -13926,7 +14466,7 @@
         </w:tc>
         <w:tc>
           <w:tcPr>
-            <w:tcW w:w="3851" w:type="dxa"/>
+            <w:tcW w:w="4298" w:type="dxa"/>
           </w:tcPr>
           <w:p>
             <w:pPr>
@@ -13943,9 +14483,12 @@
         </w:tc>
       </w:tr>
       <w:tr>
-        <w:tc>
-          <w:tcPr>
-            <w:tcW w:w="4068" w:type="dxa"/>
+        <w:trPr>
+          <w:cantSplit/>
+        </w:trPr>
+        <w:tc>
+          <w:tcPr>
+            <w:tcW w:w="4540" w:type="dxa"/>
           </w:tcPr>
           <w:p>
             <w:pPr>
@@ -13962,7 +14505,7 @@
         </w:tc>
         <w:tc>
           <w:tcPr>
-            <w:tcW w:w="3851" w:type="dxa"/>
+            <w:tcW w:w="4298" w:type="dxa"/>
           </w:tcPr>
           <w:p>
             <w:pPr>
@@ -13979,9 +14522,12 @@
         </w:tc>
       </w:tr>
       <w:tr>
-        <w:tc>
-          <w:tcPr>
-            <w:tcW w:w="4068" w:type="dxa"/>
+        <w:trPr>
+          <w:cantSplit/>
+        </w:trPr>
+        <w:tc>
+          <w:tcPr>
+            <w:tcW w:w="4540" w:type="dxa"/>
           </w:tcPr>
           <w:p>
             <w:pPr>
@@ -13998,7 +14544,7 @@
         </w:tc>
         <w:tc>
           <w:tcPr>
-            <w:tcW w:w="3851" w:type="dxa"/>
+            <w:tcW w:w="4298" w:type="dxa"/>
           </w:tcPr>
           <w:p>
             <w:pPr>
@@ -14015,9 +14561,12 @@
         </w:tc>
       </w:tr>
       <w:tr>
-        <w:tc>
-          <w:tcPr>
-            <w:tcW w:w="4068" w:type="dxa"/>
+        <w:trPr>
+          <w:cantSplit/>
+        </w:trPr>
+        <w:tc>
+          <w:tcPr>
+            <w:tcW w:w="4540" w:type="dxa"/>
           </w:tcPr>
           <w:p>
             <w:pPr>
@@ -14034,7 +14583,7 @@
         </w:tc>
         <w:tc>
           <w:tcPr>
-            <w:tcW w:w="3851" w:type="dxa"/>
+            <w:tcW w:w="4298" w:type="dxa"/>
           </w:tcPr>
           <w:p>
             <w:pPr>
@@ -14051,9 +14600,12 @@
         </w:tc>
       </w:tr>
       <w:tr>
-        <w:tc>
-          <w:tcPr>
-            <w:tcW w:w="4068" w:type="dxa"/>
+        <w:trPr>
+          <w:cantSplit/>
+        </w:trPr>
+        <w:tc>
+          <w:tcPr>
+            <w:tcW w:w="4540" w:type="dxa"/>
           </w:tcPr>
           <w:p>
             <w:pPr>
@@ -14070,7 +14622,7 @@
         </w:tc>
         <w:tc>
           <w:tcPr>
-            <w:tcW w:w="3851" w:type="dxa"/>
+            <w:tcW w:w="4298" w:type="dxa"/>
           </w:tcPr>
           <w:p>
             <w:pPr>
@@ -14087,9 +14639,12 @@
         </w:tc>
       </w:tr>
       <w:tr>
-        <w:tc>
-          <w:tcPr>
-            <w:tcW w:w="4068" w:type="dxa"/>
+        <w:trPr>
+          <w:cantSplit/>
+        </w:trPr>
+        <w:tc>
+          <w:tcPr>
+            <w:tcW w:w="4540" w:type="dxa"/>
           </w:tcPr>
           <w:p>
             <w:pPr>
@@ -14156,7 +14711,7 @@
         </w:tc>
         <w:tc>
           <w:tcPr>
-            <w:tcW w:w="3851" w:type="dxa"/>
+            <w:tcW w:w="4298" w:type="dxa"/>
           </w:tcPr>
           <w:p>
             <w:pPr>
@@ -14200,16 +14755,17 @@
         </w:tblBorders>
       </w:tblPr>
       <w:tblGrid>
-        <w:gridCol w:w="3314"/>
-        <w:gridCol w:w="4605"/>
+        <w:gridCol w:w="3699"/>
+        <w:gridCol w:w="5139"/>
       </w:tblGrid>
       <w:tr>
         <w:trPr>
           <w:tblHeader w:val="true"/>
-        </w:trPr>
-        <w:tc>
-          <w:tcPr>
-            <w:tcW w:w="3314" w:type="dxa"/>
+          <w:cantSplit/>
+        </w:trPr>
+        <w:tc>
+          <w:tcPr>
+            <w:tcW w:w="3699" w:type="dxa"/>
             <w:shd w:val="clear" w:color="auto" w:fill="D9E2F3"/>
           </w:tcPr>
           <w:p>
@@ -14228,7 +14784,7 @@
         </w:tc>
         <w:tc>
           <w:tcPr>
-            <w:tcW w:w="4605" w:type="dxa"/>
+            <w:tcW w:w="5139" w:type="dxa"/>
             <w:shd w:val="clear" w:color="auto" w:fill="D9E2F3"/>
           </w:tcPr>
           <w:p>
@@ -14247,9 +14803,12 @@
         </w:tc>
       </w:tr>
       <w:tr>
-        <w:tc>
-          <w:tcPr>
-            <w:tcW w:w="3314" w:type="dxa"/>
+        <w:trPr>
+          <w:cantSplit/>
+        </w:trPr>
+        <w:tc>
+          <w:tcPr>
+            <w:tcW w:w="3699" w:type="dxa"/>
           </w:tcPr>
           <w:p>
             <w:pPr>
@@ -14266,7 +14825,7 @@
         </w:tc>
         <w:tc>
           <w:tcPr>
-            <w:tcW w:w="4605" w:type="dxa"/>
+            <w:tcW w:w="5139" w:type="dxa"/>
           </w:tcPr>
           <w:p>
             <w:pPr>
@@ -14283,9 +14842,12 @@
         </w:tc>
       </w:tr>
       <w:tr>
-        <w:tc>
-          <w:tcPr>
-            <w:tcW w:w="3314" w:type="dxa"/>
+        <w:trPr>
+          <w:cantSplit/>
+        </w:trPr>
+        <w:tc>
+          <w:tcPr>
+            <w:tcW w:w="3699" w:type="dxa"/>
           </w:tcPr>
           <w:p>
             <w:pPr>
@@ -14302,7 +14864,7 @@
         </w:tc>
         <w:tc>
           <w:tcPr>
-            <w:tcW w:w="4605" w:type="dxa"/>
+            <w:tcW w:w="5139" w:type="dxa"/>
           </w:tcPr>
           <w:p>
             <w:pPr>
@@ -14319,9 +14881,12 @@
         </w:tc>
       </w:tr>
       <w:tr>
-        <w:tc>
-          <w:tcPr>
-            <w:tcW w:w="3314" w:type="dxa"/>
+        <w:trPr>
+          <w:cantSplit/>
+        </w:trPr>
+        <w:tc>
+          <w:tcPr>
+            <w:tcW w:w="3699" w:type="dxa"/>
           </w:tcPr>
           <w:p>
             <w:pPr>
@@ -14338,7 +14903,7 @@
         </w:tc>
         <w:tc>
           <w:tcPr>
-            <w:tcW w:w="4605" w:type="dxa"/>
+            <w:tcW w:w="5139" w:type="dxa"/>
           </w:tcPr>
           <w:p>
             <w:pPr>
@@ -14355,9 +14920,12 @@
         </w:tc>
       </w:tr>
       <w:tr>
-        <w:tc>
-          <w:tcPr>
-            <w:tcW w:w="3314" w:type="dxa"/>
+        <w:trPr>
+          <w:cantSplit/>
+        </w:trPr>
+        <w:tc>
+          <w:tcPr>
+            <w:tcW w:w="3699" w:type="dxa"/>
           </w:tcPr>
           <w:p>
             <w:pPr>
@@ -14374,7 +14942,7 @@
         </w:tc>
         <w:tc>
           <w:tcPr>
-            <w:tcW w:w="4605" w:type="dxa"/>
+            <w:tcW w:w="5139" w:type="dxa"/>
           </w:tcPr>
           <w:p>
             <w:pPr>
@@ -14391,9 +14959,12 @@
         </w:tc>
       </w:tr>
       <w:tr>
-        <w:tc>
-          <w:tcPr>
-            <w:tcW w:w="3314" w:type="dxa"/>
+        <w:trPr>
+          <w:cantSplit/>
+        </w:trPr>
+        <w:tc>
+          <w:tcPr>
+            <w:tcW w:w="3699" w:type="dxa"/>
           </w:tcPr>
           <w:p>
             <w:pPr>
@@ -14410,7 +14981,7 @@
         </w:tc>
         <w:tc>
           <w:tcPr>
-            <w:tcW w:w="4605" w:type="dxa"/>
+            <w:tcW w:w="5139" w:type="dxa"/>
           </w:tcPr>
           <w:p>
             <w:pPr>
@@ -14427,9 +14998,12 @@
         </w:tc>
       </w:tr>
       <w:tr>
-        <w:tc>
-          <w:tcPr>
-            <w:tcW w:w="3314" w:type="dxa"/>
+        <w:trPr>
+          <w:cantSplit/>
+        </w:trPr>
+        <w:tc>
+          <w:tcPr>
+            <w:tcW w:w="3699" w:type="dxa"/>
           </w:tcPr>
           <w:p>
             <w:pPr>
@@ -14459,7 +15033,7 @@
         </w:tc>
         <w:tc>
           <w:tcPr>
-            <w:tcW w:w="4605" w:type="dxa"/>
+            <w:tcW w:w="5139" w:type="dxa"/>
           </w:tcPr>
           <w:p>
             <w:pPr>
@@ -14502,18 +15076,19 @@
         </w:tblBorders>
       </w:tblPr>
       <w:tblGrid>
-        <w:gridCol w:w="1227"/>
-        <w:gridCol w:w="1775"/>
-        <w:gridCol w:w="3461"/>
-        <w:gridCol w:w="1455"/>
+        <w:gridCol w:w="1370"/>
+        <w:gridCol w:w="1981"/>
+        <w:gridCol w:w="3863"/>
+        <w:gridCol w:w="1624"/>
       </w:tblGrid>
       <w:tr>
         <w:trPr>
           <w:tblHeader w:val="true"/>
-        </w:trPr>
-        <w:tc>
-          <w:tcPr>
-            <w:tcW w:w="1227" w:type="dxa"/>
+          <w:cantSplit/>
+        </w:trPr>
+        <w:tc>
+          <w:tcPr>
+            <w:tcW w:w="1370" w:type="dxa"/>
             <w:shd w:val="clear" w:color="auto" w:fill="D9E2F3"/>
           </w:tcPr>
           <w:p>
@@ -14532,7 +15107,7 @@
         </w:tc>
         <w:tc>
           <w:tcPr>
-            <w:tcW w:w="1775" w:type="dxa"/>
+            <w:tcW w:w="1981" w:type="dxa"/>
             <w:shd w:val="clear" w:color="auto" w:fill="D9E2F3"/>
           </w:tcPr>
           <w:p>
@@ -14551,7 +15126,7 @@
         </w:tc>
         <w:tc>
           <w:tcPr>
-            <w:tcW w:w="3461" w:type="dxa"/>
+            <w:tcW w:w="3863" w:type="dxa"/>
             <w:shd w:val="clear" w:color="auto" w:fill="D9E2F3"/>
           </w:tcPr>
           <w:p>
@@ -14570,7 +15145,7 @@
         </w:tc>
         <w:tc>
           <w:tcPr>
-            <w:tcW w:w="1455" w:type="dxa"/>
+            <w:tcW w:w="1624" w:type="dxa"/>
             <w:shd w:val="clear" w:color="auto" w:fill="D9E2F3"/>
           </w:tcPr>
           <w:p>
@@ -14589,9 +15164,12 @@
         </w:tc>
       </w:tr>
       <w:tr>
-        <w:tc>
-          <w:tcPr>
-            <w:tcW w:w="1227" w:type="dxa"/>
+        <w:trPr>
+          <w:cantSplit/>
+        </w:trPr>
+        <w:tc>
+          <w:tcPr>
+            <w:tcW w:w="1370" w:type="dxa"/>
           </w:tcPr>
           <w:p>
             <w:pPr>
@@ -14608,7 +15186,7 @@
         </w:tc>
         <w:tc>
           <w:tcPr>
-            <w:tcW w:w="1775" w:type="dxa"/>
+            <w:tcW w:w="1981" w:type="dxa"/>
           </w:tcPr>
           <w:p>
             <w:pPr>
@@ -14625,7 +15203,7 @@
         </w:tc>
         <w:tc>
           <w:tcPr>
-            <w:tcW w:w="3461" w:type="dxa"/>
+            <w:tcW w:w="3863" w:type="dxa"/>
           </w:tcPr>
           <w:p>
             <w:pPr>
@@ -14642,7 +15220,7 @@
         </w:tc>
         <w:tc>
           <w:tcPr>
-            <w:tcW w:w="1455" w:type="dxa"/>
+            <w:tcW w:w="1624" w:type="dxa"/>
           </w:tcPr>
           <w:p>
             <w:pPr>
@@ -14659,9 +15237,12 @@
         </w:tc>
       </w:tr>
       <w:tr>
-        <w:tc>
-          <w:tcPr>
-            <w:tcW w:w="1227" w:type="dxa"/>
+        <w:trPr>
+          <w:cantSplit/>
+        </w:trPr>
+        <w:tc>
+          <w:tcPr>
+            <w:tcW w:w="1370" w:type="dxa"/>
           </w:tcPr>
           <w:p>
             <w:pPr>
@@ -14678,7 +15259,7 @@
         </w:tc>
         <w:tc>
           <w:tcPr>
-            <w:tcW w:w="1775" w:type="dxa"/>
+            <w:tcW w:w="1981" w:type="dxa"/>
           </w:tcPr>
           <w:p>
             <w:pPr>
@@ -14695,7 +15276,7 @@
         </w:tc>
         <w:tc>
           <w:tcPr>
-            <w:tcW w:w="3461" w:type="dxa"/>
+            <w:tcW w:w="3863" w:type="dxa"/>
           </w:tcPr>
           <w:p>
             <w:pPr>
@@ -14712,7 +15293,7 @@
         </w:tc>
         <w:tc>
           <w:tcPr>
-            <w:tcW w:w="1455" w:type="dxa"/>
+            <w:tcW w:w="1624" w:type="dxa"/>
           </w:tcPr>
           <w:p>
             <w:pPr>
@@ -14729,9 +15310,12 @@
         </w:tc>
       </w:tr>
       <w:tr>
-        <w:tc>
-          <w:tcPr>
-            <w:tcW w:w="1227" w:type="dxa"/>
+        <w:trPr>
+          <w:cantSplit/>
+        </w:trPr>
+        <w:tc>
+          <w:tcPr>
+            <w:tcW w:w="1370" w:type="dxa"/>
           </w:tcPr>
           <w:p>
             <w:pPr>
@@ -14748,7 +15332,7 @@
         </w:tc>
         <w:tc>
           <w:tcPr>
-            <w:tcW w:w="1775" w:type="dxa"/>
+            <w:tcW w:w="1981" w:type="dxa"/>
           </w:tcPr>
           <w:p>
             <w:pPr>
@@ -14765,7 +15349,7 @@
         </w:tc>
         <w:tc>
           <w:tcPr>
-            <w:tcW w:w="3461" w:type="dxa"/>
+            <w:tcW w:w="3863" w:type="dxa"/>
           </w:tcPr>
           <w:p>
             <w:pPr>
@@ -14782,7 +15366,7 @@
         </w:tc>
         <w:tc>
           <w:tcPr>
-            <w:tcW w:w="1455" w:type="dxa"/>
+            <w:tcW w:w="1624" w:type="dxa"/>
           </w:tcPr>
           <w:p>
             <w:pPr>
@@ -14799,9 +15383,12 @@
         </w:tc>
       </w:tr>
       <w:tr>
-        <w:tc>
-          <w:tcPr>
-            <w:tcW w:w="1227" w:type="dxa"/>
+        <w:trPr>
+          <w:cantSplit/>
+        </w:trPr>
+        <w:tc>
+          <w:tcPr>
+            <w:tcW w:w="1370" w:type="dxa"/>
           </w:tcPr>
           <w:p>
             <w:pPr>
@@ -14818,7 +15405,7 @@
         </w:tc>
         <w:tc>
           <w:tcPr>
-            <w:tcW w:w="1775" w:type="dxa"/>
+            <w:tcW w:w="1981" w:type="dxa"/>
           </w:tcPr>
           <w:p>
             <w:pPr>
@@ -14835,7 +15422,7 @@
         </w:tc>
         <w:tc>
           <w:tcPr>
-            <w:tcW w:w="3461" w:type="dxa"/>
+            <w:tcW w:w="3863" w:type="dxa"/>
           </w:tcPr>
           <w:p>
             <w:pPr>
@@ -14852,7 +15439,7 @@
         </w:tc>
         <w:tc>
           <w:tcPr>
-            <w:tcW w:w="1455" w:type="dxa"/>
+            <w:tcW w:w="1624" w:type="dxa"/>
           </w:tcPr>
           <w:p>
             <w:pPr>
@@ -14869,9 +15456,12 @@
         </w:tc>
       </w:tr>
       <w:tr>
-        <w:tc>
-          <w:tcPr>
-            <w:tcW w:w="1227" w:type="dxa"/>
+        <w:trPr>
+          <w:cantSplit/>
+        </w:trPr>
+        <w:tc>
+          <w:tcPr>
+            <w:tcW w:w="1370" w:type="dxa"/>
           </w:tcPr>
           <w:p>
             <w:pPr>
@@ -14888,7 +15478,7 @@
         </w:tc>
         <w:tc>
           <w:tcPr>
-            <w:tcW w:w="1775" w:type="dxa"/>
+            <w:tcW w:w="1981" w:type="dxa"/>
           </w:tcPr>
           <w:p>
             <w:pPr>
@@ -14905,7 +15495,7 @@
         </w:tc>
         <w:tc>
           <w:tcPr>
-            <w:tcW w:w="3461" w:type="dxa"/>
+            <w:tcW w:w="3863" w:type="dxa"/>
           </w:tcPr>
           <w:p>
             <w:pPr>
@@ -14922,7 +15512,7 @@
         </w:tc>
         <w:tc>
           <w:tcPr>
-            <w:tcW w:w="1455" w:type="dxa"/>
+            <w:tcW w:w="1624" w:type="dxa"/>
           </w:tcPr>
           <w:p>
             <w:pPr>
@@ -14939,9 +15529,12 @@
         </w:tc>
       </w:tr>
       <w:tr>
-        <w:tc>
-          <w:tcPr>
-            <w:tcW w:w="1227" w:type="dxa"/>
+        <w:trPr>
+          <w:cantSplit/>
+        </w:trPr>
+        <w:tc>
+          <w:tcPr>
+            <w:tcW w:w="1370" w:type="dxa"/>
           </w:tcPr>
           <w:p>
             <w:pPr>
@@ -14958,7 +15551,7 @@
         </w:tc>
         <w:tc>
           <w:tcPr>
-            <w:tcW w:w="1775" w:type="dxa"/>
+            <w:tcW w:w="1981" w:type="dxa"/>
           </w:tcPr>
           <w:p>
             <w:pPr>
@@ -14975,7 +15568,7 @@
         </w:tc>
         <w:tc>
           <w:tcPr>
-            <w:tcW w:w="3461" w:type="dxa"/>
+            <w:tcW w:w="3863" w:type="dxa"/>
           </w:tcPr>
           <w:p>
             <w:pPr>
@@ -14992,7 +15585,7 @@
         </w:tc>
         <w:tc>
           <w:tcPr>
-            <w:tcW w:w="1455" w:type="dxa"/>
+            <w:tcW w:w="1624" w:type="dxa"/>
           </w:tcPr>
           <w:p>
             <w:pPr>
@@ -15009,9 +15602,12 @@
         </w:tc>
       </w:tr>
       <w:tr>
-        <w:tc>
-          <w:tcPr>
-            <w:tcW w:w="1227" w:type="dxa"/>
+        <w:trPr>
+          <w:cantSplit/>
+        </w:trPr>
+        <w:tc>
+          <w:tcPr>
+            <w:tcW w:w="1370" w:type="dxa"/>
           </w:tcPr>
           <w:p>
             <w:pPr>
@@ -15028,7 +15624,7 @@
         </w:tc>
         <w:tc>
           <w:tcPr>
-            <w:tcW w:w="1775" w:type="dxa"/>
+            <w:tcW w:w="1981" w:type="dxa"/>
           </w:tcPr>
           <w:p>
             <w:pPr>
@@ -15045,7 +15641,7 @@
         </w:tc>
         <w:tc>
           <w:tcPr>
-            <w:tcW w:w="3461" w:type="dxa"/>
+            <w:tcW w:w="3863" w:type="dxa"/>
           </w:tcPr>
           <w:p>
             <w:pPr>
@@ -15062,7 +15658,7 @@
         </w:tc>
         <w:tc>
           <w:tcPr>
-            <w:tcW w:w="1455" w:type="dxa"/>
+            <w:tcW w:w="1624" w:type="dxa"/>
           </w:tcPr>
           <w:p>
             <w:pPr>
@@ -15079,9 +15675,12 @@
         </w:tc>
       </w:tr>
       <w:tr>
-        <w:tc>
-          <w:tcPr>
-            <w:tcW w:w="1227" w:type="dxa"/>
+        <w:trPr>
+          <w:cantSplit/>
+        </w:trPr>
+        <w:tc>
+          <w:tcPr>
+            <w:tcW w:w="1370" w:type="dxa"/>
           </w:tcPr>
           <w:p>
             <w:pPr>
@@ -15098,7 +15697,7 @@
         </w:tc>
         <w:tc>
           <w:tcPr>
-            <w:tcW w:w="1775" w:type="dxa"/>
+            <w:tcW w:w="1981" w:type="dxa"/>
           </w:tcPr>
           <w:p>
             <w:pPr>
@@ -15115,7 +15714,7 @@
         </w:tc>
         <w:tc>
           <w:tcPr>
-            <w:tcW w:w="3461" w:type="dxa"/>
+            <w:tcW w:w="3863" w:type="dxa"/>
           </w:tcPr>
           <w:p>
             <w:pPr>
@@ -15182,7 +15781,7 @@
         </w:tc>
         <w:tc>
           <w:tcPr>
-            <w:tcW w:w="1455" w:type="dxa"/>
+            <w:tcW w:w="1624" w:type="dxa"/>
           </w:tcPr>
           <w:p>
             <w:pPr>
@@ -15199,9 +15798,12 @@
         </w:tc>
       </w:tr>
       <w:tr>
-        <w:tc>
-          <w:tcPr>
-            <w:tcW w:w="1227" w:type="dxa"/>
+        <w:trPr>
+          <w:cantSplit/>
+        </w:trPr>
+        <w:tc>
+          <w:tcPr>
+            <w:tcW w:w="1370" w:type="dxa"/>
           </w:tcPr>
           <w:p>
             <w:pPr>
@@ -15218,7 +15820,7 @@
         </w:tc>
         <w:tc>
           <w:tcPr>
-            <w:tcW w:w="1775" w:type="dxa"/>
+            <w:tcW w:w="1981" w:type="dxa"/>
           </w:tcPr>
           <w:p>
             <w:pPr>
@@ -15235,7 +15837,7 @@
         </w:tc>
         <w:tc>
           <w:tcPr>
-            <w:tcW w:w="3461" w:type="dxa"/>
+            <w:tcW w:w="3863" w:type="dxa"/>
           </w:tcPr>
           <w:p>
             <w:pPr>
@@ -15252,7 +15854,7 @@
         </w:tc>
         <w:tc>
           <w:tcPr>
-            <w:tcW w:w="1455" w:type="dxa"/>
+            <w:tcW w:w="1624" w:type="dxa"/>
           </w:tcPr>
           <w:p>
             <w:pPr>
@@ -15269,9 +15871,12 @@
         </w:tc>
       </w:tr>
       <w:tr>
-        <w:tc>
-          <w:tcPr>
-            <w:tcW w:w="1227" w:type="dxa"/>
+        <w:trPr>
+          <w:cantSplit/>
+        </w:trPr>
+        <w:tc>
+          <w:tcPr>
+            <w:tcW w:w="1370" w:type="dxa"/>
           </w:tcPr>
           <w:p>
             <w:pPr>
@@ -15288,7 +15893,7 @@
         </w:tc>
         <w:tc>
           <w:tcPr>
-            <w:tcW w:w="1775" w:type="dxa"/>
+            <w:tcW w:w="1981" w:type="dxa"/>
           </w:tcPr>
           <w:p>
             <w:pPr>
@@ -15305,7 +15910,7 @@
         </w:tc>
         <w:tc>
           <w:tcPr>
-            <w:tcW w:w="3461" w:type="dxa"/>
+            <w:tcW w:w="3863" w:type="dxa"/>
           </w:tcPr>
           <w:p>
             <w:pPr>
@@ -15347,7 +15952,7 @@
         </w:tc>
         <w:tc>
           <w:tcPr>
-            <w:tcW w:w="1455" w:type="dxa"/>
+            <w:tcW w:w="1624" w:type="dxa"/>
           </w:tcPr>
           <w:p>
             <w:pPr>
@@ -15390,16 +15995,17 @@
         </w:tblBorders>
       </w:tblPr>
       <w:tblGrid>
-        <w:gridCol w:w="2500"/>
-        <w:gridCol w:w="5419"/>
+        <w:gridCol w:w="2790"/>
+        <w:gridCol w:w="6048"/>
       </w:tblGrid>
       <w:tr>
         <w:trPr>
           <w:tblHeader w:val="true"/>
-        </w:trPr>
-        <w:tc>
-          <w:tcPr>
-            <w:tcW w:w="2500" w:type="dxa"/>
+          <w:cantSplit/>
+        </w:trPr>
+        <w:tc>
+          <w:tcPr>
+            <w:tcW w:w="2790" w:type="dxa"/>
             <w:shd w:val="clear" w:color="auto" w:fill="D9E2F3"/>
           </w:tcPr>
           <w:p>
@@ -15418,7 +16024,7 @@
         </w:tc>
         <w:tc>
           <w:tcPr>
-            <w:tcW w:w="5419" w:type="dxa"/>
+            <w:tcW w:w="6048" w:type="dxa"/>
             <w:shd w:val="clear" w:color="auto" w:fill="D9E2F3"/>
           </w:tcPr>
           <w:p>
@@ -15437,9 +16043,12 @@
         </w:tc>
       </w:tr>
       <w:tr>
-        <w:tc>
-          <w:tcPr>
-            <w:tcW w:w="2500" w:type="dxa"/>
+        <w:trPr>
+          <w:cantSplit/>
+        </w:trPr>
+        <w:tc>
+          <w:tcPr>
+            <w:tcW w:w="2790" w:type="dxa"/>
           </w:tcPr>
           <w:p>
             <w:pPr>
@@ -15456,7 +16065,7 @@
         </w:tc>
         <w:tc>
           <w:tcPr>
-            <w:tcW w:w="5419" w:type="dxa"/>
+            <w:tcW w:w="6048" w:type="dxa"/>
           </w:tcPr>
           <w:p>
             <w:pPr>
@@ -15473,9 +16082,12 @@
         </w:tc>
       </w:tr>
       <w:tr>
-        <w:tc>
-          <w:tcPr>
-            <w:tcW w:w="2500" w:type="dxa"/>
+        <w:trPr>
+          <w:cantSplit/>
+        </w:trPr>
+        <w:tc>
+          <w:tcPr>
+            <w:tcW w:w="2790" w:type="dxa"/>
           </w:tcPr>
           <w:p>
             <w:pPr>
@@ -15492,7 +16104,7 @@
         </w:tc>
         <w:tc>
           <w:tcPr>
-            <w:tcW w:w="5419" w:type="dxa"/>
+            <w:tcW w:w="6048" w:type="dxa"/>
           </w:tcPr>
           <w:p>
             <w:pPr>
@@ -15509,9 +16121,12 @@
         </w:tc>
       </w:tr>
       <w:tr>
-        <w:tc>
-          <w:tcPr>
-            <w:tcW w:w="2500" w:type="dxa"/>
+        <w:trPr>
+          <w:cantSplit/>
+        </w:trPr>
+        <w:tc>
+          <w:tcPr>
+            <w:tcW w:w="2790" w:type="dxa"/>
           </w:tcPr>
           <w:p>
             <w:pPr>
@@ -15528,7 +16143,7 @@
         </w:tc>
         <w:tc>
           <w:tcPr>
-            <w:tcW w:w="5419" w:type="dxa"/>
+            <w:tcW w:w="6048" w:type="dxa"/>
           </w:tcPr>
           <w:p>
             <w:pPr>
@@ -15545,9 +16160,12 @@
         </w:tc>
       </w:tr>
       <w:tr>
-        <w:tc>
-          <w:tcPr>
-            <w:tcW w:w="2500" w:type="dxa"/>
+        <w:trPr>
+          <w:cantSplit/>
+        </w:trPr>
+        <w:tc>
+          <w:tcPr>
+            <w:tcW w:w="2790" w:type="dxa"/>
           </w:tcPr>
           <w:p>
             <w:pPr>
@@ -15564,7 +16182,7 @@
         </w:tc>
         <w:tc>
           <w:tcPr>
-            <w:tcW w:w="5419" w:type="dxa"/>
+            <w:tcW w:w="6048" w:type="dxa"/>
           </w:tcPr>
           <w:p>
             <w:pPr>
@@ -15581,9 +16199,12 @@
         </w:tc>
       </w:tr>
       <w:tr>
-        <w:tc>
-          <w:tcPr>
-            <w:tcW w:w="2500" w:type="dxa"/>
+        <w:trPr>
+          <w:cantSplit/>
+        </w:trPr>
+        <w:tc>
+          <w:tcPr>
+            <w:tcW w:w="2790" w:type="dxa"/>
           </w:tcPr>
           <w:p>
             <w:pPr>
@@ -15600,7 +16221,7 @@
         </w:tc>
         <w:tc>
           <w:tcPr>
-            <w:tcW w:w="5419" w:type="dxa"/>
+            <w:tcW w:w="6048" w:type="dxa"/>
           </w:tcPr>
           <w:p>
             <w:pPr>
@@ -15617,9 +16238,12 @@
         </w:tc>
       </w:tr>
       <w:tr>
-        <w:tc>
-          <w:tcPr>
-            <w:tcW w:w="2500" w:type="dxa"/>
+        <w:trPr>
+          <w:cantSplit/>
+        </w:trPr>
+        <w:tc>
+          <w:tcPr>
+            <w:tcW w:w="2790" w:type="dxa"/>
           </w:tcPr>
           <w:p>
             <w:pPr>
@@ -15636,7 +16260,7 @@
         </w:tc>
         <w:tc>
           <w:tcPr>
-            <w:tcW w:w="5419" w:type="dxa"/>
+            <w:tcW w:w="6048" w:type="dxa"/>
           </w:tcPr>
           <w:p>
             <w:pPr>
@@ -15653,9 +16277,12 @@
         </w:tc>
       </w:tr>
       <w:tr>
-        <w:tc>
-          <w:tcPr>
-            <w:tcW w:w="2500" w:type="dxa"/>
+        <w:trPr>
+          <w:cantSplit/>
+        </w:trPr>
+        <w:tc>
+          <w:tcPr>
+            <w:tcW w:w="2790" w:type="dxa"/>
           </w:tcPr>
           <w:p>
             <w:pPr>
@@ -15672,7 +16299,7 @@
         </w:tc>
         <w:tc>
           <w:tcPr>
-            <w:tcW w:w="5419" w:type="dxa"/>
+            <w:tcW w:w="6048" w:type="dxa"/>
           </w:tcPr>
           <w:p>
             <w:pPr>
@@ -15973,17 +16600,18 @@
         </w:tblBorders>
       </w:tblPr>
       <w:tblGrid>
-        <w:gridCol w:w="3326"/>
-        <w:gridCol w:w="1994"/>
-        <w:gridCol w:w="2598"/>
+        <w:gridCol w:w="3712"/>
+        <w:gridCol w:w="2226"/>
+        <w:gridCol w:w="2900"/>
       </w:tblGrid>
       <w:tr>
         <w:trPr>
           <w:tblHeader w:val="true"/>
-        </w:trPr>
-        <w:tc>
-          <w:tcPr>
-            <w:tcW w:w="3326" w:type="dxa"/>
+          <w:cantSplit/>
+        </w:trPr>
+        <w:tc>
+          <w:tcPr>
+            <w:tcW w:w="3712" w:type="dxa"/>
             <w:shd w:val="clear" w:color="auto" w:fill="D9E2F3"/>
           </w:tcPr>
           <w:p>
@@ -16002,7 +16630,7 @@
         </w:tc>
         <w:tc>
           <w:tcPr>
-            <w:tcW w:w="1994" w:type="dxa"/>
+            <w:tcW w:w="2226" w:type="dxa"/>
             <w:shd w:val="clear" w:color="auto" w:fill="D9E2F3"/>
           </w:tcPr>
           <w:p>
@@ -16021,7 +16649,7 @@
         </w:tc>
         <w:tc>
           <w:tcPr>
-            <w:tcW w:w="2598" w:type="dxa"/>
+            <w:tcW w:w="2900" w:type="dxa"/>
             <w:shd w:val="clear" w:color="auto" w:fill="D9E2F3"/>
           </w:tcPr>
           <w:p>
@@ -16040,9 +16668,12 @@
         </w:tc>
       </w:tr>
       <w:tr>
-        <w:tc>
-          <w:tcPr>
-            <w:tcW w:w="3326" w:type="dxa"/>
+        <w:trPr>
+          <w:cantSplit/>
+        </w:trPr>
+        <w:tc>
+          <w:tcPr>
+            <w:tcW w:w="3712" w:type="dxa"/>
           </w:tcPr>
           <w:p>
             <w:pPr>
@@ -16060,7 +16691,7 @@
         </w:tc>
         <w:tc>
           <w:tcPr>
-            <w:tcW w:w="1994" w:type="dxa"/>
+            <w:tcW w:w="2226" w:type="dxa"/>
           </w:tcPr>
           <w:p>
             <w:pPr>
@@ -16077,7 +16708,7 @@
         </w:tc>
         <w:tc>
           <w:tcPr>
-            <w:tcW w:w="2598" w:type="dxa"/>
+            <w:tcW w:w="2900" w:type="dxa"/>
           </w:tcPr>
           <w:p>
             <w:pPr>
@@ -16094,9 +16725,12 @@
         </w:tc>
       </w:tr>
       <w:tr>
-        <w:tc>
-          <w:tcPr>
-            <w:tcW w:w="3326" w:type="dxa"/>
+        <w:trPr>
+          <w:cantSplit/>
+        </w:trPr>
+        <w:tc>
+          <w:tcPr>
+            <w:tcW w:w="3712" w:type="dxa"/>
           </w:tcPr>
           <w:p>
             <w:pPr>
@@ -16114,7 +16748,7 @@
         </w:tc>
         <w:tc>
           <w:tcPr>
-            <w:tcW w:w="1994" w:type="dxa"/>
+            <w:tcW w:w="2226" w:type="dxa"/>
           </w:tcPr>
           <w:p>
             <w:pPr>
@@ -16131,7 +16765,7 @@
         </w:tc>
         <w:tc>
           <w:tcPr>
-            <w:tcW w:w="2598" w:type="dxa"/>
+            <w:tcW w:w="2900" w:type="dxa"/>
           </w:tcPr>
           <w:p>
             <w:pPr>
@@ -16148,9 +16782,12 @@
         </w:tc>
       </w:tr>
       <w:tr>
-        <w:tc>
-          <w:tcPr>
-            <w:tcW w:w="3326" w:type="dxa"/>
+        <w:trPr>
+          <w:cantSplit/>
+        </w:trPr>
+        <w:tc>
+          <w:tcPr>
+            <w:tcW w:w="3712" w:type="dxa"/>
           </w:tcPr>
           <w:p>
             <w:pPr>
@@ -16168,7 +16805,7 @@
         </w:tc>
         <w:tc>
           <w:tcPr>
-            <w:tcW w:w="1994" w:type="dxa"/>
+            <w:tcW w:w="2226" w:type="dxa"/>
           </w:tcPr>
           <w:p>
             <w:pPr>
@@ -16185,7 +16822,7 @@
         </w:tc>
         <w:tc>
           <w:tcPr>
-            <w:tcW w:w="2598" w:type="dxa"/>
+            <w:tcW w:w="2900" w:type="dxa"/>
           </w:tcPr>
           <w:p>
             <w:pPr>
@@ -16202,9 +16839,12 @@
         </w:tc>
       </w:tr>
       <w:tr>
-        <w:tc>
-          <w:tcPr>
-            <w:tcW w:w="3326" w:type="dxa"/>
+        <w:trPr>
+          <w:cantSplit/>
+        </w:trPr>
+        <w:tc>
+          <w:tcPr>
+            <w:tcW w:w="3712" w:type="dxa"/>
           </w:tcPr>
           <w:p>
             <w:pPr>
@@ -16222,7 +16862,7 @@
         </w:tc>
         <w:tc>
           <w:tcPr>
-            <w:tcW w:w="1994" w:type="dxa"/>
+            <w:tcW w:w="2226" w:type="dxa"/>
           </w:tcPr>
           <w:p>
             <w:pPr>
@@ -16239,7 +16879,7 @@
         </w:tc>
         <w:tc>
           <w:tcPr>
-            <w:tcW w:w="2598" w:type="dxa"/>
+            <w:tcW w:w="2900" w:type="dxa"/>
           </w:tcPr>
           <w:p>
             <w:pPr>
@@ -16256,9 +16896,12 @@
         </w:tc>
       </w:tr>
       <w:tr>
-        <w:tc>
-          <w:tcPr>
-            <w:tcW w:w="3326" w:type="dxa"/>
+        <w:trPr>
+          <w:cantSplit/>
+        </w:trPr>
+        <w:tc>
+          <w:tcPr>
+            <w:tcW w:w="3712" w:type="dxa"/>
           </w:tcPr>
           <w:p>
             <w:pPr>
@@ -16276,7 +16919,7 @@
         </w:tc>
         <w:tc>
           <w:tcPr>
-            <w:tcW w:w="1994" w:type="dxa"/>
+            <w:tcW w:w="2226" w:type="dxa"/>
           </w:tcPr>
           <w:p>
             <w:pPr>
@@ -16293,7 +16936,7 @@
         </w:tc>
         <w:tc>
           <w:tcPr>
-            <w:tcW w:w="2598" w:type="dxa"/>
+            <w:tcW w:w="2900" w:type="dxa"/>
           </w:tcPr>
           <w:p>
             <w:pPr>
@@ -16310,9 +16953,12 @@
         </w:tc>
       </w:tr>
       <w:tr>
-        <w:tc>
-          <w:tcPr>
-            <w:tcW w:w="3326" w:type="dxa"/>
+        <w:trPr>
+          <w:cantSplit/>
+        </w:trPr>
+        <w:tc>
+          <w:tcPr>
+            <w:tcW w:w="3712" w:type="dxa"/>
           </w:tcPr>
           <w:p>
             <w:pPr>
@@ -16355,7 +17001,7 @@
         </w:tc>
         <w:tc>
           <w:tcPr>
-            <w:tcW w:w="1994" w:type="dxa"/>
+            <w:tcW w:w="2226" w:type="dxa"/>
           </w:tcPr>
           <w:p>
             <w:pPr>
@@ -16372,7 +17018,7 @@
         </w:tc>
         <w:tc>
           <w:tcPr>
-            <w:tcW w:w="2598" w:type="dxa"/>
+            <w:tcW w:w="2900" w:type="dxa"/>
           </w:tcPr>
           <w:p>
             <w:pPr>
@@ -16389,9 +17035,12 @@
         </w:tc>
       </w:tr>
       <w:tr>
-        <w:tc>
-          <w:tcPr>
-            <w:tcW w:w="3326" w:type="dxa"/>
+        <w:trPr>
+          <w:cantSplit/>
+        </w:trPr>
+        <w:tc>
+          <w:tcPr>
+            <w:tcW w:w="3712" w:type="dxa"/>
           </w:tcPr>
           <w:p>
             <w:pPr>
@@ -16409,7 +17058,7 @@
         </w:tc>
         <w:tc>
           <w:tcPr>
-            <w:tcW w:w="1994" w:type="dxa"/>
+            <w:tcW w:w="2226" w:type="dxa"/>
           </w:tcPr>
           <w:p>
             <w:pPr>
@@ -16426,7 +17075,7 @@
         </w:tc>
         <w:tc>
           <w:tcPr>
-            <w:tcW w:w="2598" w:type="dxa"/>
+            <w:tcW w:w="2900" w:type="dxa"/>
           </w:tcPr>
           <w:p>
             <w:pPr>
@@ -16443,9 +17092,12 @@
         </w:tc>
       </w:tr>
       <w:tr>
-        <w:tc>
-          <w:tcPr>
-            <w:tcW w:w="3326" w:type="dxa"/>
+        <w:trPr>
+          <w:cantSplit/>
+        </w:trPr>
+        <w:tc>
+          <w:tcPr>
+            <w:tcW w:w="3712" w:type="dxa"/>
           </w:tcPr>
           <w:p>
             <w:pPr>
@@ -16463,7 +17115,7 @@
         </w:tc>
         <w:tc>
           <w:tcPr>
-            <w:tcW w:w="1994" w:type="dxa"/>
+            <w:tcW w:w="2226" w:type="dxa"/>
           </w:tcPr>
           <w:p>
             <w:pPr>
@@ -16480,7 +17132,7 @@
         </w:tc>
         <w:tc>
           <w:tcPr>
-            <w:tcW w:w="2598" w:type="dxa"/>
+            <w:tcW w:w="2900" w:type="dxa"/>
           </w:tcPr>
           <w:p>
             <w:pPr>
@@ -16497,9 +17149,12 @@
         </w:tc>
       </w:tr>
       <w:tr>
-        <w:tc>
-          <w:tcPr>
-            <w:tcW w:w="3326" w:type="dxa"/>
+        <w:trPr>
+          <w:cantSplit/>
+        </w:trPr>
+        <w:tc>
+          <w:tcPr>
+            <w:tcW w:w="3712" w:type="dxa"/>
           </w:tcPr>
           <w:p>
             <w:pPr>
@@ -16542,7 +17197,7 @@
         </w:tc>
         <w:tc>
           <w:tcPr>
-            <w:tcW w:w="1994" w:type="dxa"/>
+            <w:tcW w:w="2226" w:type="dxa"/>
           </w:tcPr>
           <w:p>
             <w:pPr>
@@ -16559,7 +17214,7 @@
         </w:tc>
         <w:tc>
           <w:tcPr>
-            <w:tcW w:w="2598" w:type="dxa"/>
+            <w:tcW w:w="2900" w:type="dxa"/>
           </w:tcPr>
           <w:p>
             <w:pPr>
@@ -16576,9 +17231,12 @@
         </w:tc>
       </w:tr>
       <w:tr>
-        <w:tc>
-          <w:tcPr>
-            <w:tcW w:w="3326" w:type="dxa"/>
+        <w:trPr>
+          <w:cantSplit/>
+        </w:trPr>
+        <w:tc>
+          <w:tcPr>
+            <w:tcW w:w="3712" w:type="dxa"/>
           </w:tcPr>
           <w:p>
             <w:pPr>
@@ -16596,7 +17254,7 @@
         </w:tc>
         <w:tc>
           <w:tcPr>
-            <w:tcW w:w="1994" w:type="dxa"/>
+            <w:tcW w:w="2226" w:type="dxa"/>
           </w:tcPr>
           <w:p>
             <w:pPr>
@@ -16613,7 +17271,7 @@
         </w:tc>
         <w:tc>
           <w:tcPr>
-            <w:tcW w:w="2598" w:type="dxa"/>
+            <w:tcW w:w="2900" w:type="dxa"/>
           </w:tcPr>
           <w:p>
             <w:pPr>
@@ -16630,9 +17288,12 @@
         </w:tc>
       </w:tr>
       <w:tr>
-        <w:tc>
-          <w:tcPr>
-            <w:tcW w:w="3326" w:type="dxa"/>
+        <w:trPr>
+          <w:cantSplit/>
+        </w:trPr>
+        <w:tc>
+          <w:tcPr>
+            <w:tcW w:w="3712" w:type="dxa"/>
           </w:tcPr>
           <w:p>
             <w:pPr>
@@ -16650,7 +17311,7 @@
         </w:tc>
         <w:tc>
           <w:tcPr>
-            <w:tcW w:w="1994" w:type="dxa"/>
+            <w:tcW w:w="2226" w:type="dxa"/>
           </w:tcPr>
           <w:p>
             <w:pPr>
@@ -16667,7 +17328,7 @@
         </w:tc>
         <w:tc>
           <w:tcPr>
-            <w:tcW w:w="2598" w:type="dxa"/>
+            <w:tcW w:w="2900" w:type="dxa"/>
           </w:tcPr>
           <w:p>
             <w:pPr>
@@ -16684,9 +17345,12 @@
         </w:tc>
       </w:tr>
       <w:tr>
-        <w:tc>
-          <w:tcPr>
-            <w:tcW w:w="3326" w:type="dxa"/>
+        <w:trPr>
+          <w:cantSplit/>
+        </w:trPr>
+        <w:tc>
+          <w:tcPr>
+            <w:tcW w:w="3712" w:type="dxa"/>
           </w:tcPr>
           <w:p>
             <w:pPr>
@@ -16748,7 +17412,7 @@
         </w:tc>
         <w:tc>
           <w:tcPr>
-            <w:tcW w:w="1994" w:type="dxa"/>
+            <w:tcW w:w="2226" w:type="dxa"/>
           </w:tcPr>
           <w:p>
             <w:pPr>
@@ -16765,7 +17429,7 @@
         </w:tc>
         <w:tc>
           <w:tcPr>
-            <w:tcW w:w="2598" w:type="dxa"/>
+            <w:tcW w:w="2900" w:type="dxa"/>
           </w:tcPr>
           <w:p>
             <w:pPr>
@@ -16782,9 +17446,12 @@
         </w:tc>
       </w:tr>
       <w:tr>
-        <w:tc>
-          <w:tcPr>
-            <w:tcW w:w="3326" w:type="dxa"/>
+        <w:trPr>
+          <w:cantSplit/>
+        </w:trPr>
+        <w:tc>
+          <w:tcPr>
+            <w:tcW w:w="3712" w:type="dxa"/>
           </w:tcPr>
           <w:p>
             <w:pPr>
@@ -16827,7 +17494,7 @@
         </w:tc>
         <w:tc>
           <w:tcPr>
-            <w:tcW w:w="1994" w:type="dxa"/>
+            <w:tcW w:w="2226" w:type="dxa"/>
           </w:tcPr>
           <w:p>
             <w:pPr>
@@ -16844,7 +17511,7 @@
         </w:tc>
         <w:tc>
           <w:tcPr>
-            <w:tcW w:w="2598" w:type="dxa"/>
+            <w:tcW w:w="2900" w:type="dxa"/>
           </w:tcPr>
           <w:p>
             <w:pPr>
@@ -16861,9 +17528,12 @@
         </w:tc>
       </w:tr>
       <w:tr>
-        <w:tc>
-          <w:tcPr>
-            <w:tcW w:w="3326" w:type="dxa"/>
+        <w:trPr>
+          <w:cantSplit/>
+        </w:trPr>
+        <w:tc>
+          <w:tcPr>
+            <w:tcW w:w="3712" w:type="dxa"/>
           </w:tcPr>
           <w:p>
             <w:pPr>
@@ -16881,7 +17551,7 @@
         </w:tc>
         <w:tc>
           <w:tcPr>
-            <w:tcW w:w="1994" w:type="dxa"/>
+            <w:tcW w:w="2226" w:type="dxa"/>
           </w:tcPr>
           <w:p>
             <w:pPr>
@@ -16898,7 +17568,7 @@
         </w:tc>
         <w:tc>
           <w:tcPr>
-            <w:tcW w:w="2598" w:type="dxa"/>
+            <w:tcW w:w="2900" w:type="dxa"/>
           </w:tcPr>
           <w:p>
             <w:pPr>
@@ -16915,9 +17585,12 @@
         </w:tc>
       </w:tr>
       <w:tr>
-        <w:tc>
-          <w:tcPr>
-            <w:tcW w:w="3326" w:type="dxa"/>
+        <w:trPr>
+          <w:cantSplit/>
+        </w:trPr>
+        <w:tc>
+          <w:tcPr>
+            <w:tcW w:w="3712" w:type="dxa"/>
           </w:tcPr>
           <w:p>
             <w:pPr>
@@ -16979,7 +17652,7 @@
         </w:tc>
         <w:tc>
           <w:tcPr>
-            <w:tcW w:w="1994" w:type="dxa"/>
+            <w:tcW w:w="2226" w:type="dxa"/>
           </w:tcPr>
           <w:p>
             <w:pPr>
@@ -16996,7 +17669,7 @@
         </w:tc>
         <w:tc>
           <w:tcPr>
-            <w:tcW w:w="2598" w:type="dxa"/>
+            <w:tcW w:w="2900" w:type="dxa"/>
           </w:tcPr>
           <w:p>
             <w:pPr>
@@ -17013,9 +17686,12 @@
         </w:tc>
       </w:tr>
       <w:tr>
-        <w:tc>
-          <w:tcPr>
-            <w:tcW w:w="3326" w:type="dxa"/>
+        <w:trPr>
+          <w:cantSplit/>
+        </w:trPr>
+        <w:tc>
+          <w:tcPr>
+            <w:tcW w:w="3712" w:type="dxa"/>
           </w:tcPr>
           <w:p>
             <w:pPr>
@@ -17077,7 +17753,7 @@
         </w:tc>
         <w:tc>
           <w:tcPr>
-            <w:tcW w:w="1994" w:type="dxa"/>
+            <w:tcW w:w="2226" w:type="dxa"/>
           </w:tcPr>
           <w:p>
             <w:pPr>
@@ -17094,7 +17770,7 @@
         </w:tc>
         <w:tc>
           <w:tcPr>
-            <w:tcW w:w="2598" w:type="dxa"/>
+            <w:tcW w:w="2900" w:type="dxa"/>
           </w:tcPr>
           <w:p>
             <w:pPr>
@@ -17111,9 +17787,12 @@
         </w:tc>
       </w:tr>
       <w:tr>
-        <w:tc>
-          <w:tcPr>
-            <w:tcW w:w="3326" w:type="dxa"/>
+        <w:trPr>
+          <w:cantSplit/>
+        </w:trPr>
+        <w:tc>
+          <w:tcPr>
+            <w:tcW w:w="3712" w:type="dxa"/>
           </w:tcPr>
           <w:p>
             <w:pPr>
@@ -17175,7 +17854,7 @@
         </w:tc>
         <w:tc>
           <w:tcPr>
-            <w:tcW w:w="1994" w:type="dxa"/>
+            <w:tcW w:w="2226" w:type="dxa"/>
           </w:tcPr>
           <w:p>
             <w:pPr>
@@ -17192,7 +17871,7 @@
         </w:tc>
         <w:tc>
           <w:tcPr>
-            <w:tcW w:w="2598" w:type="dxa"/>
+            <w:tcW w:w="2900" w:type="dxa"/>
           </w:tcPr>
           <w:p>
             <w:pPr>
@@ -17209,9 +17888,12 @@
         </w:tc>
       </w:tr>
       <w:tr>
-        <w:tc>
-          <w:tcPr>
-            <w:tcW w:w="3326" w:type="dxa"/>
+        <w:trPr>
+          <w:cantSplit/>
+        </w:trPr>
+        <w:tc>
+          <w:tcPr>
+            <w:tcW w:w="3712" w:type="dxa"/>
           </w:tcPr>
           <w:p>
             <w:pPr>
@@ -17292,7 +17974,7 @@
         </w:tc>
         <w:tc>
           <w:tcPr>
-            <w:tcW w:w="1994" w:type="dxa"/>
+            <w:tcW w:w="2226" w:type="dxa"/>
           </w:tcPr>
           <w:p>
             <w:pPr>
@@ -17309,7 +17991,7 @@
         </w:tc>
         <w:tc>
           <w:tcPr>
-            <w:tcW w:w="2598" w:type="dxa"/>
+            <w:tcW w:w="2900" w:type="dxa"/>
           </w:tcPr>
           <w:p>
             <w:pPr>
@@ -17326,9 +18008,12 @@
         </w:tc>
       </w:tr>
       <w:tr>
-        <w:tc>
-          <w:tcPr>
-            <w:tcW w:w="3326" w:type="dxa"/>
+        <w:trPr>
+          <w:cantSplit/>
+        </w:trPr>
+        <w:tc>
+          <w:tcPr>
+            <w:tcW w:w="3712" w:type="dxa"/>
           </w:tcPr>
           <w:p>
             <w:pPr>
@@ -17346,7 +18031,7 @@
         </w:tc>
         <w:tc>
           <w:tcPr>
-            <w:tcW w:w="1994" w:type="dxa"/>
+            <w:tcW w:w="2226" w:type="dxa"/>
           </w:tcPr>
           <w:p>
             <w:pPr>
@@ -17363,7 +18048,7 @@
         </w:tc>
         <w:tc>
           <w:tcPr>
-            <w:tcW w:w="2598" w:type="dxa"/>
+            <w:tcW w:w="2900" w:type="dxa"/>
           </w:tcPr>
           <w:p>
             <w:pPr>
